--- a/doc/teszteloi_es_felhasznaloi_dokumentacio/rest_api_vegleges2.docx
+++ b/doc/teszteloi_es_felhasznaloi_dokumentacio/rest_api_vegleges2.docx
@@ -2737,7 +2737,7 @@
         <w:pStyle w:val="Listaszerbekezds"/>
         <w:numPr>
           <w:ilvl w:val="0"/>
-          <w:numId w:val="9"/>
+          <w:numId w:val="2"/>
         </w:numPr>
       </w:pPr>
       <w:r>
@@ -2763,7 +2763,7 @@
         <w:pStyle w:val="Listaszerbekezds"/>
         <w:numPr>
           <w:ilvl w:val="0"/>
-          <w:numId w:val="9"/>
+          <w:numId w:val="2"/>
         </w:numPr>
       </w:pPr>
       <w:r>
@@ -2780,7 +2780,7 @@
         <w:pStyle w:val="Listaszerbekezds"/>
         <w:numPr>
           <w:ilvl w:val="0"/>
-          <w:numId w:val="9"/>
+          <w:numId w:val="2"/>
         </w:numPr>
       </w:pPr>
       <w:r>
@@ -2805,11 +2805,10 @@
         <w:pStyle w:val="Listaszerbekezds"/>
         <w:numPr>
           <w:ilvl w:val="0"/>
-          <w:numId w:val="9"/>
+          <w:numId w:val="2"/>
         </w:numPr>
       </w:pPr>
       <w:r>
-        <w:lastRenderedPageBreak/>
         <w:t xml:space="preserve">(500) Váratlan szerverhiba: Váratlan adatbázishiba vagy szerverleállás esetén. </w:t>
       </w:r>
     </w:p>
@@ -3206,7 +3205,7 @@
         <w:pStyle w:val="Listaszerbekezds"/>
         <w:numPr>
           <w:ilvl w:val="0"/>
-          <w:numId w:val="9"/>
+          <w:numId w:val="2"/>
         </w:numPr>
       </w:pPr>
       <w:r>
@@ -3232,11 +3231,10 @@
         <w:pStyle w:val="Listaszerbekezds"/>
         <w:numPr>
           <w:ilvl w:val="0"/>
-          <w:numId w:val="9"/>
+          <w:numId w:val="2"/>
         </w:numPr>
       </w:pPr>
       <w:r>
-        <w:lastRenderedPageBreak/>
         <w:t xml:space="preserve">(400) Hibás email formátum: Ha az </w:t>
       </w:r>
       <w:proofErr w:type="spellStart"/>
@@ -3267,7 +3265,7 @@
         <w:pStyle w:val="Listaszerbekezds"/>
         <w:numPr>
           <w:ilvl w:val="0"/>
-          <w:numId w:val="9"/>
+          <w:numId w:val="2"/>
         </w:numPr>
       </w:pPr>
       <w:r>
@@ -3292,7 +3290,7 @@
         <w:pStyle w:val="Listaszerbekezds"/>
         <w:numPr>
           <w:ilvl w:val="0"/>
-          <w:numId w:val="9"/>
+          <w:numId w:val="2"/>
         </w:numPr>
       </w:pPr>
       <w:r>
@@ -3317,7 +3315,7 @@
         <w:pStyle w:val="Listaszerbekezds"/>
         <w:numPr>
           <w:ilvl w:val="0"/>
-          <w:numId w:val="9"/>
+          <w:numId w:val="2"/>
         </w:numPr>
       </w:pPr>
       <w:r>
@@ -3543,58 +3541,58 @@
       </w:pPr>
       <w:bookmarkStart w:id="3" w:name="_Toc224735087"/>
       <w:r>
+        <w:t>Felhasználó saját adatai:</w:t>
+      </w:r>
+      <w:bookmarkEnd w:id="3"/>
+    </w:p>
+    <w:p>
+      <w:pPr>
+        <w:ind w:left="1416"/>
+        <w:rPr>
+          <w:u w:val="single"/>
+        </w:rPr>
+      </w:pPr>
+      <w:r>
+        <w:rPr>
+          <w:u w:val="single"/>
+        </w:rPr>
+        <w:t>(GET)  „</w:t>
+      </w:r>
+      <w:proofErr w:type="spellStart"/>
+      <w:r>
+        <w:rPr>
+          <w:u w:val="single"/>
+        </w:rPr>
+        <w:t>api</w:t>
+      </w:r>
+      <w:proofErr w:type="spellEnd"/>
+      <w:r>
+        <w:rPr>
+          <w:u w:val="single"/>
+        </w:rPr>
+        <w:t>/</w:t>
+      </w:r>
+      <w:proofErr w:type="spellStart"/>
+      <w:r>
+        <w:rPr>
+          <w:u w:val="single"/>
+        </w:rPr>
+        <w:t>user</w:t>
+      </w:r>
+      <w:proofErr w:type="spellEnd"/>
+      <w:r>
+        <w:rPr>
+          <w:u w:val="single"/>
+        </w:rPr>
+        <w:t xml:space="preserve">” </w:t>
+      </w:r>
+    </w:p>
+    <w:p>
+      <w:pPr>
+        <w:ind w:left="1416"/>
+      </w:pPr>
+      <w:r>
         <w:lastRenderedPageBreak/>
-        <w:t>Felhasználó saját adatai:</w:t>
-      </w:r>
-      <w:bookmarkEnd w:id="3"/>
-    </w:p>
-    <w:p>
-      <w:pPr>
-        <w:ind w:left="1416"/>
-        <w:rPr>
-          <w:u w:val="single"/>
-        </w:rPr>
-      </w:pPr>
-      <w:r>
-        <w:rPr>
-          <w:u w:val="single"/>
-        </w:rPr>
-        <w:t>(GET)  „</w:t>
-      </w:r>
-      <w:proofErr w:type="spellStart"/>
-      <w:r>
-        <w:rPr>
-          <w:u w:val="single"/>
-        </w:rPr>
-        <w:t>api</w:t>
-      </w:r>
-      <w:proofErr w:type="spellEnd"/>
-      <w:r>
-        <w:rPr>
-          <w:u w:val="single"/>
-        </w:rPr>
-        <w:t>/</w:t>
-      </w:r>
-      <w:proofErr w:type="spellStart"/>
-      <w:r>
-        <w:rPr>
-          <w:u w:val="single"/>
-        </w:rPr>
-        <w:t>user</w:t>
-      </w:r>
-      <w:proofErr w:type="spellEnd"/>
-      <w:r>
-        <w:rPr>
-          <w:u w:val="single"/>
-        </w:rPr>
-        <w:t xml:space="preserve">” </w:t>
-      </w:r>
-    </w:p>
-    <w:p>
-      <w:pPr>
-        <w:ind w:left="1416"/>
-      </w:pPr>
-      <w:r>
         <w:t>Ez a végpont, alapvető a frontend betöltés során, mivel ezen végpont alapján, tudjuk meg, hogy ki van bejelentkezve és milyen jogosultságai vannak.</w:t>
       </w:r>
     </w:p>
@@ -3770,7 +3768,7 @@
         <w:pStyle w:val="Listaszerbekezds"/>
         <w:numPr>
           <w:ilvl w:val="0"/>
-          <w:numId w:val="9"/>
+          <w:numId w:val="2"/>
         </w:numPr>
       </w:pPr>
       <w:r>
@@ -3806,7 +3804,7 @@
         <w:pStyle w:val="Listaszerbekezds"/>
         <w:numPr>
           <w:ilvl w:val="0"/>
-          <w:numId w:val="9"/>
+          <w:numId w:val="2"/>
         </w:numPr>
       </w:pPr>
       <w:r>
@@ -3929,7 +3927,6 @@
               <w:jc w:val="center"/>
             </w:pPr>
             <w:r>
-              <w:lastRenderedPageBreak/>
               <w:t>Elvárt adatok (JSON body)</w:t>
             </w:r>
           </w:p>
@@ -4298,11 +4295,10 @@
         <w:pStyle w:val="Listaszerbekezds"/>
         <w:numPr>
           <w:ilvl w:val="0"/>
-          <w:numId w:val="9"/>
+          <w:numId w:val="2"/>
         </w:numPr>
       </w:pPr>
       <w:r>
-        <w:lastRenderedPageBreak/>
         <w:t xml:space="preserve">(404) Nem található az erőforrás(szabad szervizidőpontok lekérése): Ha az </w:t>
       </w:r>
       <w:proofErr w:type="spellStart"/>
@@ -4325,10 +4321,11 @@
         <w:pStyle w:val="Listaszerbekezds"/>
         <w:numPr>
           <w:ilvl w:val="0"/>
-          <w:numId w:val="9"/>
+          <w:numId w:val="2"/>
         </w:numPr>
       </w:pPr>
       <w:r>
+        <w:lastRenderedPageBreak/>
         <w:t xml:space="preserve">(500) Váratlan szerverhiba(szabad szervizidőpontok lekérése): Váratlan adatbázishiba vagy szerverleállás esetén. </w:t>
       </w:r>
     </w:p>
@@ -4342,7 +4339,7 @@
         <w:pStyle w:val="Listaszerbekezds"/>
         <w:numPr>
           <w:ilvl w:val="0"/>
-          <w:numId w:val="9"/>
+          <w:numId w:val="2"/>
         </w:numPr>
       </w:pPr>
       <w:r>
@@ -4375,7 +4372,7 @@
         <w:pStyle w:val="Listaszerbekezds"/>
         <w:numPr>
           <w:ilvl w:val="0"/>
-          <w:numId w:val="9"/>
+          <w:numId w:val="2"/>
         </w:numPr>
       </w:pPr>
       <w:r>
@@ -4392,77 +4389,12 @@
         <w:pStyle w:val="Listaszerbekezds"/>
         <w:numPr>
           <w:ilvl w:val="0"/>
-          <w:numId w:val="9"/>
+          <w:numId w:val="2"/>
         </w:numPr>
       </w:pPr>
       <w:r>
         <w:t xml:space="preserve">(500) Váratlan szerverhiba(időpontfoglalás):  Váratlan adatbázishiba vagy szerverleállás esetén. </w:t>
       </w:r>
-    </w:p>
-    <w:p>
-      <w:pPr>
-        <w:ind w:left="1068"/>
-      </w:pPr>
-    </w:p>
-    <w:p>
-      <w:pPr>
-        <w:ind w:left="1068"/>
-      </w:pPr>
-    </w:p>
-    <w:p>
-      <w:pPr>
-        <w:ind w:left="1068"/>
-      </w:pPr>
-    </w:p>
-    <w:p>
-      <w:pPr>
-        <w:ind w:left="1068"/>
-      </w:pPr>
-    </w:p>
-    <w:p>
-      <w:pPr>
-        <w:ind w:left="1068"/>
-      </w:pPr>
-    </w:p>
-    <w:p>
-      <w:pPr>
-        <w:ind w:left="1068"/>
-      </w:pPr>
-    </w:p>
-    <w:p>
-      <w:pPr>
-        <w:ind w:left="1068"/>
-      </w:pPr>
-    </w:p>
-    <w:p>
-      <w:pPr>
-        <w:ind w:left="1068"/>
-      </w:pPr>
-    </w:p>
-    <w:p>
-      <w:pPr>
-        <w:ind w:left="1068"/>
-      </w:pPr>
-    </w:p>
-    <w:p>
-      <w:pPr>
-        <w:ind w:left="1068"/>
-      </w:pPr>
-    </w:p>
-    <w:p>
-      <w:pPr>
-        <w:ind w:left="1068"/>
-      </w:pPr>
-    </w:p>
-    <w:p>
-      <w:pPr>
-        <w:ind w:left="1068"/>
-      </w:pPr>
-    </w:p>
-    <w:p>
-      <w:pPr>
-        <w:ind w:left="1068"/>
-      </w:pPr>
     </w:p>
     <w:p>
       <w:pPr>
@@ -4472,9 +4404,565 @@
           <w:numId w:val="1"/>
         </w:numPr>
       </w:pPr>
+      <w:r>
+        <w:t>Felhasználó saját megrendeléseinek lekérése</w:t>
+      </w:r>
+      <w:r>
+        <w:t>:</w:t>
+      </w:r>
+    </w:p>
+    <w:p>
+      <w:pPr>
+        <w:rPr>
+          <w:u w:val="single"/>
+        </w:rPr>
+      </w:pPr>
+      <w:r>
+        <w:t>(</w:t>
+      </w:r>
+      <w:r>
+        <w:rPr>
+          <w:u w:val="single"/>
+        </w:rPr>
+        <w:t>GET</w:t>
+      </w:r>
+      <w:r>
+        <w:rPr>
+          <w:u w:val="single"/>
+        </w:rPr>
+        <w:t>) „/</w:t>
+      </w:r>
+      <w:proofErr w:type="spellStart"/>
+      <w:r>
+        <w:rPr>
+          <w:u w:val="single"/>
+        </w:rPr>
+        <w:t>api</w:t>
+      </w:r>
+      <w:proofErr w:type="spellEnd"/>
+      <w:r>
+        <w:rPr>
+          <w:u w:val="single"/>
+        </w:rPr>
+        <w:t>/</w:t>
+      </w:r>
+      <w:proofErr w:type="spellStart"/>
+      <w:r>
+        <w:rPr>
+          <w:u w:val="single"/>
+        </w:rPr>
+        <w:t>my-orders</w:t>
+      </w:r>
+      <w:proofErr w:type="spellEnd"/>
+      <w:r>
+        <w:rPr>
+          <w:u w:val="single"/>
+        </w:rPr>
+        <w:t>”</w:t>
+      </w:r>
+    </w:p>
+    <w:p>
+      <w:pPr>
+        <w:ind w:left="396"/>
+      </w:pPr>
+      <w:r>
+        <w:t xml:space="preserve">A frontendről induló kérésben elküldjük a </w:t>
+      </w:r>
+      <w:proofErr w:type="spellStart"/>
+      <w:r>
+        <w:t>tokent</w:t>
+      </w:r>
+      <w:proofErr w:type="spellEnd"/>
+      <w:r>
+        <w:t xml:space="preserve">, amelyet a backend </w:t>
+      </w:r>
+      <w:proofErr w:type="spellStart"/>
+      <w:r>
+        <w:t>middleware</w:t>
+      </w:r>
+      <w:proofErr w:type="spellEnd"/>
+      <w:r>
+        <w:t xml:space="preserve"> dekódol, és </w:t>
+      </w:r>
+      <w:r>
+        <w:t>lekéri az adott felhasználó azonosítóhoz tartozó rendeléseket. Majd ezeket visszaküldi a frontend számára.  Ha a rendelések nem léteznek a backend (404-</w:t>
+      </w:r>
+      <w:r>
+        <w:t>es) hibával tér vissza.</w:t>
+      </w:r>
+    </w:p>
+    <w:tbl>
+      <w:tblPr>
+        <w:tblStyle w:val="Tblzatrcsos4"/>
+        <w:tblW w:w="0" w:type="auto"/>
+        <w:tblInd w:w="704" w:type="dxa"/>
+        <w:tblLook w:val="04A0" w:firstRow="1" w:lastRow="0" w:firstColumn="1" w:lastColumn="0" w:noHBand="0" w:noVBand="1"/>
+      </w:tblPr>
+      <w:tblGrid>
+        <w:gridCol w:w="3700"/>
+        <w:gridCol w:w="3806"/>
+      </w:tblGrid>
+      <w:tr>
+        <w:trPr>
+          <w:cnfStyle w:val="100000000000" w:firstRow="1" w:lastRow="0" w:firstColumn="0" w:lastColumn="0" w:oddVBand="0" w:evenVBand="0" w:oddHBand="0" w:evenHBand="0" w:firstRowFirstColumn="0" w:firstRowLastColumn="0" w:lastRowFirstColumn="0" w:lastRowLastColumn="0"/>
+        </w:trPr>
+        <w:tc>
+          <w:tcPr>
+            <w:cnfStyle w:val="001000000000" w:firstRow="0" w:lastRow="0" w:firstColumn="1" w:lastColumn="0" w:oddVBand="0" w:evenVBand="0" w:oddHBand="0" w:evenHBand="0" w:firstRowFirstColumn="0" w:firstRowLastColumn="0" w:lastRowFirstColumn="0" w:lastRowLastColumn="0"/>
+            <w:tcW w:w="4253" w:type="dxa"/>
+          </w:tcPr>
+          <w:p>
+            <w:pPr>
+              <w:jc w:val="center"/>
+            </w:pPr>
+            <w:r>
+              <w:t>Elvárt adatok (JSON body)</w:t>
+            </w:r>
+          </w:p>
+        </w:tc>
+        <w:tc>
+          <w:tcPr>
+            <w:tcW w:w="4105" w:type="dxa"/>
+          </w:tcPr>
+          <w:p>
+            <w:pPr>
+              <w:jc w:val="center"/>
+              <w:cnfStyle w:val="100000000000" w:firstRow="1" w:lastRow="0" w:firstColumn="0" w:lastColumn="0" w:oddVBand="0" w:evenVBand="0" w:oddHBand="0" w:evenHBand="0" w:firstRowFirstColumn="0" w:firstRowLastColumn="0" w:lastRowFirstColumn="0" w:lastRowLastColumn="0"/>
+            </w:pPr>
+            <w:r>
+              <w:t>Visszatérő adatok(JSON)</w:t>
+            </w:r>
+          </w:p>
+        </w:tc>
+      </w:tr>
+      <w:tr>
+        <w:trPr>
+          <w:cnfStyle w:val="000000100000" w:firstRow="0" w:lastRow="0" w:firstColumn="0" w:lastColumn="0" w:oddVBand="0" w:evenVBand="0" w:oddHBand="1" w:evenHBand="0" w:firstRowFirstColumn="0" w:firstRowLastColumn="0" w:lastRowFirstColumn="0" w:lastRowLastColumn="0"/>
+        </w:trPr>
+        <w:tc>
+          <w:tcPr>
+            <w:cnfStyle w:val="001000000000" w:firstRow="0" w:lastRow="0" w:firstColumn="1" w:lastColumn="0" w:oddVBand="0" w:evenVBand="0" w:oddHBand="0" w:evenHBand="0" w:firstRowFirstColumn="0" w:firstRowLastColumn="0" w:lastRowFirstColumn="0" w:lastRowLastColumn="0"/>
+            <w:tcW w:w="4253" w:type="dxa"/>
+            <w:shd w:val="clear" w:color="auto" w:fill="FFFFFF" w:themeFill="background1"/>
+          </w:tcPr>
+          <w:p/>
+          <w:p>
+            <w:r>
+              <w:rPr>
+                <w:b w:val="0"/>
+                <w:bCs w:val="0"/>
+              </w:rPr>
+              <w:t xml:space="preserve">A </w:t>
+            </w:r>
+            <w:proofErr w:type="spellStart"/>
+            <w:r>
+              <w:rPr>
+                <w:b w:val="0"/>
+                <w:bCs w:val="0"/>
+              </w:rPr>
+              <w:t>token</w:t>
+            </w:r>
+            <w:proofErr w:type="spellEnd"/>
+            <w:r>
+              <w:rPr>
+                <w:b w:val="0"/>
+                <w:bCs w:val="0"/>
+              </w:rPr>
+              <w:t xml:space="preserve"> az </w:t>
+            </w:r>
+            <w:proofErr w:type="spellStart"/>
+            <w:r>
+              <w:rPr>
+                <w:b w:val="0"/>
+                <w:bCs w:val="0"/>
+              </w:rPr>
+              <w:t>Authorization</w:t>
+            </w:r>
+            <w:proofErr w:type="spellEnd"/>
+            <w:r>
+              <w:rPr>
+                <w:b w:val="0"/>
+                <w:bCs w:val="0"/>
+              </w:rPr>
+              <w:t xml:space="preserve"> </w:t>
+            </w:r>
+          </w:p>
+          <w:p>
+            <w:pPr>
+              <w:rPr>
+                <w:b w:val="0"/>
+                <w:bCs w:val="0"/>
+              </w:rPr>
+            </w:pPr>
+            <w:r>
+              <w:rPr>
+                <w:b w:val="0"/>
+                <w:bCs w:val="0"/>
+              </w:rPr>
+              <w:t>fejlécben.</w:t>
+            </w:r>
+          </w:p>
+          <w:p>
+            <w:pPr>
+              <w:rPr>
+                <w:b w:val="0"/>
+                <w:bCs w:val="0"/>
+              </w:rPr>
+            </w:pPr>
+          </w:p>
+        </w:tc>
+        <w:tc>
+          <w:tcPr>
+            <w:tcW w:w="4105" w:type="dxa"/>
+            <w:shd w:val="clear" w:color="auto" w:fill="FFFFFF" w:themeFill="background1"/>
+          </w:tcPr>
+          <w:p>
+            <w:pPr>
+              <w:cnfStyle w:val="000000100000" w:firstRow="0" w:lastRow="0" w:firstColumn="0" w:lastColumn="0" w:oddVBand="0" w:evenVBand="0" w:oddHBand="1" w:evenHBand="0" w:firstRowFirstColumn="0" w:firstRowLastColumn="0" w:lastRowFirstColumn="0" w:lastRowLastColumn="0"/>
+            </w:pPr>
+            <w:r>
+              <w:t>{</w:t>
+            </w:r>
+          </w:p>
+          <w:p>
+            <w:pPr>
+              <w:cnfStyle w:val="000000100000" w:firstRow="0" w:lastRow="0" w:firstColumn="0" w:lastColumn="0" w:oddVBand="0" w:evenVBand="0" w:oddHBand="1" w:evenHBand="0" w:firstRowFirstColumn="0" w:firstRowLastColumn="0" w:lastRowFirstColumn="0" w:lastRowLastColumn="0"/>
+            </w:pPr>
+            <w:proofErr w:type="spellStart"/>
+            <w:r>
+              <w:t>id</w:t>
+            </w:r>
+            <w:proofErr w:type="spellEnd"/>
+            <w:r>
+              <w:t xml:space="preserve">: </w:t>
+            </w:r>
+            <w:proofErr w:type="spellStart"/>
+            <w:r>
+              <w:t>number</w:t>
+            </w:r>
+            <w:proofErr w:type="spellEnd"/>
+            <w:r>
+              <w:t>,</w:t>
+            </w:r>
+          </w:p>
+          <w:p>
+            <w:pPr>
+              <w:cnfStyle w:val="000000100000" w:firstRow="0" w:lastRow="0" w:firstColumn="0" w:lastColumn="0" w:oddVBand="0" w:evenVBand="0" w:oddHBand="1" w:evenHBand="0" w:firstRowFirstColumn="0" w:firstRowLastColumn="0" w:lastRowFirstColumn="0" w:lastRowLastColumn="0"/>
+            </w:pPr>
+            <w:proofErr w:type="spellStart"/>
+            <w:r>
+              <w:t>customer_name</w:t>
+            </w:r>
+            <w:proofErr w:type="spellEnd"/>
+            <w:r>
+              <w:t xml:space="preserve">: </w:t>
+            </w:r>
+            <w:proofErr w:type="spellStart"/>
+            <w:r>
+              <w:t>string</w:t>
+            </w:r>
+            <w:proofErr w:type="spellEnd"/>
+            <w:r>
+              <w:t>,</w:t>
+            </w:r>
+          </w:p>
+          <w:p>
+            <w:pPr>
+              <w:cnfStyle w:val="000000100000" w:firstRow="0" w:lastRow="0" w:firstColumn="0" w:lastColumn="0" w:oddVBand="0" w:evenVBand="0" w:oddHBand="1" w:evenHBand="0" w:firstRowFirstColumn="0" w:firstRowLastColumn="0" w:lastRowFirstColumn="0" w:lastRowLastColumn="0"/>
+            </w:pPr>
+            <w:proofErr w:type="spellStart"/>
+            <w:r>
+              <w:t>u_id</w:t>
+            </w:r>
+            <w:proofErr w:type="spellEnd"/>
+            <w:r>
+              <w:t xml:space="preserve">: </w:t>
+            </w:r>
+            <w:proofErr w:type="spellStart"/>
+            <w:r>
+              <w:t>number</w:t>
+            </w:r>
+            <w:proofErr w:type="spellEnd"/>
+            <w:r>
+              <w:t>,</w:t>
+            </w:r>
+          </w:p>
+          <w:p>
+            <w:pPr>
+              <w:cnfStyle w:val="000000100000" w:firstRow="0" w:lastRow="0" w:firstColumn="0" w:lastColumn="0" w:oddVBand="0" w:evenVBand="0" w:oddHBand="1" w:evenHBand="0" w:firstRowFirstColumn="0" w:firstRowLastColumn="0" w:lastRowFirstColumn="0" w:lastRowLastColumn="0"/>
+            </w:pPr>
+            <w:proofErr w:type="spellStart"/>
+            <w:r>
+              <w:t>order_date</w:t>
+            </w:r>
+            <w:proofErr w:type="spellEnd"/>
+            <w:r>
+              <w:t xml:space="preserve">: </w:t>
+            </w:r>
+            <w:proofErr w:type="spellStart"/>
+            <w:r>
+              <w:t>string</w:t>
+            </w:r>
+            <w:proofErr w:type="spellEnd"/>
+            <w:r>
+              <w:t>,</w:t>
+            </w:r>
+          </w:p>
+          <w:p>
+            <w:pPr>
+              <w:cnfStyle w:val="000000100000" w:firstRow="0" w:lastRow="0" w:firstColumn="0" w:lastColumn="0" w:oddVBand="0" w:evenVBand="0" w:oddHBand="1" w:evenHBand="0" w:firstRowFirstColumn="0" w:firstRowLastColumn="0" w:lastRowFirstColumn="0" w:lastRowLastColumn="0"/>
+            </w:pPr>
+            <w:r>
+              <w:t xml:space="preserve">status: </w:t>
+            </w:r>
+            <w:proofErr w:type="spellStart"/>
+            <w:r>
+              <w:t>string</w:t>
+            </w:r>
+            <w:proofErr w:type="spellEnd"/>
+            <w:r>
+              <w:t>,</w:t>
+            </w:r>
+          </w:p>
+          <w:p>
+            <w:pPr>
+              <w:cnfStyle w:val="000000100000" w:firstRow="0" w:lastRow="0" w:firstColumn="0" w:lastColumn="0" w:oddVBand="0" w:evenVBand="0" w:oddHBand="1" w:evenHBand="0" w:firstRowFirstColumn="0" w:firstRowLastColumn="0" w:lastRowFirstColumn="0" w:lastRowLastColumn="0"/>
+            </w:pPr>
+            <w:proofErr w:type="spellStart"/>
+            <w:r>
+              <w:t>total_amount</w:t>
+            </w:r>
+            <w:proofErr w:type="spellEnd"/>
+            <w:r>
+              <w:t xml:space="preserve">: </w:t>
+            </w:r>
+            <w:proofErr w:type="spellStart"/>
+            <w:r>
+              <w:t>number</w:t>
+            </w:r>
+            <w:proofErr w:type="spellEnd"/>
+            <w:r>
+              <w:t>,</w:t>
+            </w:r>
+          </w:p>
+          <w:p>
+            <w:pPr>
+              <w:cnfStyle w:val="000000100000" w:firstRow="0" w:lastRow="0" w:firstColumn="0" w:lastColumn="0" w:oddVBand="0" w:evenVBand="0" w:oddHBand="1" w:evenHBand="0" w:firstRowFirstColumn="0" w:firstRowLastColumn="0" w:lastRowFirstColumn="0" w:lastRowLastColumn="0"/>
+            </w:pPr>
+            <w:proofErr w:type="spellStart"/>
+            <w:r>
+              <w:t>payment_Method</w:t>
+            </w:r>
+            <w:proofErr w:type="spellEnd"/>
+            <w:r>
+              <w:t xml:space="preserve">: </w:t>
+            </w:r>
+            <w:proofErr w:type="spellStart"/>
+            <w:r>
+              <w:t>string</w:t>
+            </w:r>
+            <w:proofErr w:type="spellEnd"/>
+            <w:r>
+              <w:t>,</w:t>
+            </w:r>
+          </w:p>
+          <w:p>
+            <w:pPr>
+              <w:cnfStyle w:val="000000100000" w:firstRow="0" w:lastRow="0" w:firstColumn="0" w:lastColumn="0" w:oddVBand="0" w:evenVBand="0" w:oddHBand="1" w:evenHBand="0" w:firstRowFirstColumn="0" w:firstRowLastColumn="0" w:lastRowFirstColumn="0" w:lastRowLastColumn="0"/>
+            </w:pPr>
+            <w:proofErr w:type="spellStart"/>
+            <w:r>
+              <w:t>delivery_Method</w:t>
+            </w:r>
+            <w:proofErr w:type="spellEnd"/>
+            <w:r>
+              <w:t xml:space="preserve">: </w:t>
+            </w:r>
+            <w:proofErr w:type="spellStart"/>
+            <w:r>
+              <w:t>string</w:t>
+            </w:r>
+            <w:proofErr w:type="spellEnd"/>
+            <w:r>
+              <w:t>,</w:t>
+            </w:r>
+          </w:p>
+          <w:p>
+            <w:pPr>
+              <w:cnfStyle w:val="000000100000" w:firstRow="0" w:lastRow="0" w:firstColumn="0" w:lastColumn="0" w:oddVBand="0" w:evenVBand="0" w:oddHBand="1" w:evenHBand="0" w:firstRowFirstColumn="0" w:firstRowLastColumn="0" w:lastRowFirstColumn="0" w:lastRowLastColumn="0"/>
+            </w:pPr>
+            <w:proofErr w:type="spellStart"/>
+            <w:r>
+              <w:lastRenderedPageBreak/>
+              <w:t>city_name:string</w:t>
+            </w:r>
+            <w:proofErr w:type="spellEnd"/>
+            <w:r>
+              <w:t>,</w:t>
+            </w:r>
+          </w:p>
+          <w:p>
+            <w:pPr>
+              <w:cnfStyle w:val="000000100000" w:firstRow="0" w:lastRow="0" w:firstColumn="0" w:lastColumn="0" w:oddVBand="0" w:evenVBand="0" w:oddHBand="1" w:evenHBand="0" w:firstRowFirstColumn="0" w:firstRowLastColumn="0" w:lastRowFirstColumn="0" w:lastRowLastColumn="0"/>
+            </w:pPr>
+            <w:proofErr w:type="spellStart"/>
+            <w:r>
+              <w:t>zip_code</w:t>
+            </w:r>
+            <w:proofErr w:type="spellEnd"/>
+            <w:r>
+              <w:t xml:space="preserve">: </w:t>
+            </w:r>
+            <w:proofErr w:type="spellStart"/>
+            <w:r>
+              <w:t>string</w:t>
+            </w:r>
+            <w:proofErr w:type="spellEnd"/>
+            <w:r>
+              <w:t>,</w:t>
+            </w:r>
+          </w:p>
+          <w:p>
+            <w:pPr>
+              <w:cnfStyle w:val="000000100000" w:firstRow="0" w:lastRow="0" w:firstColumn="0" w:lastColumn="0" w:oddVBand="0" w:evenVBand="0" w:oddHBand="1" w:evenHBand="0" w:firstRowFirstColumn="0" w:firstRowLastColumn="0" w:lastRowFirstColumn="0" w:lastRowLastColumn="0"/>
+            </w:pPr>
+            <w:proofErr w:type="spellStart"/>
+            <w:r>
+              <w:t>street_number</w:t>
+            </w:r>
+            <w:proofErr w:type="spellEnd"/>
+            <w:r>
+              <w:t xml:space="preserve">: </w:t>
+            </w:r>
+            <w:proofErr w:type="spellStart"/>
+            <w:r>
+              <w:t>number</w:t>
+            </w:r>
+            <w:proofErr w:type="spellEnd"/>
+            <w:r>
+              <w:t>,</w:t>
+            </w:r>
+          </w:p>
+          <w:p>
+            <w:pPr>
+              <w:cnfStyle w:val="000000100000" w:firstRow="0" w:lastRow="0" w:firstColumn="0" w:lastColumn="0" w:oddVBand="0" w:evenVBand="0" w:oddHBand="1" w:evenHBand="0" w:firstRowFirstColumn="0" w:firstRowLastColumn="0" w:lastRowFirstColumn="0" w:lastRowLastColumn="0"/>
+            </w:pPr>
+            <w:proofErr w:type="spellStart"/>
+            <w:r>
+              <w:t>items</w:t>
+            </w:r>
+            <w:proofErr w:type="spellEnd"/>
+            <w:r>
+              <w:t>: [</w:t>
+            </w:r>
+          </w:p>
+          <w:p>
+            <w:pPr>
+              <w:cnfStyle w:val="000000100000" w:firstRow="0" w:lastRow="0" w:firstColumn="0" w:lastColumn="0" w:oddVBand="0" w:evenVBand="0" w:oddHBand="1" w:evenHBand="0" w:firstRowFirstColumn="0" w:firstRowLastColumn="0" w:lastRowFirstColumn="0" w:lastRowLastColumn="0"/>
+            </w:pPr>
+            <w:r>
+              <w:t>{</w:t>
+            </w:r>
+          </w:p>
+          <w:p>
+            <w:pPr>
+              <w:cnfStyle w:val="000000100000" w:firstRow="0" w:lastRow="0" w:firstColumn="0" w:lastColumn="0" w:oddVBand="0" w:evenVBand="0" w:oddHBand="1" w:evenHBand="0" w:firstRowFirstColumn="0" w:firstRowLastColumn="0" w:lastRowFirstColumn="0" w:lastRowLastColumn="0"/>
+            </w:pPr>
+            <w:proofErr w:type="spellStart"/>
+            <w:r>
+              <w:t>o_id</w:t>
+            </w:r>
+            <w:proofErr w:type="spellEnd"/>
+            <w:r>
+              <w:t xml:space="preserve">: </w:t>
+            </w:r>
+            <w:proofErr w:type="spellStart"/>
+            <w:r>
+              <w:t>number</w:t>
+            </w:r>
+            <w:proofErr w:type="spellEnd"/>
+            <w:r>
+              <w:t>,</w:t>
+            </w:r>
+          </w:p>
+          <w:p>
+            <w:pPr>
+              <w:cnfStyle w:val="000000100000" w:firstRow="0" w:lastRow="0" w:firstColumn="0" w:lastColumn="0" w:oddVBand="0" w:evenVBand="0" w:oddHBand="1" w:evenHBand="0" w:firstRowFirstColumn="0" w:firstRowLastColumn="0" w:lastRowFirstColumn="0" w:lastRowLastColumn="0"/>
+            </w:pPr>
+            <w:proofErr w:type="spellStart"/>
+            <w:r>
+              <w:t>p_name:string</w:t>
+            </w:r>
+            <w:proofErr w:type="spellEnd"/>
+            <w:r>
+              <w:t>,</w:t>
+            </w:r>
+          </w:p>
+          <w:p>
+            <w:pPr>
+              <w:cnfStyle w:val="000000100000" w:firstRow="0" w:lastRow="0" w:firstColumn="0" w:lastColumn="0" w:oddVBand="0" w:evenVBand="0" w:oddHBand="1" w:evenHBand="0" w:firstRowFirstColumn="0" w:firstRowLastColumn="0" w:lastRowFirstColumn="0" w:lastRowLastColumn="0"/>
+            </w:pPr>
+            <w:proofErr w:type="spellStart"/>
+            <w:r>
+              <w:t>p_price</w:t>
+            </w:r>
+            <w:proofErr w:type="spellEnd"/>
+            <w:r>
+              <w:t xml:space="preserve">: </w:t>
+            </w:r>
+            <w:proofErr w:type="spellStart"/>
+            <w:r>
+              <w:t>number</w:t>
+            </w:r>
+            <w:proofErr w:type="spellEnd"/>
+            <w:r>
+              <w:t>,</w:t>
+            </w:r>
+          </w:p>
+          <w:p>
+            <w:pPr>
+              <w:cnfStyle w:val="000000100000" w:firstRow="0" w:lastRow="0" w:firstColumn="0" w:lastColumn="0" w:oddVBand="0" w:evenVBand="0" w:oddHBand="1" w:evenHBand="0" w:firstRowFirstColumn="0" w:firstRowLastColumn="0" w:lastRowFirstColumn="0" w:lastRowLastColumn="0"/>
+            </w:pPr>
+            <w:proofErr w:type="spellStart"/>
+            <w:r>
+              <w:t>quantity</w:t>
+            </w:r>
+            <w:proofErr w:type="spellEnd"/>
+            <w:r>
+              <w:t xml:space="preserve">: </w:t>
+            </w:r>
+            <w:proofErr w:type="spellStart"/>
+            <w:r>
+              <w:t>number</w:t>
+            </w:r>
+            <w:proofErr w:type="spellEnd"/>
+          </w:p>
+          <w:p>
+            <w:pPr>
+              <w:cnfStyle w:val="000000100000" w:firstRow="0" w:lastRow="0" w:firstColumn="0" w:lastColumn="0" w:oddVBand="0" w:evenVBand="0" w:oddHBand="1" w:evenHBand="0" w:firstRowFirstColumn="0" w:firstRowLastColumn="0" w:lastRowFirstColumn="0" w:lastRowLastColumn="0"/>
+            </w:pPr>
+            <w:r>
+              <w:t>}] }: [ ]</w:t>
+            </w:r>
+          </w:p>
+        </w:tc>
+      </w:tr>
+    </w:tbl>
+    <w:p>
+      <w:pPr>
+        <w:ind w:firstLine="0"/>
+      </w:pPr>
+    </w:p>
+    <w:p>
+      <w:pPr>
+        <w:pStyle w:val="Cmsor1"/>
+        <w:numPr>
+          <w:ilvl w:val="0"/>
+          <w:numId w:val="1"/>
+        </w:numPr>
+      </w:pPr>
       <w:bookmarkStart w:id="5" w:name="_Toc224735089"/>
       <w:r>
-        <w:lastRenderedPageBreak/>
         <w:t>Megrendelés rögzítése:</w:t>
       </w:r>
       <w:bookmarkEnd w:id="5"/>
@@ -4732,6 +5220,7 @@
                 <w:b w:val="0"/>
                 <w:bCs w:val="0"/>
               </w:rPr>
+              <w:lastRenderedPageBreak/>
               <w:t>streetName</w:t>
             </w:r>
             <w:proofErr w:type="spellEnd"/>
@@ -5304,10 +5793,11 @@
         <w:pStyle w:val="Listaszerbekezds"/>
         <w:numPr>
           <w:ilvl w:val="0"/>
-          <w:numId w:val="9"/>
+          <w:numId w:val="2"/>
         </w:numPr>
       </w:pPr>
       <w:r>
+        <w:lastRenderedPageBreak/>
         <w:t xml:space="preserve">(404) Nincs elegendő a megrendelt termékből: Ha az </w:t>
       </w:r>
       <w:proofErr w:type="spellStart"/>
@@ -5330,7 +5820,7 @@
         <w:pStyle w:val="Listaszerbekezds"/>
         <w:numPr>
           <w:ilvl w:val="0"/>
-          <w:numId w:val="9"/>
+          <w:numId w:val="2"/>
         </w:numPr>
       </w:pPr>
       <w:r>
@@ -5342,6 +5832,8 @@
         <w:pStyle w:val="Cmsor2"/>
       </w:pPr>
     </w:p>
+    <w:p/>
+    <w:p/>
     <w:p/>
     <w:p/>
     <w:p/>
@@ -5355,7 +5847,6 @@
       </w:pPr>
       <w:bookmarkStart w:id="6" w:name="_Toc224735090"/>
       <w:r>
-        <w:lastRenderedPageBreak/>
         <w:t>Adott termék lekérése:</w:t>
       </w:r>
       <w:bookmarkEnd w:id="6"/>
@@ -5602,6 +6093,7 @@
             </w:pPr>
             <w:proofErr w:type="spellStart"/>
             <w:r>
+              <w:lastRenderedPageBreak/>
               <w:t>description</w:t>
             </w:r>
             <w:proofErr w:type="spellEnd"/>
@@ -5704,7 +6196,7 @@
         <w:pStyle w:val="Listaszerbekezds"/>
         <w:numPr>
           <w:ilvl w:val="0"/>
-          <w:numId w:val="9"/>
+          <w:numId w:val="2"/>
         </w:numPr>
       </w:pPr>
       <w:r>
@@ -5738,11 +6230,10 @@
         <w:pStyle w:val="Listaszerbekezds"/>
         <w:numPr>
           <w:ilvl w:val="0"/>
-          <w:numId w:val="9"/>
+          <w:numId w:val="2"/>
         </w:numPr>
       </w:pPr>
       <w:r>
-        <w:lastRenderedPageBreak/>
         <w:t xml:space="preserve">(404) Nem található az adott azonosítóval termék a rendszerben: Ha az </w:t>
       </w:r>
       <w:proofErr w:type="spellStart"/>
@@ -5772,7 +6263,7 @@
         <w:pStyle w:val="Listaszerbekezds"/>
         <w:numPr>
           <w:ilvl w:val="0"/>
-          <w:numId w:val="9"/>
+          <w:numId w:val="2"/>
         </w:numPr>
       </w:pPr>
       <w:r>
@@ -6121,7 +6612,6 @@
               <w:cnfStyle w:val="000000100000" w:firstRow="0" w:lastRow="0" w:firstColumn="0" w:lastColumn="0" w:oddVBand="0" w:evenVBand="0" w:oddHBand="1" w:evenHBand="0" w:firstRowFirstColumn="0" w:firstRowLastColumn="0" w:lastRowFirstColumn="0" w:lastRowLastColumn="0"/>
             </w:pPr>
             <w:r>
-              <w:lastRenderedPageBreak/>
               <w:t>}: [ ],</w:t>
             </w:r>
           </w:p>
@@ -6182,7 +6672,7 @@
         <w:pStyle w:val="Listaszerbekezds"/>
         <w:numPr>
           <w:ilvl w:val="0"/>
-          <w:numId w:val="9"/>
+          <w:numId w:val="2"/>
         </w:numPr>
       </w:pPr>
       <w:r>
@@ -6307,6 +6797,7 @@
               <w:jc w:val="center"/>
             </w:pPr>
             <w:r>
+              <w:lastRenderedPageBreak/>
               <w:t>Elvárt adatok (JSON body)</w:t>
             </w:r>
           </w:p>
@@ -6475,11 +6966,10 @@
         <w:pStyle w:val="Listaszerbekezds"/>
         <w:numPr>
           <w:ilvl w:val="0"/>
-          <w:numId w:val="9"/>
+          <w:numId w:val="2"/>
         </w:numPr>
       </w:pPr>
       <w:r>
-        <w:lastRenderedPageBreak/>
         <w:t xml:space="preserve">(400) Nem található fiók: Ha az </w:t>
       </w:r>
       <w:proofErr w:type="spellStart"/>
@@ -6502,7 +6992,7 @@
         <w:pStyle w:val="Listaszerbekezds"/>
         <w:numPr>
           <w:ilvl w:val="0"/>
-          <w:numId w:val="9"/>
+          <w:numId w:val="2"/>
         </w:numPr>
       </w:pPr>
       <w:r>
@@ -6682,6 +7172,7 @@
                 <w:b w:val="0"/>
                 <w:bCs w:val="0"/>
               </w:rPr>
+              <w:lastRenderedPageBreak/>
               <w:t xml:space="preserve">newjelszo2: </w:t>
             </w:r>
             <w:proofErr w:type="spellStart"/>
@@ -6747,6 +7238,7 @@
             </w:pPr>
             <w:proofErr w:type="spellStart"/>
             <w:r>
+              <w:lastRenderedPageBreak/>
               <w:t>message:string</w:t>
             </w:r>
             <w:proofErr w:type="spellEnd"/>
@@ -6802,11 +7294,10 @@
         <w:pStyle w:val="Listaszerbekezds"/>
         <w:numPr>
           <w:ilvl w:val="0"/>
-          <w:numId w:val="9"/>
+          <w:numId w:val="2"/>
         </w:numPr>
       </w:pPr>
       <w:r>
-        <w:lastRenderedPageBreak/>
         <w:t xml:space="preserve">(404) Nem található fiók: Ha az </w:t>
       </w:r>
       <w:proofErr w:type="spellStart"/>
@@ -6853,7 +7344,7 @@
         <w:pStyle w:val="Listaszerbekezds"/>
         <w:numPr>
           <w:ilvl w:val="0"/>
-          <w:numId w:val="9"/>
+          <w:numId w:val="2"/>
         </w:numPr>
       </w:pPr>
       <w:r>
@@ -6910,7 +7401,7 @@
         <w:pStyle w:val="Listaszerbekezds"/>
         <w:numPr>
           <w:ilvl w:val="0"/>
-          <w:numId w:val="9"/>
+          <w:numId w:val="2"/>
         </w:numPr>
       </w:pPr>
       <w:r>
@@ -7049,6 +7540,7 @@
         <w:ind w:left="708"/>
       </w:pPr>
       <w:r>
+        <w:lastRenderedPageBreak/>
         <w:t xml:space="preserve">Az </w:t>
       </w:r>
       <w:proofErr w:type="spellStart"/>
@@ -7118,7 +7610,6 @@
               <w:jc w:val="center"/>
             </w:pPr>
             <w:r>
-              <w:lastRenderedPageBreak/>
               <w:t>Elvárt adatok (JSON body)</w:t>
             </w:r>
           </w:p>
@@ -7362,7 +7853,7 @@
         <w:pStyle w:val="Listaszerbekezds"/>
         <w:numPr>
           <w:ilvl w:val="0"/>
-          <w:numId w:val="9"/>
+          <w:numId w:val="2"/>
         </w:numPr>
       </w:pPr>
       <w:r>
@@ -7403,6 +7894,76 @@
         <w:rPr>
           <w:sz w:val="32"/>
           <w:szCs w:val="32"/>
+        </w:rPr>
+      </w:pPr>
+    </w:p>
+    <w:p>
+      <w:pPr>
+        <w:spacing w:after="0"/>
+        <w:rPr>
+          <w:sz w:val="32"/>
+          <w:szCs w:val="32"/>
+          <w:u w:val="single"/>
+        </w:rPr>
+      </w:pPr>
+    </w:p>
+    <w:p>
+      <w:pPr>
+        <w:spacing w:after="0"/>
+        <w:rPr>
+          <w:sz w:val="32"/>
+          <w:szCs w:val="32"/>
+          <w:u w:val="single"/>
+        </w:rPr>
+      </w:pPr>
+    </w:p>
+    <w:p>
+      <w:pPr>
+        <w:spacing w:after="0"/>
+        <w:rPr>
+          <w:sz w:val="32"/>
+          <w:szCs w:val="32"/>
+          <w:u w:val="single"/>
+        </w:rPr>
+      </w:pPr>
+    </w:p>
+    <w:p>
+      <w:pPr>
+        <w:spacing w:after="0"/>
+        <w:rPr>
+          <w:sz w:val="32"/>
+          <w:szCs w:val="32"/>
+          <w:u w:val="single"/>
+        </w:rPr>
+      </w:pPr>
+    </w:p>
+    <w:p>
+      <w:pPr>
+        <w:spacing w:after="0"/>
+        <w:rPr>
+          <w:sz w:val="32"/>
+          <w:szCs w:val="32"/>
+          <w:u w:val="single"/>
+        </w:rPr>
+      </w:pPr>
+    </w:p>
+    <w:p>
+      <w:pPr>
+        <w:spacing w:after="0"/>
+        <w:rPr>
+          <w:sz w:val="32"/>
+          <w:szCs w:val="32"/>
+          <w:u w:val="single"/>
+        </w:rPr>
+      </w:pPr>
+    </w:p>
+    <w:p>
+      <w:pPr>
+        <w:spacing w:after="0"/>
+        <w:rPr>
+          <w:sz w:val="32"/>
+          <w:szCs w:val="32"/>
+          <w:u w:val="single"/>
         </w:rPr>
       </w:pPr>
     </w:p>
@@ -7456,7 +8017,6 @@
       </w:pPr>
       <w:bookmarkStart w:id="12" w:name="_Toc224735096"/>
       <w:r>
-        <w:lastRenderedPageBreak/>
         <w:t>Termék frissítése:</w:t>
       </w:r>
       <w:bookmarkEnd w:id="12"/>
@@ -7717,6 +8277,7 @@
                 <w:b w:val="0"/>
                 <w:bCs w:val="0"/>
               </w:rPr>
+              <w:lastRenderedPageBreak/>
               <w:t>category</w:t>
             </w:r>
             <w:proofErr w:type="spellEnd"/>
@@ -8038,7 +8599,7 @@
         <w:pStyle w:val="Listaszerbekezds"/>
         <w:numPr>
           <w:ilvl w:val="0"/>
-          <w:numId w:val="9"/>
+          <w:numId w:val="2"/>
         </w:numPr>
       </w:pPr>
       <w:r>
@@ -8064,7 +8625,7 @@
         <w:pStyle w:val="Listaszerbekezds"/>
         <w:numPr>
           <w:ilvl w:val="0"/>
-          <w:numId w:val="9"/>
+          <w:numId w:val="2"/>
         </w:numPr>
         <w:ind w:left="1423" w:hanging="357"/>
       </w:pPr>
@@ -8090,7 +8651,7 @@
         <w:pStyle w:val="Listaszerbekezds"/>
         <w:numPr>
           <w:ilvl w:val="0"/>
-          <w:numId w:val="9"/>
+          <w:numId w:val="2"/>
         </w:numPr>
         <w:ind w:left="1423" w:hanging="357"/>
       </w:pPr>
@@ -8112,7 +8673,7 @@
         <w:pStyle w:val="Listaszerbekezds"/>
         <w:numPr>
           <w:ilvl w:val="0"/>
-          <w:numId w:val="9"/>
+          <w:numId w:val="2"/>
         </w:numPr>
       </w:pPr>
       <w:r>
@@ -8124,7 +8685,7 @@
         <w:pStyle w:val="Listaszerbekezds"/>
         <w:numPr>
           <w:ilvl w:val="0"/>
-          <w:numId w:val="9"/>
+          <w:numId w:val="2"/>
         </w:numPr>
       </w:pPr>
     </w:p>
@@ -8197,6 +8758,7 @@
         <w:ind w:left="708"/>
       </w:pPr>
       <w:r>
+        <w:lastRenderedPageBreak/>
         <w:t>A kérés hatására, az adatbázisban létrejön, egy új termék a bemenetben található adatokkal. Majd a backend válasz üzenetet küld a művelet sikerességről.</w:t>
       </w:r>
     </w:p>
@@ -8686,7 +9248,7 @@
         <w:pStyle w:val="Listaszerbekezds"/>
         <w:numPr>
           <w:ilvl w:val="0"/>
-          <w:numId w:val="9"/>
+          <w:numId w:val="2"/>
         </w:numPr>
         <w:ind w:left="1423" w:hanging="357"/>
       </w:pPr>
@@ -8713,7 +9275,7 @@
         <w:pStyle w:val="Listaszerbekezds"/>
         <w:numPr>
           <w:ilvl w:val="0"/>
-          <w:numId w:val="9"/>
+          <w:numId w:val="2"/>
         </w:numPr>
         <w:ind w:left="1423" w:hanging="357"/>
       </w:pPr>
@@ -8735,7 +9297,7 @@
         <w:pStyle w:val="Listaszerbekezds"/>
         <w:numPr>
           <w:ilvl w:val="0"/>
-          <w:numId w:val="9"/>
+          <w:numId w:val="2"/>
         </w:numPr>
         <w:ind w:left="1423" w:hanging="357"/>
       </w:pPr>
@@ -8753,6 +9315,7 @@
       </w:pPr>
       <w:bookmarkStart w:id="14" w:name="_Toc224735098"/>
       <w:r>
+        <w:lastRenderedPageBreak/>
         <w:t>Termék törlése:</w:t>
       </w:r>
       <w:bookmarkEnd w:id="14"/>
@@ -8939,11 +9502,10 @@
         <w:pStyle w:val="Listaszerbekezds"/>
         <w:numPr>
           <w:ilvl w:val="0"/>
-          <w:numId w:val="9"/>
+          <w:numId w:val="2"/>
         </w:numPr>
       </w:pPr>
       <w:r>
-        <w:lastRenderedPageBreak/>
         <w:t xml:space="preserve">(400) Nem megfelelő formátumú a termékazonosító: Ha a kérés </w:t>
       </w:r>
       <w:proofErr w:type="spellStart"/>
@@ -8966,7 +9528,7 @@
         <w:pStyle w:val="Listaszerbekezds"/>
         <w:numPr>
           <w:ilvl w:val="0"/>
-          <w:numId w:val="9"/>
+          <w:numId w:val="2"/>
         </w:numPr>
       </w:pPr>
       <w:r>
@@ -8991,7 +9553,7 @@
         <w:pStyle w:val="Listaszerbekezds"/>
         <w:numPr>
           <w:ilvl w:val="0"/>
-          <w:numId w:val="9"/>
+          <w:numId w:val="2"/>
         </w:numPr>
       </w:pPr>
       <w:r>
@@ -9016,7 +9578,7 @@
         <w:pStyle w:val="Listaszerbekezds"/>
         <w:numPr>
           <w:ilvl w:val="0"/>
-          <w:numId w:val="9"/>
+          <w:numId w:val="2"/>
         </w:numPr>
       </w:pPr>
       <w:r>
@@ -9039,7 +9601,7 @@
         <w:pStyle w:val="Listaszerbekezds"/>
         <w:numPr>
           <w:ilvl w:val="0"/>
-          <w:numId w:val="9"/>
+          <w:numId w:val="2"/>
         </w:numPr>
         <w:ind w:left="1423" w:hanging="357"/>
       </w:pPr>
@@ -9105,7 +9667,6 @@
         <w:rPr>
           <w:u w:val="single"/>
         </w:rPr>
-        <w:lastRenderedPageBreak/>
         <w:t>Felhasználókkal kapcsolatos műveletek:</w:t>
       </w:r>
       <w:bookmarkEnd w:id="15"/>
@@ -9353,6 +9914,7 @@
             </w:pPr>
             <w:proofErr w:type="spellStart"/>
             <w:r>
+              <w:lastRenderedPageBreak/>
               <w:t>role</w:t>
             </w:r>
             <w:proofErr w:type="spellEnd"/>
@@ -9401,7 +9963,7 @@
         <w:pStyle w:val="Listaszerbekezds"/>
         <w:numPr>
           <w:ilvl w:val="0"/>
-          <w:numId w:val="9"/>
+          <w:numId w:val="2"/>
         </w:numPr>
         <w:ind w:left="1423" w:hanging="357"/>
       </w:pPr>
@@ -9414,7 +9976,7 @@
         <w:pStyle w:val="Listaszerbekezds"/>
         <w:numPr>
           <w:ilvl w:val="0"/>
-          <w:numId w:val="9"/>
+          <w:numId w:val="2"/>
         </w:numPr>
         <w:ind w:left="1423" w:hanging="357"/>
       </w:pPr>
@@ -9434,7 +9996,6 @@
       </w:pPr>
       <w:bookmarkStart w:id="17" w:name="_Toc224735101"/>
       <w:r>
-        <w:lastRenderedPageBreak/>
         <w:t>Látogató törlése:</w:t>
       </w:r>
       <w:bookmarkEnd w:id="17"/>
@@ -9660,7 +10221,7 @@
         <w:pStyle w:val="Listaszerbekezds"/>
         <w:numPr>
           <w:ilvl w:val="0"/>
-          <w:numId w:val="9"/>
+          <w:numId w:val="2"/>
         </w:numPr>
       </w:pPr>
       <w:r>
@@ -9686,7 +10247,7 @@
         <w:pStyle w:val="Listaszerbekezds"/>
         <w:numPr>
           <w:ilvl w:val="0"/>
-          <w:numId w:val="9"/>
+          <w:numId w:val="2"/>
         </w:numPr>
       </w:pPr>
       <w:r>
@@ -9712,7 +10273,7 @@
         <w:pStyle w:val="Listaszerbekezds"/>
         <w:numPr>
           <w:ilvl w:val="0"/>
-          <w:numId w:val="9"/>
+          <w:numId w:val="2"/>
         </w:numPr>
         <w:ind w:left="1423" w:hanging="357"/>
       </w:pPr>
@@ -9745,7 +10306,6 @@
         <w:rPr>
           <w:u w:val="single"/>
         </w:rPr>
-        <w:lastRenderedPageBreak/>
         <w:t>Megrendelésekkel kapcsolatos műveletek:</w:t>
       </w:r>
       <w:bookmarkEnd w:id="18"/>
@@ -10006,6 +10566,7 @@
               <w:cnfStyle w:val="000000100000" w:firstRow="0" w:lastRow="0" w:firstColumn="0" w:lastColumn="0" w:oddVBand="0" w:evenVBand="0" w:oddHBand="1" w:evenHBand="0" w:firstRowFirstColumn="0" w:firstRowLastColumn="0" w:lastRowFirstColumn="0" w:lastRowLastColumn="0"/>
             </w:pPr>
             <w:r>
+              <w:lastRenderedPageBreak/>
               <w:t xml:space="preserve">status: </w:t>
             </w:r>
             <w:proofErr w:type="spellStart"/>
@@ -10265,7 +10826,7 @@
         <w:pStyle w:val="Listaszerbekezds"/>
         <w:numPr>
           <w:ilvl w:val="0"/>
-          <w:numId w:val="9"/>
+          <w:numId w:val="2"/>
         </w:numPr>
         <w:ind w:left="1423" w:hanging="357"/>
       </w:pPr>
@@ -10275,7 +10836,7 @@
         <w:pStyle w:val="Listaszerbekezds"/>
         <w:numPr>
           <w:ilvl w:val="0"/>
-          <w:numId w:val="9"/>
+          <w:numId w:val="2"/>
         </w:numPr>
         <w:ind w:left="1423" w:hanging="357"/>
       </w:pPr>
@@ -10390,7 +10951,6 @@
               <w:jc w:val="center"/>
             </w:pPr>
             <w:r>
-              <w:lastRenderedPageBreak/>
               <w:t>Elvárt adatok (JSON body)</w:t>
             </w:r>
           </w:p>
@@ -10539,7 +11099,7 @@
         <w:pStyle w:val="Listaszerbekezds"/>
         <w:numPr>
           <w:ilvl w:val="0"/>
-          <w:numId w:val="9"/>
+          <w:numId w:val="2"/>
         </w:numPr>
       </w:pPr>
       <w:r>
@@ -10565,7 +11125,7 @@
         <w:pStyle w:val="Listaszerbekezds"/>
         <w:numPr>
           <w:ilvl w:val="0"/>
-          <w:numId w:val="9"/>
+          <w:numId w:val="2"/>
         </w:numPr>
       </w:pPr>
       <w:r>
@@ -10582,10 +11142,11 @@
         <w:pStyle w:val="Listaszerbekezds"/>
         <w:numPr>
           <w:ilvl w:val="0"/>
-          <w:numId w:val="9"/>
+          <w:numId w:val="2"/>
         </w:numPr>
       </w:pPr>
       <w:r>
+        <w:lastRenderedPageBreak/>
         <w:t>(500) Váratlan hiba: Ha bármilyen más okból kifolyólag nem sikerül az adott művelet, a backend 500-as státuszkóddal és hibaüzenettel tér vissza.</w:t>
       </w:r>
     </w:p>
@@ -10707,7 +11268,6 @@
               <w:jc w:val="center"/>
             </w:pPr>
             <w:r>
-              <w:lastRenderedPageBreak/>
               <w:t>Elvárt adatok (JSON body)</w:t>
             </w:r>
           </w:p>
@@ -10804,7 +11364,7 @@
         <w:pStyle w:val="Listaszerbekezds"/>
         <w:numPr>
           <w:ilvl w:val="0"/>
-          <w:numId w:val="9"/>
+          <w:numId w:val="2"/>
         </w:numPr>
       </w:pPr>
       <w:r>
@@ -11200,7 +11760,7 @@
         <w:pStyle w:val="Listaszerbekezds"/>
         <w:numPr>
           <w:ilvl w:val="0"/>
-          <w:numId w:val="9"/>
+          <w:numId w:val="2"/>
         </w:numPr>
         <w:ind w:left="1423" w:hanging="357"/>
       </w:pPr>
@@ -11360,7 +11920,6 @@
                 <w:b w:val="0"/>
                 <w:bCs w:val="0"/>
               </w:rPr>
-              <w:lastRenderedPageBreak/>
               <w:t>Elvárt adatok (JSON body)</w:t>
             </w:r>
           </w:p>
@@ -11610,7 +12169,7 @@
         <w:pStyle w:val="Listaszerbekezds"/>
         <w:numPr>
           <w:ilvl w:val="0"/>
-          <w:numId w:val="9"/>
+          <w:numId w:val="2"/>
         </w:numPr>
       </w:pPr>
       <w:r>
@@ -11636,7 +12195,7 @@
         <w:pStyle w:val="Listaszerbekezds"/>
         <w:numPr>
           <w:ilvl w:val="0"/>
-          <w:numId w:val="9"/>
+          <w:numId w:val="2"/>
         </w:numPr>
       </w:pPr>
       <w:r>
@@ -11653,7 +12212,7 @@
         <w:pStyle w:val="Listaszerbekezds"/>
         <w:numPr>
           <w:ilvl w:val="0"/>
-          <w:numId w:val="9"/>
+          <w:numId w:val="2"/>
         </w:numPr>
       </w:pPr>
     </w:p>
@@ -11672,6 +12231,7 @@
       </w:pPr>
       <w:bookmarkStart w:id="25" w:name="_Toc224735109"/>
       <w:r>
+        <w:lastRenderedPageBreak/>
         <w:t>Időpont törlése:</w:t>
       </w:r>
       <w:bookmarkEnd w:id="25"/>
@@ -11789,7 +12349,6 @@
                 <w:b w:val="0"/>
                 <w:bCs w:val="0"/>
               </w:rPr>
-              <w:lastRenderedPageBreak/>
               <w:t>Elvárt adatok (JSON body)</w:t>
             </w:r>
           </w:p>
@@ -11908,7 +12467,7 @@
         <w:pStyle w:val="Listaszerbekezds"/>
         <w:numPr>
           <w:ilvl w:val="0"/>
-          <w:numId w:val="9"/>
+          <w:numId w:val="2"/>
         </w:numPr>
       </w:pPr>
       <w:r>
@@ -11934,7 +12493,7 @@
         <w:pStyle w:val="Listaszerbekezds"/>
         <w:numPr>
           <w:ilvl w:val="0"/>
-          <w:numId w:val="9"/>
+          <w:numId w:val="2"/>
         </w:numPr>
       </w:pPr>
       <w:r>
@@ -11951,7 +12510,7 @@
         <w:pStyle w:val="Listaszerbekezds"/>
         <w:numPr>
           <w:ilvl w:val="0"/>
-          <w:numId w:val="9"/>
+          <w:numId w:val="2"/>
         </w:numPr>
       </w:pPr>
       <w:r>
@@ -11981,6 +12540,7 @@
       </w:pPr>
       <w:bookmarkStart w:id="26" w:name="_Toc224735110"/>
       <w:r>
+        <w:lastRenderedPageBreak/>
         <w:t>Időpont lekérése:</w:t>
       </w:r>
       <w:bookmarkEnd w:id="26"/>
@@ -12098,7 +12658,6 @@
                 <w:b w:val="0"/>
                 <w:bCs w:val="0"/>
               </w:rPr>
-              <w:lastRenderedPageBreak/>
               <w:t>Elvárt adatok (JSON body)</w:t>
             </w:r>
           </w:p>
@@ -12298,7 +12857,7 @@
         <w:pStyle w:val="Listaszerbekezds"/>
         <w:numPr>
           <w:ilvl w:val="0"/>
-          <w:numId w:val="9"/>
+          <w:numId w:val="2"/>
         </w:numPr>
       </w:pPr>
       <w:r>
@@ -12323,7 +12882,7 @@
         <w:pStyle w:val="Listaszerbekezds"/>
         <w:numPr>
           <w:ilvl w:val="0"/>
-          <w:numId w:val="9"/>
+          <w:numId w:val="2"/>
         </w:numPr>
       </w:pPr>
       <w:r>
@@ -12349,7 +12908,7 @@
         <w:pStyle w:val="Listaszerbekezds"/>
         <w:numPr>
           <w:ilvl w:val="0"/>
-          <w:numId w:val="9"/>
+          <w:numId w:val="2"/>
         </w:numPr>
       </w:pPr>
       <w:r>
@@ -12371,7 +12930,6 @@
       </w:pPr>
       <w:bookmarkStart w:id="27" w:name="_Toc224735111"/>
       <w:r>
-        <w:lastRenderedPageBreak/>
         <w:t>Új szabad szervizidőpont hozzáadása:</w:t>
       </w:r>
       <w:bookmarkEnd w:id="27"/>
@@ -12622,7 +13180,7 @@
         <w:pStyle w:val="Listaszerbekezds"/>
         <w:numPr>
           <w:ilvl w:val="0"/>
-          <w:numId w:val="9"/>
+          <w:numId w:val="2"/>
         </w:numPr>
       </w:pPr>
       <w:r>
@@ -12640,7 +13198,7 @@
         <w:pStyle w:val="Listaszerbekezds"/>
         <w:numPr>
           <w:ilvl w:val="0"/>
-          <w:numId w:val="9"/>
+          <w:numId w:val="2"/>
         </w:numPr>
       </w:pPr>
       <w:r>
@@ -12714,6 +13272,205 @@
 <file path=word/numbering.xml><?xml version="1.0" encoding="utf-8"?>
 <w:numbering xmlns:wpc="http://schemas.microsoft.com/office/word/2010/wordprocessingCanvas" xmlns:cx="http://schemas.microsoft.com/office/drawing/2014/chartex" xmlns:cx1="http://schemas.microsoft.com/office/drawing/2015/9/8/chartex" xmlns:cx2="http://schemas.microsoft.com/office/drawing/2015/10/21/chartex" xmlns:cx3="http://schemas.microsoft.com/office/drawing/2016/5/9/chartex" xmlns:cx4="http://schemas.microsoft.com/office/drawing/2016/5/10/chartex" xmlns:cx5="http://schemas.microsoft.com/office/drawing/2016/5/11/chartex" xmlns:cx6="http://schemas.microsoft.com/office/drawing/2016/5/12/chartex" xmlns:cx7="http://schemas.microsoft.com/office/drawing/2016/5/13/chartex" xmlns:cx8="http://schemas.microsoft.com/office/drawing/2016/5/14/chartex" xmlns:mc="http://schemas.openxmlformats.org/markup-compatibility/2006" xmlns:aink="http://schemas.microsoft.com/office/drawing/2016/ink" xmlns:am3d="http://schemas.microsoft.com/office/drawing/2017/model3d" xmlns:o="urn:schemas-microsoft-com:office:office" xmlns:oel="http://schemas.microsoft.com/office/2019/extlst" xmlns:r="http://schemas.openxmlformats.org/officeDocument/2006/relationships" xmlns:m="http://schemas.openxmlformats.org/officeDocument/2006/math" xmlns:v="urn:schemas-microsoft-com:vml" xmlns:wp14="http://schemas.microsoft.com/office/word/2010/wordprocessingDrawing" xmlns:wp="http://schemas.openxmlformats.org/drawingml/2006/wordprocessingDrawing" xmlns:w10="urn:schemas-microsoft-com:office:word" xmlns:w="http://schemas.openxmlformats.org/wordprocessingml/2006/main" xmlns:w14="http://schemas.microsoft.com/office/word/2010/wordml" xmlns:w15="http://schemas.microsoft.com/office/word/2012/wordml" xmlns:w16cex="http://schemas.microsoft.com/office/word/2018/wordml/cex" xmlns:w16cid="http://schemas.microsoft.com/office/word/2016/wordml/cid" xmlns:w16="http://schemas.microsoft.com/office/word/2018/wordml" xmlns:w16du="http://schemas.microsoft.com/office/word/2023/wordml/word16du" xmlns:w16sdtdh="http://schemas.microsoft.com/office/word/2020/wordml/sdtdatahash" xmlns:w16sdtfl="http://schemas.microsoft.com/office/word/2024/wordml/sdtformatlock" xmlns:w16se="http://schemas.microsoft.com/office/word/2015/wordml/symex" xmlns:wpg="http://schemas.microsoft.com/office/word/2010/wordprocessingGroup" xmlns:wpi="http://schemas.microsoft.com/office/word/2010/wordprocessingInk" xmlns:wne="http://schemas.microsoft.com/office/word/2006/wordml" xmlns:wps="http://schemas.microsoft.com/office/word/2010/wordprocessingShape" mc:Ignorable="w14 w15 w16se w16cid w16 w16cex w16sdtdh w16sdtfl w16du wp14">
   <w:abstractNum w:abstractNumId="0" w15:restartNumberingAfterBreak="0">
+    <w:nsid w:val="0D0829EE"/>
+    <w:multiLevelType w:val="hybridMultilevel"/>
+    <w:tmpl w:val="8DA6892A"/>
+    <w:lvl w:ilvl="0" w:tplc="040E000F">
+      <w:start w:val="1"/>
+      <w:numFmt w:val="decimal"/>
+      <w:lvlText w:val="%1."/>
+      <w:lvlJc w:val="left"/>
+      <w:pPr>
+        <w:ind w:left="720" w:hanging="360"/>
+      </w:pPr>
+    </w:lvl>
+    <w:lvl w:ilvl="1" w:tplc="040E0019" w:tentative="1">
+      <w:start w:val="1"/>
+      <w:numFmt w:val="lowerLetter"/>
+      <w:lvlText w:val="%2."/>
+      <w:lvlJc w:val="left"/>
+      <w:pPr>
+        <w:ind w:left="1440" w:hanging="360"/>
+      </w:pPr>
+    </w:lvl>
+    <w:lvl w:ilvl="2" w:tplc="040E001B" w:tentative="1">
+      <w:start w:val="1"/>
+      <w:numFmt w:val="lowerRoman"/>
+      <w:lvlText w:val="%3."/>
+      <w:lvlJc w:val="right"/>
+      <w:pPr>
+        <w:ind w:left="2160" w:hanging="180"/>
+      </w:pPr>
+    </w:lvl>
+    <w:lvl w:ilvl="3" w:tplc="040E000F" w:tentative="1">
+      <w:start w:val="1"/>
+      <w:numFmt w:val="decimal"/>
+      <w:lvlText w:val="%4."/>
+      <w:lvlJc w:val="left"/>
+      <w:pPr>
+        <w:ind w:left="2880" w:hanging="360"/>
+      </w:pPr>
+    </w:lvl>
+    <w:lvl w:ilvl="4" w:tplc="040E0019" w:tentative="1">
+      <w:start w:val="1"/>
+      <w:numFmt w:val="lowerLetter"/>
+      <w:lvlText w:val="%5."/>
+      <w:lvlJc w:val="left"/>
+      <w:pPr>
+        <w:ind w:left="3600" w:hanging="360"/>
+      </w:pPr>
+    </w:lvl>
+    <w:lvl w:ilvl="5" w:tplc="040E001B" w:tentative="1">
+      <w:start w:val="1"/>
+      <w:numFmt w:val="lowerRoman"/>
+      <w:lvlText w:val="%6."/>
+      <w:lvlJc w:val="right"/>
+      <w:pPr>
+        <w:ind w:left="4320" w:hanging="180"/>
+      </w:pPr>
+    </w:lvl>
+    <w:lvl w:ilvl="6" w:tplc="040E000F" w:tentative="1">
+      <w:start w:val="1"/>
+      <w:numFmt w:val="decimal"/>
+      <w:lvlText w:val="%7."/>
+      <w:lvlJc w:val="left"/>
+      <w:pPr>
+        <w:ind w:left="5040" w:hanging="360"/>
+      </w:pPr>
+    </w:lvl>
+    <w:lvl w:ilvl="7" w:tplc="040E0019" w:tentative="1">
+      <w:start w:val="1"/>
+      <w:numFmt w:val="lowerLetter"/>
+      <w:lvlText w:val="%8."/>
+      <w:lvlJc w:val="left"/>
+      <w:pPr>
+        <w:ind w:left="5760" w:hanging="360"/>
+      </w:pPr>
+    </w:lvl>
+    <w:lvl w:ilvl="8" w:tplc="040E001B" w:tentative="1">
+      <w:start w:val="1"/>
+      <w:numFmt w:val="lowerRoman"/>
+      <w:lvlText w:val="%9."/>
+      <w:lvlJc w:val="right"/>
+      <w:pPr>
+        <w:ind w:left="6480" w:hanging="180"/>
+      </w:pPr>
+    </w:lvl>
+  </w:abstractNum>
+  <w:abstractNum w:abstractNumId="1" w15:restartNumberingAfterBreak="0">
+    <w:nsid w:val="14A6530A"/>
+    <w:multiLevelType w:val="multilevel"/>
+    <w:tmpl w:val="FBDA659C"/>
+    <w:lvl w:ilvl="0">
+      <w:start w:val="1"/>
+      <w:numFmt w:val="decimal"/>
+      <w:lvlText w:val="%1."/>
+      <w:lvlJc w:val="left"/>
+      <w:pPr>
+        <w:tabs>
+          <w:tab w:val="num" w:pos="720"/>
+        </w:tabs>
+        <w:ind w:left="720" w:hanging="720"/>
+      </w:pPr>
+    </w:lvl>
+    <w:lvl w:ilvl="1">
+      <w:start w:val="1"/>
+      <w:numFmt w:val="decimal"/>
+      <w:lvlText w:val="%2."/>
+      <w:lvlJc w:val="left"/>
+      <w:pPr>
+        <w:tabs>
+          <w:tab w:val="num" w:pos="1440"/>
+        </w:tabs>
+        <w:ind w:left="1440" w:hanging="720"/>
+      </w:pPr>
+    </w:lvl>
+    <w:lvl w:ilvl="2">
+      <w:start w:val="1"/>
+      <w:numFmt w:val="decimal"/>
+      <w:lvlText w:val="%3."/>
+      <w:lvlJc w:val="left"/>
+      <w:pPr>
+        <w:tabs>
+          <w:tab w:val="num" w:pos="2160"/>
+        </w:tabs>
+        <w:ind w:left="2160" w:hanging="720"/>
+      </w:pPr>
+    </w:lvl>
+    <w:lvl w:ilvl="3">
+      <w:start w:val="1"/>
+      <w:numFmt w:val="decimal"/>
+      <w:lvlText w:val="%4."/>
+      <w:lvlJc w:val="left"/>
+      <w:pPr>
+        <w:tabs>
+          <w:tab w:val="num" w:pos="2880"/>
+        </w:tabs>
+        <w:ind w:left="2880" w:hanging="720"/>
+      </w:pPr>
+    </w:lvl>
+    <w:lvl w:ilvl="4">
+      <w:start w:val="1"/>
+      <w:numFmt w:val="decimal"/>
+      <w:lvlText w:val="%5."/>
+      <w:lvlJc w:val="left"/>
+      <w:pPr>
+        <w:tabs>
+          <w:tab w:val="num" w:pos="3600"/>
+        </w:tabs>
+        <w:ind w:left="3600" w:hanging="720"/>
+      </w:pPr>
+    </w:lvl>
+    <w:lvl w:ilvl="5">
+      <w:start w:val="1"/>
+      <w:numFmt w:val="decimal"/>
+      <w:lvlText w:val="%6."/>
+      <w:lvlJc w:val="left"/>
+      <w:pPr>
+        <w:tabs>
+          <w:tab w:val="num" w:pos="4320"/>
+        </w:tabs>
+        <w:ind w:left="4320" w:hanging="720"/>
+      </w:pPr>
+    </w:lvl>
+    <w:lvl w:ilvl="6">
+      <w:start w:val="1"/>
+      <w:numFmt w:val="decimal"/>
+      <w:lvlText w:val="%7."/>
+      <w:lvlJc w:val="left"/>
+      <w:pPr>
+        <w:tabs>
+          <w:tab w:val="num" w:pos="5040"/>
+        </w:tabs>
+        <w:ind w:left="5040" w:hanging="720"/>
+      </w:pPr>
+    </w:lvl>
+    <w:lvl w:ilvl="7">
+      <w:start w:val="1"/>
+      <w:numFmt w:val="decimal"/>
+      <w:lvlText w:val="%8."/>
+      <w:lvlJc w:val="left"/>
+      <w:pPr>
+        <w:tabs>
+          <w:tab w:val="num" w:pos="5760"/>
+        </w:tabs>
+        <w:ind w:left="5760" w:hanging="720"/>
+      </w:pPr>
+    </w:lvl>
+    <w:lvl w:ilvl="8">
+      <w:start w:val="1"/>
+      <w:numFmt w:val="decimal"/>
+      <w:lvlText w:val="%9."/>
+      <w:lvlJc w:val="left"/>
+      <w:pPr>
+        <w:tabs>
+          <w:tab w:val="num" w:pos="6480"/>
+        </w:tabs>
+        <w:ind w:left="6480" w:hanging="720"/>
+      </w:pPr>
+    </w:lvl>
+  </w:abstractNum>
+  <w:abstractNum w:abstractNumId="2" w15:restartNumberingAfterBreak="0">
     <w:nsid w:val="1CD5552E"/>
     <w:multiLevelType w:val="multilevel"/>
     <w:tmpl w:val="FAF427F0"/>
@@ -12771,7 +13528,7 @@
       <w:lvlJc w:val="left"/>
     </w:lvl>
   </w:abstractNum>
-  <w:abstractNum w:abstractNumId="1" w15:restartNumberingAfterBreak="0">
+  <w:abstractNum w:abstractNumId="3" w15:restartNumberingAfterBreak="0">
     <w:nsid w:val="26774F5F"/>
     <w:multiLevelType w:val="multilevel"/>
     <w:tmpl w:val="4B509B8A"/>
@@ -12884,7 +13641,7 @@
       </w:pPr>
     </w:lvl>
   </w:abstractNum>
-  <w:abstractNum w:abstractNumId="2" w15:restartNumberingAfterBreak="0">
+  <w:abstractNum w:abstractNumId="4" w15:restartNumberingAfterBreak="0">
     <w:nsid w:val="27F65245"/>
     <w:multiLevelType w:val="multilevel"/>
     <w:tmpl w:val="C9D0CB86"/>
@@ -12997,7 +13754,7 @@
       </w:pPr>
     </w:lvl>
   </w:abstractNum>
-  <w:abstractNum w:abstractNumId="3" w15:restartNumberingAfterBreak="0">
+  <w:abstractNum w:abstractNumId="5" w15:restartNumberingAfterBreak="0">
     <w:nsid w:val="2806297F"/>
     <w:multiLevelType w:val="multilevel"/>
     <w:tmpl w:val="58E01698"/>
@@ -13110,7 +13867,7 @@
       </w:pPr>
     </w:lvl>
   </w:abstractNum>
-  <w:abstractNum w:abstractNumId="4" w15:restartNumberingAfterBreak="0">
+  <w:abstractNum w:abstractNumId="6" w15:restartNumberingAfterBreak="0">
     <w:nsid w:val="298E5ECC"/>
     <w:multiLevelType w:val="multilevel"/>
     <w:tmpl w:val="201427A6"/>
@@ -13223,7 +13980,7 @@
       </w:pPr>
     </w:lvl>
   </w:abstractNum>
-  <w:abstractNum w:abstractNumId="5" w15:restartNumberingAfterBreak="0">
+  <w:abstractNum w:abstractNumId="7" w15:restartNumberingAfterBreak="0">
     <w:nsid w:val="318C74B9"/>
     <w:multiLevelType w:val="multilevel"/>
     <w:tmpl w:val="651C457C"/>
@@ -13336,7 +14093,7 @@
       </w:pPr>
     </w:lvl>
   </w:abstractNum>
-  <w:abstractNum w:abstractNumId="6" w15:restartNumberingAfterBreak="0">
+  <w:abstractNum w:abstractNumId="8" w15:restartNumberingAfterBreak="0">
     <w:nsid w:val="371722BB"/>
     <w:multiLevelType w:val="multilevel"/>
     <w:tmpl w:val="30602142"/>
@@ -13449,7 +14206,7 @@
       </w:pPr>
     </w:lvl>
   </w:abstractNum>
-  <w:abstractNum w:abstractNumId="7" w15:restartNumberingAfterBreak="0">
+  <w:abstractNum w:abstractNumId="9" w15:restartNumberingAfterBreak="0">
     <w:nsid w:val="5FB57F0E"/>
     <w:multiLevelType w:val="multilevel"/>
     <w:tmpl w:val="1CDC74D2"/>
@@ -13562,7 +14319,7 @@
       </w:pPr>
     </w:lvl>
   </w:abstractNum>
-  <w:abstractNum w:abstractNumId="8" w15:restartNumberingAfterBreak="0">
+  <w:abstractNum w:abstractNumId="10" w15:restartNumberingAfterBreak="0">
     <w:nsid w:val="71650857"/>
     <w:multiLevelType w:val="multilevel"/>
     <w:tmpl w:val="36282876"/>
@@ -13675,7 +14432,7 @@
       </w:pPr>
     </w:lvl>
   </w:abstractNum>
-  <w:abstractNum w:abstractNumId="9" w15:restartNumberingAfterBreak="0">
+  <w:abstractNum w:abstractNumId="11" w15:restartNumberingAfterBreak="0">
     <w:nsid w:val="7FE30C8B"/>
     <w:multiLevelType w:val="hybridMultilevel"/>
     <w:tmpl w:val="E6808240"/>
@@ -13789,6 +14546,15 @@
     </w:lvl>
   </w:abstractNum>
   <w:num w:numId="1" w16cid:durableId="1229538352">
+    <w:abstractNumId w:val="2"/>
+  </w:num>
+  <w:num w:numId="2" w16cid:durableId="935986581">
+    <w:abstractNumId w:val="1"/>
+  </w:num>
+  <w:num w:numId="3" w16cid:durableId="46417210">
+    <w:abstractNumId w:val="11"/>
+  </w:num>
+  <w:num w:numId="4" w16cid:durableId="1210459208">
     <w:abstractNumId w:val="0"/>
   </w:num>
 </w:numbering>
@@ -14194,7 +14960,7 @@
   <w:style w:type="paragraph" w:default="1" w:styleId="Norml">
     <w:name w:val="Normal"/>
     <w:qFormat/>
-    <w:rsid w:val="00D5715F"/>
+    <w:rsid w:val="00FA253C"/>
     <w:pPr>
       <w:spacing w:after="120" w:line="360" w:lineRule="auto"/>
       <w:ind w:firstLine="396"/>
@@ -14411,6 +15177,7 @@
   <w:style w:type="character" w:default="1" w:styleId="Bekezdsalapbettpusa">
     <w:name w:val="Default Paragraph Font"/>
     <w:uiPriority w:val="1"/>
+    <w:semiHidden/>
     <w:unhideWhenUsed/>
   </w:style>
   <w:style w:type="table" w:default="1" w:styleId="Normltblzat">
@@ -15442,12 +16209,7 @@
 </file>
 
 <file path=customXml/item2.xml><?xml version="1.0" encoding="utf-8"?>
-<?mso-contentType ?>
-<FormTemplates xmlns="http://schemas.microsoft.com/sharepoint/v3/contenttype/forms">
-  <Display>DocumentLibraryForm</Display>
-  <Edit>DocumentLibraryForm</Edit>
-  <New>DocumentLibraryForm</New>
-</FormTemplates>
+<b:Sources xmlns:b="http://schemas.openxmlformats.org/officeDocument/2006/bibliography" xmlns="http://schemas.openxmlformats.org/officeDocument/2006/bibliography" SelectedStyle="\APASixthEditionOfficeOnline.xsl" StyleName="APA" Version="6"/>
 </file>
 
 <file path=customXml/item3.xml><?xml version="1.0" encoding="utf-8"?>
@@ -15463,7 +16225,12 @@
 </file>
 
 <file path=customXml/item4.xml><?xml version="1.0" encoding="utf-8"?>
-<b:Sources xmlns:b="http://schemas.openxmlformats.org/officeDocument/2006/bibliography" xmlns="http://schemas.openxmlformats.org/officeDocument/2006/bibliography" SelectedStyle="\APASixthEditionOfficeOnline.xsl" StyleName="APA" Version="6"/>
+<?mso-contentType ?>
+<FormTemplates xmlns="http://schemas.microsoft.com/sharepoint/v3/contenttype/forms">
+  <Display>DocumentLibraryForm</Display>
+  <Edit>DocumentLibraryForm</Edit>
+  <New>DocumentLibraryForm</New>
+</FormTemplates>
 </file>
 
 <file path=customXml/itemProps1.xml><?xml version="1.0" encoding="utf-8"?>
@@ -15486,9 +16253,9 @@
 </file>
 
 <file path=customXml/itemProps2.xml><?xml version="1.0" encoding="utf-8"?>
-<ds:datastoreItem xmlns:ds="http://schemas.openxmlformats.org/officeDocument/2006/customXml" ds:itemID="{82F1E587-2793-41CF-BABD-5ABA52665E03}">
+<ds:datastoreItem xmlns:ds="http://schemas.openxmlformats.org/officeDocument/2006/customXml" ds:itemID="{CB2DD98F-A726-4AE1-B27A-9BE01DA5AEA6}">
   <ds:schemaRefs>
-    <ds:schemaRef ds:uri="http://schemas.microsoft.com/sharepoint/v3/contenttype/forms"/>
+    <ds:schemaRef ds:uri="http://schemas.openxmlformats.org/officeDocument/2006/bibliography"/>
   </ds:schemaRefs>
 </ds:datastoreItem>
 </file>
@@ -15505,9 +16272,9 @@
 </file>
 
 <file path=customXml/itemProps4.xml><?xml version="1.0" encoding="utf-8"?>
-<ds:datastoreItem xmlns:ds="http://schemas.openxmlformats.org/officeDocument/2006/customXml" ds:itemID="{CB2DD98F-A726-4AE1-B27A-9BE01DA5AEA6}">
+<ds:datastoreItem xmlns:ds="http://schemas.openxmlformats.org/officeDocument/2006/customXml" ds:itemID="{82F1E587-2793-41CF-BABD-5ABA52665E03}">
   <ds:schemaRefs>
-    <ds:schemaRef ds:uri="http://schemas.openxmlformats.org/officeDocument/2006/bibliography"/>
+    <ds:schemaRef ds:uri="http://schemas.microsoft.com/sharepoint/v3/contenttype/forms"/>
   </ds:schemaRefs>
 </ds:datastoreItem>
 </file>
--- a/doc/teszteloi_es_felhasznaloi_dokumentacio/rest_api_vegleges2.docx
+++ b/doc/teszteloi_es_felhasznaloi_dokumentacio/rest_api_vegleges2.docx
@@ -2441,21 +2441,7 @@
         <w:rPr>
           <w:u w:val="single"/>
         </w:rPr>
-        <w:t>(POST)  „/</w:t>
-      </w:r>
-      <w:proofErr w:type="spellStart"/>
-      <w:r>
-        <w:rPr>
-          <w:u w:val="single"/>
-        </w:rPr>
-        <w:t>api</w:t>
-      </w:r>
-      <w:proofErr w:type="spellEnd"/>
-      <w:r>
-        <w:rPr>
-          <w:u w:val="single"/>
-        </w:rPr>
-        <w:t>/login”</w:t>
+        <w:t>(POST)  „/api/login”</w:t>
       </w:r>
     </w:p>
     <w:p>
@@ -2549,71 +2535,21 @@
             </w:pPr>
           </w:p>
           <w:p>
-            <w:proofErr w:type="spellStart"/>
-            <w:r>
-              <w:rPr>
-                <w:b w:val="0"/>
-                <w:bCs w:val="0"/>
-              </w:rPr>
-              <w:t>username</w:t>
-            </w:r>
-            <w:proofErr w:type="spellEnd"/>
-            <w:r>
-              <w:rPr>
-                <w:b w:val="0"/>
-                <w:bCs w:val="0"/>
-              </w:rPr>
-              <w:t xml:space="preserve">: </w:t>
-            </w:r>
-            <w:proofErr w:type="spellStart"/>
-            <w:r>
-              <w:rPr>
-                <w:b w:val="0"/>
-                <w:bCs w:val="0"/>
-              </w:rPr>
-              <w:t>string</w:t>
-            </w:r>
-            <w:proofErr w:type="spellEnd"/>
-            <w:r>
-              <w:rPr>
-                <w:b w:val="0"/>
-                <w:bCs w:val="0"/>
-              </w:rPr>
-              <w:t>,</w:t>
-            </w:r>
-          </w:p>
-          <w:p>
-            <w:proofErr w:type="spellStart"/>
-            <w:r>
-              <w:rPr>
-                <w:b w:val="0"/>
-                <w:bCs w:val="0"/>
-              </w:rPr>
-              <w:t>password</w:t>
-            </w:r>
-            <w:proofErr w:type="spellEnd"/>
-            <w:r>
-              <w:rPr>
-                <w:b w:val="0"/>
-                <w:bCs w:val="0"/>
-              </w:rPr>
-              <w:t xml:space="preserve">: </w:t>
-            </w:r>
-            <w:proofErr w:type="spellStart"/>
-            <w:r>
-              <w:rPr>
-                <w:b w:val="0"/>
-                <w:bCs w:val="0"/>
-              </w:rPr>
-              <w:t>string</w:t>
-            </w:r>
-            <w:proofErr w:type="spellEnd"/>
-            <w:r>
-              <w:rPr>
-                <w:b w:val="0"/>
-                <w:bCs w:val="0"/>
-              </w:rPr>
-              <w:t xml:space="preserve"> </w:t>
+            <w:r>
+              <w:rPr>
+                <w:b w:val="0"/>
+                <w:bCs w:val="0"/>
+              </w:rPr>
+              <w:t>username: string,</w:t>
+            </w:r>
+          </w:p>
+          <w:p>
+            <w:r>
+              <w:rPr>
+                <w:b w:val="0"/>
+                <w:bCs w:val="0"/>
+              </w:rPr>
+              <w:t xml:space="preserve">password: string </w:t>
             </w:r>
           </w:p>
           <w:p/>
@@ -2655,61 +2591,25 @@
             <w:pPr>
               <w:cnfStyle w:val="000000100000" w:firstRow="0" w:lastRow="0" w:firstColumn="0" w:lastColumn="0" w:oddVBand="0" w:evenVBand="0" w:oddHBand="1" w:evenHBand="0" w:firstRowFirstColumn="0" w:firstRowLastColumn="0" w:lastRowFirstColumn="0" w:lastRowLastColumn="0"/>
             </w:pPr>
-            <w:proofErr w:type="spellStart"/>
-            <w:r>
-              <w:t>message</w:t>
-            </w:r>
-            <w:proofErr w:type="spellEnd"/>
-            <w:r>
-              <w:t xml:space="preserve">: </w:t>
-            </w:r>
-            <w:proofErr w:type="spellStart"/>
-            <w:r>
-              <w:t>string</w:t>
-            </w:r>
-            <w:proofErr w:type="spellEnd"/>
-            <w:r>
-              <w:t>,</w:t>
-            </w:r>
-          </w:p>
-          <w:p>
-            <w:pPr>
-              <w:cnfStyle w:val="000000100000" w:firstRow="0" w:lastRow="0" w:firstColumn="0" w:lastColumn="0" w:oddVBand="0" w:evenVBand="0" w:oddHBand="1" w:evenHBand="0" w:firstRowFirstColumn="0" w:firstRowLastColumn="0" w:lastRowFirstColumn="0" w:lastRowLastColumn="0"/>
-            </w:pPr>
-            <w:proofErr w:type="spellStart"/>
-            <w:r>
-              <w:t>token</w:t>
-            </w:r>
-            <w:proofErr w:type="spellEnd"/>
-            <w:r>
-              <w:t xml:space="preserve">: </w:t>
-            </w:r>
-            <w:proofErr w:type="spellStart"/>
-            <w:r>
-              <w:t>string</w:t>
-            </w:r>
-            <w:proofErr w:type="spellEnd"/>
-            <w:r>
-              <w:t>,</w:t>
-            </w:r>
-          </w:p>
-          <w:p>
-            <w:pPr>
-              <w:cnfStyle w:val="000000100000" w:firstRow="0" w:lastRow="0" w:firstColumn="0" w:lastColumn="0" w:oddVBand="0" w:evenVBand="0" w:oddHBand="1" w:evenHBand="0" w:firstRowFirstColumn="0" w:firstRowLastColumn="0" w:lastRowFirstColumn="0" w:lastRowLastColumn="0"/>
-            </w:pPr>
-            <w:proofErr w:type="spellStart"/>
-            <w:r>
-              <w:t>role</w:t>
-            </w:r>
-            <w:proofErr w:type="spellEnd"/>
-            <w:r>
-              <w:t xml:space="preserve">: </w:t>
-            </w:r>
-            <w:proofErr w:type="spellStart"/>
-            <w:r>
-              <w:t>string</w:t>
-            </w:r>
-            <w:proofErr w:type="spellEnd"/>
+            <w:r>
+              <w:t>message: string,</w:t>
+            </w:r>
+          </w:p>
+          <w:p>
+            <w:pPr>
+              <w:cnfStyle w:val="000000100000" w:firstRow="0" w:lastRow="0" w:firstColumn="0" w:lastColumn="0" w:oddVBand="0" w:evenVBand="0" w:oddHBand="1" w:evenHBand="0" w:firstRowFirstColumn="0" w:firstRowLastColumn="0" w:lastRowFirstColumn="0" w:lastRowLastColumn="0"/>
+            </w:pPr>
+            <w:r>
+              <w:t>token: string,</w:t>
+            </w:r>
+          </w:p>
+          <w:p>
+            <w:pPr>
+              <w:cnfStyle w:val="000000100000" w:firstRow="0" w:lastRow="0" w:firstColumn="0" w:lastColumn="0" w:oddVBand="0" w:evenVBand="0" w:oddHBand="1" w:evenHBand="0" w:firstRowFirstColumn="0" w:firstRowLastColumn="0" w:lastRowFirstColumn="0" w:lastRowLastColumn="0"/>
+            </w:pPr>
+            <w:r>
+              <w:t>role: string</w:t>
+            </w:r>
           </w:p>
           <w:p>
             <w:pPr>
@@ -2741,15 +2641,7 @@
         </w:numPr>
       </w:pPr>
       <w:r>
-        <w:t xml:space="preserve">(400) Hiányzó bejelentkezési adatok: Ha az </w:t>
-      </w:r>
-      <w:proofErr w:type="spellStart"/>
-      <w:r>
-        <w:t>endpoint</w:t>
-      </w:r>
-      <w:proofErr w:type="spellEnd"/>
-      <w:r>
-        <w:t xml:space="preserve"> felé történő kérés törzsében, nem szerepelnek adatok, a backend 400-as státuszkóddal, és egy hibaüzenettel tér vissza.</w:t>
+        <w:t>(400) Hiányzó bejelentkezési adatok: Ha az endpoint felé történő kérés törzsében, nem szerepelnek adatok, a backend 400-as státuszkóddal, és egy hibaüzenettel tér vissza.</w:t>
       </w:r>
     </w:p>
     <w:p>
@@ -2784,15 +2676,7 @@
         </w:numPr>
       </w:pPr>
       <w:r>
-        <w:t xml:space="preserve">(500) Szerver hiba: nincs JWT kulcs beállítva: Ha a rendszerben nem történt meg a JWT </w:t>
-      </w:r>
-      <w:proofErr w:type="spellStart"/>
-      <w:r>
-        <w:t>token</w:t>
-      </w:r>
-      <w:proofErr w:type="spellEnd"/>
-      <w:r>
-        <w:t xml:space="preserve"> beállítása.</w:t>
+        <w:t>(500) Szerver hiba: nincs JWT kulcs beállítva: Ha a rendszerben nem történt meg a JWT token beállítása.</w:t>
       </w:r>
     </w:p>
     <w:p>
@@ -2838,35 +2722,7 @@
         <w:rPr>
           <w:u w:val="single"/>
         </w:rPr>
-        <w:t>(POST)   „/</w:t>
-      </w:r>
-      <w:proofErr w:type="spellStart"/>
-      <w:r>
-        <w:rPr>
-          <w:u w:val="single"/>
-        </w:rPr>
-        <w:t>api</w:t>
-      </w:r>
-      <w:proofErr w:type="spellEnd"/>
-      <w:r>
-        <w:rPr>
-          <w:u w:val="single"/>
-        </w:rPr>
-        <w:t>/</w:t>
-      </w:r>
-      <w:proofErr w:type="spellStart"/>
-      <w:r>
-        <w:rPr>
-          <w:u w:val="single"/>
-        </w:rPr>
-        <w:t>signup</w:t>
-      </w:r>
-      <w:proofErr w:type="spellEnd"/>
-      <w:r>
-        <w:rPr>
-          <w:u w:val="single"/>
-        </w:rPr>
-        <w:t xml:space="preserve">” </w:t>
+        <w:t xml:space="preserve">(POST)   „/api/signup” </w:t>
       </w:r>
     </w:p>
     <w:p>
@@ -2874,35 +2730,11 @@
         <w:ind w:left="708"/>
       </w:pPr>
       <w:r>
-        <w:t xml:space="preserve">Ahol a frontenden a regisztrációs adatokat, egy JSON objektumba tömörítem és elküldöm a backendnek. Erre válaszul, a backend visszaküld szintén egy JSON objektumot, amely egy </w:t>
-      </w:r>
-      <w:proofErr w:type="spellStart"/>
-      <w:r>
-        <w:t>message</w:t>
-      </w:r>
-      <w:proofErr w:type="spellEnd"/>
-      <w:r>
-        <w:t>-t tartalmaz, amelyből kiderül, hogy a regisztráció sikeres volt-e vagy már regisztrált a felhasználó korábban.</w:t>
+        <w:t>Ahol a frontenden a regisztrációs adatokat, egy JSON objektumba tömörítem és elküldöm a backendnek. Erre válaszul, a backend visszaküld szintén egy JSON objektumot, amely egy message-t tartalmaz, amelyből kiderül, hogy a regisztráció sikeres volt-e vagy már regisztrált a felhasználó korábban.</w:t>
       </w:r>
       <w:r>
         <w:br/>
-        <w:t xml:space="preserve">Példa a regisztrációs adatokat tömörítő JSON </w:t>
-      </w:r>
-      <w:proofErr w:type="spellStart"/>
-      <w:r>
-        <w:t>obj</w:t>
-      </w:r>
-      <w:proofErr w:type="spellEnd"/>
-      <w:r>
-        <w:t>.-</w:t>
-      </w:r>
-      <w:proofErr w:type="spellStart"/>
-      <w:r>
-        <w:t>ra</w:t>
-      </w:r>
-      <w:proofErr w:type="spellEnd"/>
-      <w:r>
-        <w:t xml:space="preserve"> és a visszatérő objektumra:</w:t>
+        <w:t>Példa a regisztrációs adatokat tömörítő JSON obj.-ra és a visszatérő objektumra:</w:t>
       </w:r>
       <w:r>
         <w:br/>
@@ -2980,130 +2812,46 @@
           </w:p>
           <w:p/>
           <w:p>
-            <w:proofErr w:type="spellStart"/>
-            <w:r>
-              <w:rPr>
-                <w:b w:val="0"/>
-                <w:bCs w:val="0"/>
-              </w:rPr>
-              <w:t>username</w:t>
-            </w:r>
-            <w:proofErr w:type="spellEnd"/>
-            <w:r>
-              <w:rPr>
-                <w:b w:val="0"/>
-                <w:bCs w:val="0"/>
-              </w:rPr>
-              <w:t xml:space="preserve">: </w:t>
-            </w:r>
-            <w:proofErr w:type="spellStart"/>
-            <w:r>
-              <w:rPr>
-                <w:b w:val="0"/>
-                <w:bCs w:val="0"/>
-              </w:rPr>
-              <w:t>string</w:t>
-            </w:r>
-            <w:proofErr w:type="spellEnd"/>
-            <w:r>
-              <w:rPr>
-                <w:b w:val="0"/>
-                <w:bCs w:val="0"/>
-              </w:rPr>
-              <w:t>,</w:t>
-            </w:r>
-          </w:p>
-          <w:p>
-            <w:r>
-              <w:rPr>
-                <w:b w:val="0"/>
-                <w:bCs w:val="0"/>
-              </w:rPr>
-              <w:t xml:space="preserve">email: </w:t>
-            </w:r>
-            <w:proofErr w:type="spellStart"/>
-            <w:r>
-              <w:rPr>
-                <w:b w:val="0"/>
-                <w:bCs w:val="0"/>
-              </w:rPr>
-              <w:t>string</w:t>
-            </w:r>
-            <w:proofErr w:type="spellEnd"/>
-            <w:r>
-              <w:rPr>
-                <w:b w:val="0"/>
-                <w:bCs w:val="0"/>
-              </w:rPr>
-              <w:t>,</w:t>
-            </w:r>
-          </w:p>
-          <w:p>
-            <w:proofErr w:type="spellStart"/>
-            <w:r>
-              <w:rPr>
-                <w:b w:val="0"/>
-                <w:bCs w:val="0"/>
-              </w:rPr>
-              <w:t>password</w:t>
-            </w:r>
-            <w:proofErr w:type="spellEnd"/>
-            <w:r>
-              <w:rPr>
-                <w:b w:val="0"/>
-                <w:bCs w:val="0"/>
-              </w:rPr>
-              <w:t xml:space="preserve">: </w:t>
-            </w:r>
-            <w:proofErr w:type="spellStart"/>
-            <w:r>
-              <w:rPr>
-                <w:b w:val="0"/>
-                <w:bCs w:val="0"/>
-              </w:rPr>
-              <w:t>string</w:t>
-            </w:r>
-            <w:proofErr w:type="spellEnd"/>
-            <w:r>
-              <w:rPr>
-                <w:b w:val="0"/>
-                <w:bCs w:val="0"/>
-              </w:rPr>
-              <w:t>,</w:t>
-            </w:r>
-          </w:p>
-          <w:p>
-            <w:pPr>
-              <w:rPr>
-                <w:b w:val="0"/>
-                <w:bCs w:val="0"/>
-              </w:rPr>
-            </w:pPr>
-            <w:proofErr w:type="spellStart"/>
-            <w:r>
-              <w:rPr>
-                <w:b w:val="0"/>
-                <w:bCs w:val="0"/>
-              </w:rPr>
-              <w:t>confirmPassword</w:t>
-            </w:r>
-            <w:proofErr w:type="spellEnd"/>
-            <w:r>
-              <w:rPr>
-                <w:b w:val="0"/>
-                <w:bCs w:val="0"/>
-              </w:rPr>
-              <w:t xml:space="preserve">: </w:t>
-            </w:r>
-            <w:proofErr w:type="spellStart"/>
-            <w:r>
-              <w:rPr>
-                <w:b w:val="0"/>
-                <w:bCs w:val="0"/>
-              </w:rPr>
-              <w:t>string</w:t>
-            </w:r>
-            <w:proofErr w:type="spellEnd"/>
+            <w:r>
+              <w:rPr>
+                <w:b w:val="0"/>
+                <w:bCs w:val="0"/>
+              </w:rPr>
+              <w:t>username: string,</w:t>
+            </w:r>
+          </w:p>
+          <w:p>
+            <w:r>
+              <w:rPr>
+                <w:b w:val="0"/>
+                <w:bCs w:val="0"/>
+              </w:rPr>
+              <w:t>email: string,</w:t>
+            </w:r>
+          </w:p>
+          <w:p>
+            <w:r>
+              <w:rPr>
+                <w:b w:val="0"/>
+                <w:bCs w:val="0"/>
+              </w:rPr>
+              <w:t>password: string,</w:t>
+            </w:r>
+          </w:p>
+          <w:p>
+            <w:pPr>
+              <w:rPr>
+                <w:b w:val="0"/>
+                <w:bCs w:val="0"/>
+              </w:rPr>
+            </w:pPr>
+            <w:r>
+              <w:rPr>
+                <w:b w:val="0"/>
+                <w:bCs w:val="0"/>
+              </w:rPr>
+              <w:t>confirmPassword: string</w:t>
+            </w:r>
           </w:p>
           <w:p/>
           <w:p>
@@ -3144,40 +2892,17 @@
             <w:pPr>
               <w:cnfStyle w:val="000000100000" w:firstRow="0" w:lastRow="0" w:firstColumn="0" w:lastColumn="0" w:oddVBand="0" w:evenVBand="0" w:oddHBand="1" w:evenHBand="0" w:firstRowFirstColumn="0" w:firstRowLastColumn="0" w:lastRowFirstColumn="0" w:lastRowLastColumn="0"/>
             </w:pPr>
-            <w:proofErr w:type="spellStart"/>
-            <w:r>
-              <w:t>message</w:t>
-            </w:r>
-            <w:proofErr w:type="spellEnd"/>
-            <w:r>
-              <w:t xml:space="preserve">: </w:t>
-            </w:r>
-            <w:proofErr w:type="spellStart"/>
-            <w:r>
-              <w:t>string</w:t>
-            </w:r>
-            <w:proofErr w:type="spellEnd"/>
-            <w:r>
-              <w:t>,</w:t>
-            </w:r>
-          </w:p>
-          <w:p>
-            <w:pPr>
-              <w:cnfStyle w:val="000000100000" w:firstRow="0" w:lastRow="0" w:firstColumn="0" w:lastColumn="0" w:oddVBand="0" w:evenVBand="0" w:oddHBand="1" w:evenHBand="0" w:firstRowFirstColumn="0" w:firstRowLastColumn="0" w:lastRowFirstColumn="0" w:lastRowLastColumn="0"/>
-            </w:pPr>
-            <w:proofErr w:type="spellStart"/>
-            <w:r>
-              <w:t>redirect</w:t>
-            </w:r>
-            <w:proofErr w:type="spellEnd"/>
-            <w:r>
-              <w:t xml:space="preserve">: </w:t>
-            </w:r>
-            <w:proofErr w:type="spellStart"/>
-            <w:r>
-              <w:t>string</w:t>
-            </w:r>
-            <w:proofErr w:type="spellEnd"/>
+            <w:r>
+              <w:t>message: string,</w:t>
+            </w:r>
+          </w:p>
+          <w:p>
+            <w:pPr>
+              <w:cnfStyle w:val="000000100000" w:firstRow="0" w:lastRow="0" w:firstColumn="0" w:lastColumn="0" w:oddVBand="0" w:evenVBand="0" w:oddHBand="1" w:evenHBand="0" w:firstRowFirstColumn="0" w:firstRowLastColumn="0" w:lastRowFirstColumn="0" w:lastRowLastColumn="0"/>
+            </w:pPr>
+            <w:r>
+              <w:t>redirect: string</w:t>
+            </w:r>
           </w:p>
           <w:p>
             <w:pPr>
@@ -3209,15 +2934,7 @@
         </w:numPr>
       </w:pPr>
       <w:r>
-        <w:t xml:space="preserve">(400) Hiányzó regisztrációs adatok: Ha az </w:t>
-      </w:r>
-      <w:proofErr w:type="spellStart"/>
-      <w:r>
-        <w:t>endpoint</w:t>
-      </w:r>
-      <w:proofErr w:type="spellEnd"/>
-      <w:r>
-        <w:t xml:space="preserve"> felé történő kérés törzsében, nem szerepelnek adatok, a backend 400-as státuszkóddal, és egy hibaüzenettel tér vissza.</w:t>
+        <w:t>(400) Hiányzó regisztrációs adatok: Ha az endpoint felé történő kérés törzsében, nem szerepelnek adatok, a backend 400-as státuszkóddal, és egy hibaüzenettel tér vissza.</w:t>
       </w:r>
     </w:p>
     <w:p>
@@ -3235,23 +2952,7 @@
         </w:numPr>
       </w:pPr>
       <w:r>
-        <w:t xml:space="preserve">(400) Hibás email formátum: Ha az </w:t>
-      </w:r>
-      <w:proofErr w:type="spellStart"/>
-      <w:r>
-        <w:t>endpoint</w:t>
-      </w:r>
-      <w:proofErr w:type="spellEnd"/>
-      <w:r>
-        <w:t xml:space="preserve"> felé történő kérés törzsében található email, nem felel meg a backendben található </w:t>
-      </w:r>
-      <w:proofErr w:type="spellStart"/>
-      <w:r>
-        <w:t>regurális</w:t>
-      </w:r>
-      <w:proofErr w:type="spellEnd"/>
-      <w:r>
-        <w:t xml:space="preserve"> kifejezésnek, a backend 400-as státuszkóddal, és egy hibaüzenettel tér vissza.</w:t>
+        <w:t>(400) Hibás email formátum: Ha az endpoint felé történő kérés törzsében található email, nem felel meg a backendben található regurális kifejezésnek, a backend 400-as státuszkóddal, és egy hibaüzenettel tér vissza.</w:t>
       </w:r>
     </w:p>
     <w:p>
@@ -3269,15 +2970,7 @@
         </w:numPr>
       </w:pPr>
       <w:r>
-        <w:t xml:space="preserve">(400) A két megadott jelszó nem egyezik: Ha az </w:t>
-      </w:r>
-      <w:proofErr w:type="spellStart"/>
-      <w:r>
-        <w:t>endpoint</w:t>
-      </w:r>
-      <w:proofErr w:type="spellEnd"/>
-      <w:r>
-        <w:t xml:space="preserve"> felé történő kérés törzsében, található két jelszó nem megegyező, a backend 400-as státuszkóddal, és egy hibaüzenettel tér vissza.</w:t>
+        <w:t>(400) A két megadott jelszó nem egyezik: Ha az endpoint felé történő kérés törzsében, található két jelszó nem megegyező, a backend 400-as státuszkóddal, és egy hibaüzenettel tér vissza.</w:t>
       </w:r>
     </w:p>
     <w:p>
@@ -3294,15 +2987,7 @@
         </w:numPr>
       </w:pPr>
       <w:r>
-        <w:t xml:space="preserve">(409) A megadott e-mail cím már foglalt: Ha az </w:t>
-      </w:r>
-      <w:proofErr w:type="spellStart"/>
-      <w:r>
-        <w:t>endpoint</w:t>
-      </w:r>
-      <w:proofErr w:type="spellEnd"/>
-      <w:r>
-        <w:t xml:space="preserve"> felé történő kérés törzsében, szereplő e-mail címmel már korábban regisztráltak, a backend 409-as státuszkóddal, és egy hibaüzenettel tér vissza.</w:t>
+        <w:t>(409) A megadott e-mail cím már foglalt: Ha az endpoint felé történő kérés törzsében, szereplő e-mail címmel már korábban regisztráltak, a backend 409-as státuszkóddal, és egy hibaüzenettel tér vissza.</w:t>
       </w:r>
     </w:p>
     <w:p>
@@ -3352,21 +3037,7 @@
         <w:rPr>
           <w:u w:val="single"/>
         </w:rPr>
-        <w:t>(POST) „</w:t>
-      </w:r>
-      <w:proofErr w:type="spellStart"/>
-      <w:r>
-        <w:rPr>
-          <w:u w:val="single"/>
-        </w:rPr>
-        <w:t>api</w:t>
-      </w:r>
-      <w:proofErr w:type="spellEnd"/>
-      <w:r>
-        <w:rPr>
-          <w:u w:val="single"/>
-        </w:rPr>
-        <w:t>/logout”</w:t>
+        <w:t>(POST) „api/logout”</w:t>
       </w:r>
     </w:p>
     <w:p>
@@ -3386,15 +3057,7 @@
         <w:ind w:left="1416"/>
       </w:pPr>
       <w:r>
-        <w:t xml:space="preserve">kliensnek kötelezően törölnie kell a tárolt </w:t>
-      </w:r>
-      <w:proofErr w:type="spellStart"/>
-      <w:r>
-        <w:t>tokent</w:t>
-      </w:r>
-      <w:proofErr w:type="spellEnd"/>
-      <w:r>
-        <w:t>.</w:t>
+        <w:t>kliensnek kötelezően törölnie kell a tárolt tokent.</w:t>
       </w:r>
     </w:p>
     <w:tbl>
@@ -3482,21 +3145,8 @@
             <w:pPr>
               <w:cnfStyle w:val="000000100000" w:firstRow="0" w:lastRow="0" w:firstColumn="0" w:lastColumn="0" w:oddVBand="0" w:evenVBand="0" w:oddHBand="1" w:evenHBand="0" w:firstRowFirstColumn="0" w:firstRowLastColumn="0" w:lastRowFirstColumn="0" w:lastRowLastColumn="0"/>
             </w:pPr>
-            <w:proofErr w:type="spellStart"/>
-            <w:r>
-              <w:t>message</w:t>
-            </w:r>
-            <w:proofErr w:type="spellEnd"/>
-            <w:r>
-              <w:t xml:space="preserve">: </w:t>
-            </w:r>
-            <w:proofErr w:type="spellStart"/>
-            <w:r>
-              <w:t>string</w:t>
-            </w:r>
-            <w:proofErr w:type="spellEnd"/>
-            <w:r>
-              <w:t>,</w:t>
+            <w:r>
+              <w:t>message: string,</w:t>
             </w:r>
           </w:p>
           <w:p>
@@ -3556,35 +3206,7 @@
         <w:rPr>
           <w:u w:val="single"/>
         </w:rPr>
-        <w:t>(GET)  „</w:t>
-      </w:r>
-      <w:proofErr w:type="spellStart"/>
-      <w:r>
-        <w:rPr>
-          <w:u w:val="single"/>
-        </w:rPr>
-        <w:t>api</w:t>
-      </w:r>
-      <w:proofErr w:type="spellEnd"/>
-      <w:r>
-        <w:rPr>
-          <w:u w:val="single"/>
-        </w:rPr>
-        <w:t>/</w:t>
-      </w:r>
-      <w:proofErr w:type="spellStart"/>
-      <w:r>
-        <w:rPr>
-          <w:u w:val="single"/>
-        </w:rPr>
-        <w:t>user</w:t>
-      </w:r>
-      <w:proofErr w:type="spellEnd"/>
-      <w:r>
-        <w:rPr>
-          <w:u w:val="single"/>
-        </w:rPr>
-        <w:t xml:space="preserve">” </w:t>
+        <w:t xml:space="preserve">(GET)  „api/user” </w:t>
       </w:r>
     </w:p>
     <w:p>
@@ -3686,61 +3308,25 @@
             <w:pPr>
               <w:cnfStyle w:val="000000100000" w:firstRow="0" w:lastRow="0" w:firstColumn="0" w:lastColumn="0" w:oddVBand="0" w:evenVBand="0" w:oddHBand="1" w:evenHBand="0" w:firstRowFirstColumn="0" w:firstRowLastColumn="0" w:lastRowFirstColumn="0" w:lastRowLastColumn="0"/>
             </w:pPr>
-            <w:proofErr w:type="spellStart"/>
-            <w:r>
-              <w:t>id</w:t>
-            </w:r>
-            <w:proofErr w:type="spellEnd"/>
-            <w:r>
-              <w:t xml:space="preserve">: </w:t>
-            </w:r>
-            <w:proofErr w:type="spellStart"/>
-            <w:r>
-              <w:t>number</w:t>
-            </w:r>
-            <w:proofErr w:type="spellEnd"/>
-            <w:r>
-              <w:t>,</w:t>
-            </w:r>
-          </w:p>
-          <w:p>
-            <w:pPr>
-              <w:cnfStyle w:val="000000100000" w:firstRow="0" w:lastRow="0" w:firstColumn="0" w:lastColumn="0" w:oddVBand="0" w:evenVBand="0" w:oddHBand="1" w:evenHBand="0" w:firstRowFirstColumn="0" w:firstRowLastColumn="0" w:lastRowFirstColumn="0" w:lastRowLastColumn="0"/>
-            </w:pPr>
-            <w:proofErr w:type="spellStart"/>
-            <w:r>
-              <w:t>role</w:t>
-            </w:r>
-            <w:proofErr w:type="spellEnd"/>
-            <w:r>
-              <w:t xml:space="preserve">: </w:t>
-            </w:r>
-            <w:proofErr w:type="spellStart"/>
-            <w:r>
-              <w:t>string</w:t>
-            </w:r>
-            <w:proofErr w:type="spellEnd"/>
-            <w:r>
-              <w:t>,</w:t>
-            </w:r>
-          </w:p>
-          <w:p>
-            <w:pPr>
-              <w:cnfStyle w:val="000000100000" w:firstRow="0" w:lastRow="0" w:firstColumn="0" w:lastColumn="0" w:oddVBand="0" w:evenVBand="0" w:oddHBand="1" w:evenHBand="0" w:firstRowFirstColumn="0" w:firstRowLastColumn="0" w:lastRowFirstColumn="0" w:lastRowLastColumn="0"/>
-            </w:pPr>
-            <w:proofErr w:type="spellStart"/>
-            <w:r>
-              <w:t>username</w:t>
-            </w:r>
-            <w:proofErr w:type="spellEnd"/>
-            <w:r>
-              <w:t xml:space="preserve">: </w:t>
-            </w:r>
-            <w:proofErr w:type="spellStart"/>
-            <w:r>
-              <w:t>string</w:t>
-            </w:r>
-            <w:proofErr w:type="spellEnd"/>
+            <w:r>
+              <w:t>id: number,</w:t>
+            </w:r>
+          </w:p>
+          <w:p>
+            <w:pPr>
+              <w:cnfStyle w:val="000000100000" w:firstRow="0" w:lastRow="0" w:firstColumn="0" w:lastColumn="0" w:oddVBand="0" w:evenVBand="0" w:oddHBand="1" w:evenHBand="0" w:firstRowFirstColumn="0" w:firstRowLastColumn="0" w:lastRowFirstColumn="0" w:lastRowLastColumn="0"/>
+            </w:pPr>
+            <w:r>
+              <w:t>role: string,</w:t>
+            </w:r>
+          </w:p>
+          <w:p>
+            <w:pPr>
+              <w:cnfStyle w:val="000000100000" w:firstRow="0" w:lastRow="0" w:firstColumn="0" w:lastColumn="0" w:oddVBand="0" w:evenVBand="0" w:oddHBand="1" w:evenHBand="0" w:firstRowFirstColumn="0" w:firstRowLastColumn="0" w:lastRowFirstColumn="0" w:lastRowLastColumn="0"/>
+            </w:pPr>
+            <w:r>
+              <w:t>username: string</w:t>
+            </w:r>
           </w:p>
           <w:p>
             <w:pPr>
@@ -3772,31 +3358,7 @@
         </w:numPr>
       </w:pPr>
       <w:r>
-        <w:t xml:space="preserve">(400) </w:t>
-      </w:r>
-      <w:proofErr w:type="spellStart"/>
-      <w:r>
-        <w:t>Token</w:t>
-      </w:r>
-      <w:proofErr w:type="spellEnd"/>
-      <w:r>
-        <w:t xml:space="preserve"> nem található: Ha az </w:t>
-      </w:r>
-      <w:proofErr w:type="spellStart"/>
-      <w:r>
-        <w:t>endpoint</w:t>
-      </w:r>
-      <w:proofErr w:type="spellEnd"/>
-      <w:r>
-        <w:t xml:space="preserve"> felé történő kérés fejlécében nem található meg a </w:t>
-      </w:r>
-      <w:proofErr w:type="spellStart"/>
-      <w:r>
-        <w:t>token</w:t>
-      </w:r>
-      <w:proofErr w:type="spellEnd"/>
-      <w:r>
-        <w:t>, a backend null-lal tér vissza.</w:t>
+        <w:t>(400) Token nem található: Ha az endpoint felé történő kérés fejlécében nem található meg a token, a backend null-lal tér vissza.</w:t>
       </w:r>
     </w:p>
     <w:p>
@@ -3844,49 +3406,7 @@
           <w:u w:val="single"/>
         </w:rPr>
         <w:tab/>
-        <w:t>„/</w:t>
-      </w:r>
-      <w:proofErr w:type="spellStart"/>
-      <w:r>
-        <w:rPr>
-          <w:u w:val="single"/>
-        </w:rPr>
-        <w:t>api</w:t>
-      </w:r>
-      <w:proofErr w:type="spellEnd"/>
-      <w:r>
-        <w:rPr>
-          <w:u w:val="single"/>
-        </w:rPr>
-        <w:t>/</w:t>
-      </w:r>
-      <w:proofErr w:type="spellStart"/>
-      <w:r>
-        <w:rPr>
-          <w:u w:val="single"/>
-        </w:rPr>
-        <w:t>admin</w:t>
-      </w:r>
-      <w:proofErr w:type="spellEnd"/>
-      <w:r>
-        <w:rPr>
-          <w:u w:val="single"/>
-        </w:rPr>
-        <w:t>/</w:t>
-      </w:r>
-      <w:proofErr w:type="spellStart"/>
-      <w:r>
-        <w:rPr>
-          <w:u w:val="single"/>
-        </w:rPr>
-        <w:t>freeappointments</w:t>
-      </w:r>
-      <w:proofErr w:type="spellEnd"/>
-      <w:r>
-        <w:rPr>
-          <w:u w:val="single"/>
-        </w:rPr>
-        <w:t xml:space="preserve">” </w:t>
+        <w:t xml:space="preserve">„/api/admin/freeappointments” </w:t>
       </w:r>
     </w:p>
     <w:p>
@@ -3995,40 +3515,17 @@
             <w:pPr>
               <w:cnfStyle w:val="000000100000" w:firstRow="0" w:lastRow="0" w:firstColumn="0" w:lastColumn="0" w:oddVBand="0" w:evenVBand="0" w:oddHBand="1" w:evenHBand="0" w:firstRowFirstColumn="0" w:firstRowLastColumn="0" w:lastRowFirstColumn="0" w:lastRowLastColumn="0"/>
             </w:pPr>
-            <w:proofErr w:type="spellStart"/>
-            <w:r>
-              <w:t>id</w:t>
-            </w:r>
-            <w:proofErr w:type="spellEnd"/>
-            <w:r>
-              <w:t xml:space="preserve">: </w:t>
-            </w:r>
-            <w:proofErr w:type="spellStart"/>
-            <w:r>
-              <w:t>number</w:t>
-            </w:r>
-            <w:proofErr w:type="spellEnd"/>
-            <w:r>
-              <w:t>,</w:t>
-            </w:r>
-          </w:p>
-          <w:p>
-            <w:pPr>
-              <w:cnfStyle w:val="000000100000" w:firstRow="0" w:lastRow="0" w:firstColumn="0" w:lastColumn="0" w:oddVBand="0" w:evenVBand="0" w:oddHBand="1" w:evenHBand="0" w:firstRowFirstColumn="0" w:firstRowLastColumn="0" w:lastRowFirstColumn="0" w:lastRowLastColumn="0"/>
-            </w:pPr>
-            <w:proofErr w:type="spellStart"/>
-            <w:r>
-              <w:t>service_date</w:t>
-            </w:r>
-            <w:proofErr w:type="spellEnd"/>
-            <w:r>
-              <w:t xml:space="preserve">: </w:t>
-            </w:r>
-            <w:proofErr w:type="spellStart"/>
-            <w:r>
-              <w:t>string</w:t>
-            </w:r>
-            <w:proofErr w:type="spellEnd"/>
+            <w:r>
+              <w:t>id: number,</w:t>
+            </w:r>
+          </w:p>
+          <w:p>
+            <w:pPr>
+              <w:cnfStyle w:val="000000100000" w:firstRow="0" w:lastRow="0" w:firstColumn="0" w:lastColumn="0" w:oddVBand="0" w:evenVBand="0" w:oddHBand="1" w:evenHBand="0" w:firstRowFirstColumn="0" w:firstRowLastColumn="0" w:lastRowFirstColumn="0" w:lastRowLastColumn="0"/>
+            </w:pPr>
+            <w:r>
+              <w:t>service_date: string</w:t>
+            </w:r>
           </w:p>
           <w:p>
             <w:pPr>
@@ -4065,58 +3562,10 @@
       </w:pPr>
       <w:r>
         <w:br/>
-        <w:t xml:space="preserve">Miután kiválasztottuk megfelelő időpontot és leírtuk, hogy mi a probléma, a beküldés gombra kattintva egy PATCH-kérést intézünk a </w:t>
-      </w:r>
-      <w:proofErr w:type="spellStart"/>
-      <w:r>
-        <w:t>a</w:t>
-      </w:r>
-      <w:proofErr w:type="spellEnd"/>
-      <w:r>
-        <w:t xml:space="preserve"> backend felé a frontendről, ezen az </w:t>
-      </w:r>
-      <w:proofErr w:type="spellStart"/>
-      <w:r>
-        <w:t>url</w:t>
-      </w:r>
-      <w:proofErr w:type="spellEnd"/>
-      <w:r>
-        <w:t>-n(„/</w:t>
-      </w:r>
-      <w:proofErr w:type="spellStart"/>
-      <w:r>
-        <w:t>api</w:t>
-      </w:r>
-      <w:proofErr w:type="spellEnd"/>
-      <w:r>
-        <w:t>/</w:t>
-      </w:r>
-      <w:proofErr w:type="spellStart"/>
-      <w:r>
-        <w:t>appointment?id</w:t>
-      </w:r>
-      <w:proofErr w:type="spellEnd"/>
-      <w:r>
-        <w:t xml:space="preserve">=”), ennek a bodyjában egy JSON objektum lesz, amelyben szerepelni fognak, az időpontfoglalás adatai, illetve a </w:t>
-      </w:r>
-      <w:proofErr w:type="spellStart"/>
-      <w:r>
-        <w:t>query</w:t>
-      </w:r>
-      <w:proofErr w:type="spellEnd"/>
-      <w:r>
-        <w:t xml:space="preserve"> paraméterben fog továbbá szerepelni az időpont azonosítója is.</w:t>
-      </w:r>
-      <w:r>
-        <w:t xml:space="preserve"> Ezek mellett még kötelező továbbá a JWT </w:t>
-      </w:r>
-      <w:proofErr w:type="spellStart"/>
-      <w:r>
-        <w:t>token</w:t>
-      </w:r>
-      <w:proofErr w:type="spellEnd"/>
-      <w:r>
-        <w:t xml:space="preserve"> is a végpont hívásához.</w:t>
+        <w:t>Miután kiválasztottuk megfelelő időpontot és leírtuk, hogy mi a probléma, a beküldés gombra kattintva egy PATCH-kérést intézünk a a backend felé a frontendről, ezen az url-n(„/api/appointment?id=”), ennek a bodyjában egy JSON objektum lesz, amelyben szerepelni fognak, az időpontfoglalás adatai, illetve a query paraméterben fog továbbá szerepelni az időpont azonosítója is.</w:t>
+      </w:r>
+      <w:r>
+        <w:t xml:space="preserve"> Ezek mellett még kötelező továbbá a JWT token is a végpont hívásához.</w:t>
       </w:r>
       <w:r>
         <w:t xml:space="preserve"> Az időpontfoglalás elküldése után, pedig a backend küld egy választ, az időpontfoglalás sikereségéről.</w:t>
@@ -4194,25 +3643,15 @@
             </w:r>
           </w:p>
           <w:p>
-            <w:proofErr w:type="spellStart"/>
-            <w:r>
-              <w:rPr>
-                <w:b w:val="0"/>
-                <w:bCs w:val="0"/>
-              </w:rPr>
-              <w:t>appointmentDate:string</w:t>
-            </w:r>
-            <w:proofErr w:type="spellEnd"/>
-            <w:r>
-              <w:rPr>
-                <w:b w:val="0"/>
-                <w:bCs w:val="0"/>
-              </w:rPr>
-              <w:t>,</w:t>
-            </w:r>
-          </w:p>
-          <w:p>
-            <w:proofErr w:type="spellStart"/>
+            <w:r>
+              <w:rPr>
+                <w:b w:val="0"/>
+                <w:bCs w:val="0"/>
+              </w:rPr>
+              <w:t>appointmentDate:string,</w:t>
+            </w:r>
+          </w:p>
+          <w:p>
             <w:r>
               <w:rPr>
                 <w:b w:val="0"/>
@@ -4220,7 +3659,6 @@
               </w:rPr>
               <w:t>problem_description:string</w:t>
             </w:r>
-            <w:proofErr w:type="spellEnd"/>
           </w:p>
           <w:p>
             <w:pPr>
@@ -4266,11 +3704,9 @@
             <w:pPr>
               <w:cnfStyle w:val="000000100000" w:firstRow="0" w:lastRow="0" w:firstColumn="0" w:lastColumn="0" w:oddVBand="0" w:evenVBand="0" w:oddHBand="1" w:evenHBand="0" w:firstRowFirstColumn="0" w:firstRowLastColumn="0" w:lastRowFirstColumn="0" w:lastRowLastColumn="0"/>
             </w:pPr>
-            <w:proofErr w:type="spellStart"/>
             <w:r>
               <w:t>message:string</w:t>
             </w:r>
-            <w:proofErr w:type="spellEnd"/>
           </w:p>
           <w:p>
             <w:pPr>
@@ -4299,15 +3735,7 @@
         </w:numPr>
       </w:pPr>
       <w:r>
-        <w:t xml:space="preserve">(404) Nem található az erőforrás(szabad szervizidőpontok lekérése): Ha az </w:t>
-      </w:r>
-      <w:proofErr w:type="spellStart"/>
-      <w:r>
-        <w:t>endpoint</w:t>
-      </w:r>
-      <w:proofErr w:type="spellEnd"/>
-      <w:r>
-        <w:t xml:space="preserve"> felé intézett kérésnek nincs eredménye, tehát a kért adatok nem léteznek az adatbázisban.</w:t>
+        <w:t>(404) Nem található az erőforrás(szabad szervizidőpontok lekérése): Ha az endpoint felé intézett kérésnek nincs eredménye, tehát a kért adatok nem léteznek az adatbázisban.</w:t>
       </w:r>
     </w:p>
     <w:p>
@@ -4343,23 +3771,7 @@
         </w:numPr>
       </w:pPr>
       <w:r>
-        <w:t xml:space="preserve">(400) Nincs azonosító(időpontfoglalás): Ha az </w:t>
-      </w:r>
-      <w:proofErr w:type="spellStart"/>
-      <w:r>
-        <w:t>endpoint</w:t>
-      </w:r>
-      <w:proofErr w:type="spellEnd"/>
-      <w:r>
-        <w:t xml:space="preserve"> felé irányuló kérésnek </w:t>
-      </w:r>
-      <w:proofErr w:type="spellStart"/>
-      <w:r>
-        <w:t>query</w:t>
-      </w:r>
-      <w:proofErr w:type="spellEnd"/>
-      <w:r>
-        <w:t xml:space="preserve"> paraméterében található azonosító nem megfelelő formátumú.</w:t>
+        <w:t>(400) Nincs azonosító(időpontfoglalás): Ha az endpoint felé irányuló kérésnek query paraméterében található azonosító nem megfelelő formátumú.</w:t>
       </w:r>
     </w:p>
     <w:p>
@@ -4405,10 +3817,7 @@
         </w:numPr>
       </w:pPr>
       <w:r>
-        <w:t>Felhasználó saját megrendeléseinek lekérése</w:t>
-      </w:r>
-      <w:r>
-        <w:t>:</w:t>
+        <w:t>Felhasználó saját megrendeléseinek lekérése:</w:t>
       </w:r>
     </w:p>
     <w:p>
@@ -4424,41 +3833,7 @@
         <w:rPr>
           <w:u w:val="single"/>
         </w:rPr>
-        <w:t>GET</w:t>
-      </w:r>
-      <w:r>
-        <w:rPr>
-          <w:u w:val="single"/>
-        </w:rPr>
-        <w:t>) „/</w:t>
-      </w:r>
-      <w:proofErr w:type="spellStart"/>
-      <w:r>
-        <w:rPr>
-          <w:u w:val="single"/>
-        </w:rPr>
-        <w:t>api</w:t>
-      </w:r>
-      <w:proofErr w:type="spellEnd"/>
-      <w:r>
-        <w:rPr>
-          <w:u w:val="single"/>
-        </w:rPr>
-        <w:t>/</w:t>
-      </w:r>
-      <w:proofErr w:type="spellStart"/>
-      <w:r>
-        <w:rPr>
-          <w:u w:val="single"/>
-        </w:rPr>
-        <w:t>my-orders</w:t>
-      </w:r>
-      <w:proofErr w:type="spellEnd"/>
-      <w:r>
-        <w:rPr>
-          <w:u w:val="single"/>
-        </w:rPr>
-        <w:t>”</w:t>
+        <w:t>GET) „/api/my-orders”</w:t>
       </w:r>
     </w:p>
     <w:p>
@@ -4466,23 +3841,7 @@
         <w:ind w:left="396"/>
       </w:pPr>
       <w:r>
-        <w:t xml:space="preserve">A frontendről induló kérésben elküldjük a </w:t>
-      </w:r>
-      <w:proofErr w:type="spellStart"/>
-      <w:r>
-        <w:t>tokent</w:t>
-      </w:r>
-      <w:proofErr w:type="spellEnd"/>
-      <w:r>
-        <w:t xml:space="preserve">, amelyet a backend </w:t>
-      </w:r>
-      <w:proofErr w:type="spellStart"/>
-      <w:r>
-        <w:t>middleware</w:t>
-      </w:r>
-      <w:proofErr w:type="spellEnd"/>
-      <w:r>
-        <w:t xml:space="preserve"> dekódol, és </w:t>
+        <w:t xml:space="preserve">A frontendről induló kérésben elküldjük a tokent, amelyet a backend middleware dekódol, és </w:t>
       </w:r>
       <w:r>
         <w:t>lekéri az adott felhasználó azonosítóhoz tartozó rendeléseket. Majd ezeket visszaküldi a frontend számára.  Ha a rendelések nem léteznek a backend (404-</w:t>
@@ -4552,39 +3911,7 @@
                 <w:b w:val="0"/>
                 <w:bCs w:val="0"/>
               </w:rPr>
-              <w:t xml:space="preserve">A </w:t>
-            </w:r>
-            <w:proofErr w:type="spellStart"/>
-            <w:r>
-              <w:rPr>
-                <w:b w:val="0"/>
-                <w:bCs w:val="0"/>
-              </w:rPr>
-              <w:t>token</w:t>
-            </w:r>
-            <w:proofErr w:type="spellEnd"/>
-            <w:r>
-              <w:rPr>
-                <w:b w:val="0"/>
-                <w:bCs w:val="0"/>
-              </w:rPr>
-              <w:t xml:space="preserve"> az </w:t>
-            </w:r>
-            <w:proofErr w:type="spellStart"/>
-            <w:r>
-              <w:rPr>
-                <w:b w:val="0"/>
-                <w:bCs w:val="0"/>
-              </w:rPr>
-              <w:t>Authorization</w:t>
-            </w:r>
-            <w:proofErr w:type="spellEnd"/>
-            <w:r>
-              <w:rPr>
-                <w:b w:val="0"/>
-                <w:bCs w:val="0"/>
-              </w:rPr>
-              <w:t xml:space="preserve"> </w:t>
+              <w:t xml:space="preserve">A token az Authorization </w:t>
             </w:r>
           </w:p>
           <w:p>
@@ -4628,232 +3955,97 @@
             <w:pPr>
               <w:cnfStyle w:val="000000100000" w:firstRow="0" w:lastRow="0" w:firstColumn="0" w:lastColumn="0" w:oddVBand="0" w:evenVBand="0" w:oddHBand="1" w:evenHBand="0" w:firstRowFirstColumn="0" w:firstRowLastColumn="0" w:lastRowFirstColumn="0" w:lastRowLastColumn="0"/>
             </w:pPr>
-            <w:proofErr w:type="spellStart"/>
-            <w:r>
-              <w:t>id</w:t>
-            </w:r>
-            <w:proofErr w:type="spellEnd"/>
-            <w:r>
-              <w:t xml:space="preserve">: </w:t>
-            </w:r>
-            <w:proofErr w:type="spellStart"/>
-            <w:r>
-              <w:t>number</w:t>
-            </w:r>
-            <w:proofErr w:type="spellEnd"/>
-            <w:r>
-              <w:t>,</w:t>
-            </w:r>
-          </w:p>
-          <w:p>
-            <w:pPr>
-              <w:cnfStyle w:val="000000100000" w:firstRow="0" w:lastRow="0" w:firstColumn="0" w:lastColumn="0" w:oddVBand="0" w:evenVBand="0" w:oddHBand="1" w:evenHBand="0" w:firstRowFirstColumn="0" w:firstRowLastColumn="0" w:lastRowFirstColumn="0" w:lastRowLastColumn="0"/>
-            </w:pPr>
-            <w:proofErr w:type="spellStart"/>
-            <w:r>
-              <w:t>customer_name</w:t>
-            </w:r>
-            <w:proofErr w:type="spellEnd"/>
-            <w:r>
-              <w:t xml:space="preserve">: </w:t>
-            </w:r>
-            <w:proofErr w:type="spellStart"/>
-            <w:r>
-              <w:t>string</w:t>
-            </w:r>
-            <w:proofErr w:type="spellEnd"/>
-            <w:r>
-              <w:t>,</w:t>
-            </w:r>
-          </w:p>
-          <w:p>
-            <w:pPr>
-              <w:cnfStyle w:val="000000100000" w:firstRow="0" w:lastRow="0" w:firstColumn="0" w:lastColumn="0" w:oddVBand="0" w:evenVBand="0" w:oddHBand="1" w:evenHBand="0" w:firstRowFirstColumn="0" w:firstRowLastColumn="0" w:lastRowFirstColumn="0" w:lastRowLastColumn="0"/>
-            </w:pPr>
-            <w:proofErr w:type="spellStart"/>
-            <w:r>
-              <w:t>u_id</w:t>
-            </w:r>
-            <w:proofErr w:type="spellEnd"/>
-            <w:r>
-              <w:t xml:space="preserve">: </w:t>
-            </w:r>
-            <w:proofErr w:type="spellStart"/>
-            <w:r>
-              <w:t>number</w:t>
-            </w:r>
-            <w:proofErr w:type="spellEnd"/>
-            <w:r>
-              <w:t>,</w:t>
-            </w:r>
-          </w:p>
-          <w:p>
-            <w:pPr>
-              <w:cnfStyle w:val="000000100000" w:firstRow="0" w:lastRow="0" w:firstColumn="0" w:lastColumn="0" w:oddVBand="0" w:evenVBand="0" w:oddHBand="1" w:evenHBand="0" w:firstRowFirstColumn="0" w:firstRowLastColumn="0" w:lastRowFirstColumn="0" w:lastRowLastColumn="0"/>
-            </w:pPr>
-            <w:proofErr w:type="spellStart"/>
-            <w:r>
-              <w:t>order_date</w:t>
-            </w:r>
-            <w:proofErr w:type="spellEnd"/>
-            <w:r>
-              <w:t xml:space="preserve">: </w:t>
-            </w:r>
-            <w:proofErr w:type="spellStart"/>
-            <w:r>
-              <w:t>string</w:t>
-            </w:r>
-            <w:proofErr w:type="spellEnd"/>
-            <w:r>
-              <w:t>,</w:t>
-            </w:r>
-          </w:p>
-          <w:p>
-            <w:pPr>
-              <w:cnfStyle w:val="000000100000" w:firstRow="0" w:lastRow="0" w:firstColumn="0" w:lastColumn="0" w:oddVBand="0" w:evenVBand="0" w:oddHBand="1" w:evenHBand="0" w:firstRowFirstColumn="0" w:firstRowLastColumn="0" w:lastRowFirstColumn="0" w:lastRowLastColumn="0"/>
-            </w:pPr>
-            <w:r>
-              <w:t xml:space="preserve">status: </w:t>
-            </w:r>
-            <w:proofErr w:type="spellStart"/>
-            <w:r>
-              <w:t>string</w:t>
-            </w:r>
-            <w:proofErr w:type="spellEnd"/>
-            <w:r>
-              <w:t>,</w:t>
-            </w:r>
-          </w:p>
-          <w:p>
-            <w:pPr>
-              <w:cnfStyle w:val="000000100000" w:firstRow="0" w:lastRow="0" w:firstColumn="0" w:lastColumn="0" w:oddVBand="0" w:evenVBand="0" w:oddHBand="1" w:evenHBand="0" w:firstRowFirstColumn="0" w:firstRowLastColumn="0" w:lastRowFirstColumn="0" w:lastRowLastColumn="0"/>
-            </w:pPr>
-            <w:proofErr w:type="spellStart"/>
-            <w:r>
-              <w:t>total_amount</w:t>
-            </w:r>
-            <w:proofErr w:type="spellEnd"/>
-            <w:r>
-              <w:t xml:space="preserve">: </w:t>
-            </w:r>
-            <w:proofErr w:type="spellStart"/>
-            <w:r>
-              <w:t>number</w:t>
-            </w:r>
-            <w:proofErr w:type="spellEnd"/>
-            <w:r>
-              <w:t>,</w:t>
-            </w:r>
-          </w:p>
-          <w:p>
-            <w:pPr>
-              <w:cnfStyle w:val="000000100000" w:firstRow="0" w:lastRow="0" w:firstColumn="0" w:lastColumn="0" w:oddVBand="0" w:evenVBand="0" w:oddHBand="1" w:evenHBand="0" w:firstRowFirstColumn="0" w:firstRowLastColumn="0" w:lastRowFirstColumn="0" w:lastRowLastColumn="0"/>
-            </w:pPr>
-            <w:proofErr w:type="spellStart"/>
-            <w:r>
-              <w:t>payment_Method</w:t>
-            </w:r>
-            <w:proofErr w:type="spellEnd"/>
-            <w:r>
-              <w:t xml:space="preserve">: </w:t>
-            </w:r>
-            <w:proofErr w:type="spellStart"/>
-            <w:r>
-              <w:t>string</w:t>
-            </w:r>
-            <w:proofErr w:type="spellEnd"/>
-            <w:r>
-              <w:t>,</w:t>
-            </w:r>
-          </w:p>
-          <w:p>
-            <w:pPr>
-              <w:cnfStyle w:val="000000100000" w:firstRow="0" w:lastRow="0" w:firstColumn="0" w:lastColumn="0" w:oddVBand="0" w:evenVBand="0" w:oddHBand="1" w:evenHBand="0" w:firstRowFirstColumn="0" w:firstRowLastColumn="0" w:lastRowFirstColumn="0" w:lastRowLastColumn="0"/>
-            </w:pPr>
-            <w:proofErr w:type="spellStart"/>
-            <w:r>
-              <w:t>delivery_Method</w:t>
-            </w:r>
-            <w:proofErr w:type="spellEnd"/>
-            <w:r>
-              <w:t xml:space="preserve">: </w:t>
-            </w:r>
-            <w:proofErr w:type="spellStart"/>
-            <w:r>
-              <w:t>string</w:t>
-            </w:r>
-            <w:proofErr w:type="spellEnd"/>
-            <w:r>
-              <w:t>,</w:t>
-            </w:r>
-          </w:p>
-          <w:p>
-            <w:pPr>
-              <w:cnfStyle w:val="000000100000" w:firstRow="0" w:lastRow="0" w:firstColumn="0" w:lastColumn="0" w:oddVBand="0" w:evenVBand="0" w:oddHBand="1" w:evenHBand="0" w:firstRowFirstColumn="0" w:firstRowLastColumn="0" w:lastRowFirstColumn="0" w:lastRowLastColumn="0"/>
-            </w:pPr>
-            <w:proofErr w:type="spellStart"/>
+            <w:r>
+              <w:t>id: number,</w:t>
+            </w:r>
+          </w:p>
+          <w:p>
+            <w:pPr>
+              <w:cnfStyle w:val="000000100000" w:firstRow="0" w:lastRow="0" w:firstColumn="0" w:lastColumn="0" w:oddVBand="0" w:evenVBand="0" w:oddHBand="1" w:evenHBand="0" w:firstRowFirstColumn="0" w:firstRowLastColumn="0" w:lastRowFirstColumn="0" w:lastRowLastColumn="0"/>
+            </w:pPr>
+            <w:r>
+              <w:t>customer_name: string,</w:t>
+            </w:r>
+          </w:p>
+          <w:p>
+            <w:pPr>
+              <w:cnfStyle w:val="000000100000" w:firstRow="0" w:lastRow="0" w:firstColumn="0" w:lastColumn="0" w:oddVBand="0" w:evenVBand="0" w:oddHBand="1" w:evenHBand="0" w:firstRowFirstColumn="0" w:firstRowLastColumn="0" w:lastRowFirstColumn="0" w:lastRowLastColumn="0"/>
+            </w:pPr>
+            <w:r>
+              <w:t>u_id: number,</w:t>
+            </w:r>
+          </w:p>
+          <w:p>
+            <w:pPr>
+              <w:cnfStyle w:val="000000100000" w:firstRow="0" w:lastRow="0" w:firstColumn="0" w:lastColumn="0" w:oddVBand="0" w:evenVBand="0" w:oddHBand="1" w:evenHBand="0" w:firstRowFirstColumn="0" w:firstRowLastColumn="0" w:lastRowFirstColumn="0" w:lastRowLastColumn="0"/>
+            </w:pPr>
+            <w:r>
+              <w:t>order_date: string,</w:t>
+            </w:r>
+          </w:p>
+          <w:p>
+            <w:pPr>
+              <w:cnfStyle w:val="000000100000" w:firstRow="0" w:lastRow="0" w:firstColumn="0" w:lastColumn="0" w:oddVBand="0" w:evenVBand="0" w:oddHBand="1" w:evenHBand="0" w:firstRowFirstColumn="0" w:firstRowLastColumn="0" w:lastRowFirstColumn="0" w:lastRowLastColumn="0"/>
+            </w:pPr>
+            <w:r>
+              <w:t>status: string,</w:t>
+            </w:r>
+          </w:p>
+          <w:p>
+            <w:pPr>
+              <w:cnfStyle w:val="000000100000" w:firstRow="0" w:lastRow="0" w:firstColumn="0" w:lastColumn="0" w:oddVBand="0" w:evenVBand="0" w:oddHBand="1" w:evenHBand="0" w:firstRowFirstColumn="0" w:firstRowLastColumn="0" w:lastRowFirstColumn="0" w:lastRowLastColumn="0"/>
+            </w:pPr>
+            <w:r>
+              <w:t>total_amount: number,</w:t>
+            </w:r>
+          </w:p>
+          <w:p>
+            <w:pPr>
+              <w:cnfStyle w:val="000000100000" w:firstRow="0" w:lastRow="0" w:firstColumn="0" w:lastColumn="0" w:oddVBand="0" w:evenVBand="0" w:oddHBand="1" w:evenHBand="0" w:firstRowFirstColumn="0" w:firstRowLastColumn="0" w:lastRowFirstColumn="0" w:lastRowLastColumn="0"/>
+            </w:pPr>
+            <w:r>
+              <w:t>payment_Method: string,</w:t>
+            </w:r>
+          </w:p>
+          <w:p>
+            <w:pPr>
+              <w:cnfStyle w:val="000000100000" w:firstRow="0" w:lastRow="0" w:firstColumn="0" w:lastColumn="0" w:oddVBand="0" w:evenVBand="0" w:oddHBand="1" w:evenHBand="0" w:firstRowFirstColumn="0" w:firstRowLastColumn="0" w:lastRowFirstColumn="0" w:lastRowLastColumn="0"/>
+            </w:pPr>
+            <w:r>
+              <w:t>delivery_Method: string,</w:t>
+            </w:r>
+          </w:p>
+          <w:p>
+            <w:pPr>
+              <w:cnfStyle w:val="000000100000" w:firstRow="0" w:lastRow="0" w:firstColumn="0" w:lastColumn="0" w:oddVBand="0" w:evenVBand="0" w:oddHBand="1" w:evenHBand="0" w:firstRowFirstColumn="0" w:firstRowLastColumn="0" w:lastRowFirstColumn="0" w:lastRowLastColumn="0"/>
+            </w:pPr>
             <w:r>
               <w:lastRenderedPageBreak/>
-              <w:t>city_name:string</w:t>
-            </w:r>
-            <w:proofErr w:type="spellEnd"/>
-            <w:r>
-              <w:t>,</w:t>
-            </w:r>
-          </w:p>
-          <w:p>
-            <w:pPr>
-              <w:cnfStyle w:val="000000100000" w:firstRow="0" w:lastRow="0" w:firstColumn="0" w:lastColumn="0" w:oddVBand="0" w:evenVBand="0" w:oddHBand="1" w:evenHBand="0" w:firstRowFirstColumn="0" w:firstRowLastColumn="0" w:lastRowFirstColumn="0" w:lastRowLastColumn="0"/>
-            </w:pPr>
-            <w:proofErr w:type="spellStart"/>
-            <w:r>
-              <w:t>zip_code</w:t>
-            </w:r>
-            <w:proofErr w:type="spellEnd"/>
-            <w:r>
-              <w:t xml:space="preserve">: </w:t>
-            </w:r>
-            <w:proofErr w:type="spellStart"/>
-            <w:r>
-              <w:t>string</w:t>
-            </w:r>
-            <w:proofErr w:type="spellEnd"/>
-            <w:r>
-              <w:t>,</w:t>
-            </w:r>
-          </w:p>
-          <w:p>
-            <w:pPr>
-              <w:cnfStyle w:val="000000100000" w:firstRow="0" w:lastRow="0" w:firstColumn="0" w:lastColumn="0" w:oddVBand="0" w:evenVBand="0" w:oddHBand="1" w:evenHBand="0" w:firstRowFirstColumn="0" w:firstRowLastColumn="0" w:lastRowFirstColumn="0" w:lastRowLastColumn="0"/>
-            </w:pPr>
-            <w:proofErr w:type="spellStart"/>
-            <w:r>
-              <w:t>street_number</w:t>
-            </w:r>
-            <w:proofErr w:type="spellEnd"/>
-            <w:r>
-              <w:t xml:space="preserve">: </w:t>
-            </w:r>
-            <w:proofErr w:type="spellStart"/>
-            <w:r>
-              <w:t>number</w:t>
-            </w:r>
-            <w:proofErr w:type="spellEnd"/>
-            <w:r>
-              <w:t>,</w:t>
-            </w:r>
-          </w:p>
-          <w:p>
-            <w:pPr>
-              <w:cnfStyle w:val="000000100000" w:firstRow="0" w:lastRow="0" w:firstColumn="0" w:lastColumn="0" w:oddVBand="0" w:evenVBand="0" w:oddHBand="1" w:evenHBand="0" w:firstRowFirstColumn="0" w:firstRowLastColumn="0" w:lastRowFirstColumn="0" w:lastRowLastColumn="0"/>
-            </w:pPr>
-            <w:proofErr w:type="spellStart"/>
-            <w:r>
-              <w:t>items</w:t>
-            </w:r>
-            <w:proofErr w:type="spellEnd"/>
-            <w:r>
-              <w:t>: [</w:t>
+              <w:t>city_name:string,</w:t>
+            </w:r>
+          </w:p>
+          <w:p>
+            <w:pPr>
+              <w:cnfStyle w:val="000000100000" w:firstRow="0" w:lastRow="0" w:firstColumn="0" w:lastColumn="0" w:oddVBand="0" w:evenVBand="0" w:oddHBand="1" w:evenHBand="0" w:firstRowFirstColumn="0" w:firstRowLastColumn="0" w:lastRowFirstColumn="0" w:lastRowLastColumn="0"/>
+            </w:pPr>
+            <w:r>
+              <w:t>zip_code: string,</w:t>
+            </w:r>
+          </w:p>
+          <w:p>
+            <w:pPr>
+              <w:cnfStyle w:val="000000100000" w:firstRow="0" w:lastRow="0" w:firstColumn="0" w:lastColumn="0" w:oddVBand="0" w:evenVBand="0" w:oddHBand="1" w:evenHBand="0" w:firstRowFirstColumn="0" w:firstRowLastColumn="0" w:lastRowFirstColumn="0" w:lastRowLastColumn="0"/>
+            </w:pPr>
+            <w:r>
+              <w:t>street_number: number,</w:t>
+            </w:r>
+          </w:p>
+          <w:p>
+            <w:pPr>
+              <w:cnfStyle w:val="000000100000" w:firstRow="0" w:lastRow="0" w:firstColumn="0" w:lastColumn="0" w:oddVBand="0" w:evenVBand="0" w:oddHBand="1" w:evenHBand="0" w:firstRowFirstColumn="0" w:firstRowLastColumn="0" w:lastRowFirstColumn="0" w:lastRowLastColumn="0"/>
+            </w:pPr>
+            <w:r>
+              <w:t>items: [</w:t>
             </w:r>
           </w:p>
           <w:p>
@@ -4868,74 +4060,33 @@
             <w:pPr>
               <w:cnfStyle w:val="000000100000" w:firstRow="0" w:lastRow="0" w:firstColumn="0" w:lastColumn="0" w:oddVBand="0" w:evenVBand="0" w:oddHBand="1" w:evenHBand="0" w:firstRowFirstColumn="0" w:firstRowLastColumn="0" w:lastRowFirstColumn="0" w:lastRowLastColumn="0"/>
             </w:pPr>
-            <w:proofErr w:type="spellStart"/>
-            <w:r>
-              <w:t>o_id</w:t>
-            </w:r>
-            <w:proofErr w:type="spellEnd"/>
-            <w:r>
-              <w:t xml:space="preserve">: </w:t>
-            </w:r>
-            <w:proofErr w:type="spellStart"/>
-            <w:r>
-              <w:t>number</w:t>
-            </w:r>
-            <w:proofErr w:type="spellEnd"/>
-            <w:r>
-              <w:t>,</w:t>
-            </w:r>
-          </w:p>
-          <w:p>
-            <w:pPr>
-              <w:cnfStyle w:val="000000100000" w:firstRow="0" w:lastRow="0" w:firstColumn="0" w:lastColumn="0" w:oddVBand="0" w:evenVBand="0" w:oddHBand="1" w:evenHBand="0" w:firstRowFirstColumn="0" w:firstRowLastColumn="0" w:lastRowFirstColumn="0" w:lastRowLastColumn="0"/>
-            </w:pPr>
-            <w:proofErr w:type="spellStart"/>
-            <w:r>
-              <w:t>p_name:string</w:t>
-            </w:r>
-            <w:proofErr w:type="spellEnd"/>
-            <w:r>
-              <w:t>,</w:t>
-            </w:r>
-          </w:p>
-          <w:p>
-            <w:pPr>
-              <w:cnfStyle w:val="000000100000" w:firstRow="0" w:lastRow="0" w:firstColumn="0" w:lastColumn="0" w:oddVBand="0" w:evenVBand="0" w:oddHBand="1" w:evenHBand="0" w:firstRowFirstColumn="0" w:firstRowLastColumn="0" w:lastRowFirstColumn="0" w:lastRowLastColumn="0"/>
-            </w:pPr>
-            <w:proofErr w:type="spellStart"/>
-            <w:r>
-              <w:t>p_price</w:t>
-            </w:r>
-            <w:proofErr w:type="spellEnd"/>
-            <w:r>
-              <w:t xml:space="preserve">: </w:t>
-            </w:r>
-            <w:proofErr w:type="spellStart"/>
-            <w:r>
-              <w:t>number</w:t>
-            </w:r>
-            <w:proofErr w:type="spellEnd"/>
-            <w:r>
-              <w:t>,</w:t>
-            </w:r>
-          </w:p>
-          <w:p>
-            <w:pPr>
-              <w:cnfStyle w:val="000000100000" w:firstRow="0" w:lastRow="0" w:firstColumn="0" w:lastColumn="0" w:oddVBand="0" w:evenVBand="0" w:oddHBand="1" w:evenHBand="0" w:firstRowFirstColumn="0" w:firstRowLastColumn="0" w:lastRowFirstColumn="0" w:lastRowLastColumn="0"/>
-            </w:pPr>
-            <w:proofErr w:type="spellStart"/>
-            <w:r>
-              <w:t>quantity</w:t>
-            </w:r>
-            <w:proofErr w:type="spellEnd"/>
-            <w:r>
-              <w:t xml:space="preserve">: </w:t>
-            </w:r>
-            <w:proofErr w:type="spellStart"/>
-            <w:r>
-              <w:t>number</w:t>
-            </w:r>
-            <w:proofErr w:type="spellEnd"/>
+            <w:r>
+              <w:t>o_id: number,</w:t>
+            </w:r>
+          </w:p>
+          <w:p>
+            <w:pPr>
+              <w:cnfStyle w:val="000000100000" w:firstRow="0" w:lastRow="0" w:firstColumn="0" w:lastColumn="0" w:oddVBand="0" w:evenVBand="0" w:oddHBand="1" w:evenHBand="0" w:firstRowFirstColumn="0" w:firstRowLastColumn="0" w:lastRowFirstColumn="0" w:lastRowLastColumn="0"/>
+            </w:pPr>
+            <w:r>
+              <w:t>p_name:string,</w:t>
+            </w:r>
+          </w:p>
+          <w:p>
+            <w:pPr>
+              <w:cnfStyle w:val="000000100000" w:firstRow="0" w:lastRow="0" w:firstColumn="0" w:lastColumn="0" w:oddVBand="0" w:evenVBand="0" w:oddHBand="1" w:evenHBand="0" w:firstRowFirstColumn="0" w:firstRowLastColumn="0" w:lastRowFirstColumn="0" w:lastRowLastColumn="0"/>
+            </w:pPr>
+            <w:r>
+              <w:t>p_price: number,</w:t>
+            </w:r>
+          </w:p>
+          <w:p>
+            <w:pPr>
+              <w:cnfStyle w:val="000000100000" w:firstRow="0" w:lastRow="0" w:firstColumn="0" w:lastColumn="0" w:oddVBand="0" w:evenVBand="0" w:oddHBand="1" w:evenHBand="0" w:firstRowFirstColumn="0" w:firstRowLastColumn="0" w:lastRowFirstColumn="0" w:lastRowLastColumn="0"/>
+            </w:pPr>
+            <w:r>
+              <w:t>quantity: number</w:t>
+            </w:r>
           </w:p>
           <w:p>
             <w:pPr>
@@ -4981,35 +4132,7 @@
         <w:rPr>
           <w:u w:val="single"/>
         </w:rPr>
-        <w:t>POST) „/</w:t>
-      </w:r>
-      <w:proofErr w:type="spellStart"/>
-      <w:r>
-        <w:rPr>
-          <w:u w:val="single"/>
-        </w:rPr>
-        <w:t>api</w:t>
-      </w:r>
-      <w:proofErr w:type="spellEnd"/>
-      <w:r>
-        <w:rPr>
-          <w:u w:val="single"/>
-        </w:rPr>
-        <w:t>/</w:t>
-      </w:r>
-      <w:proofErr w:type="spellStart"/>
-      <w:r>
-        <w:rPr>
-          <w:u w:val="single"/>
-        </w:rPr>
-        <w:t>order</w:t>
-      </w:r>
-      <w:proofErr w:type="spellEnd"/>
-      <w:r>
-        <w:rPr>
-          <w:u w:val="single"/>
-        </w:rPr>
-        <w:t>”</w:t>
+        <w:t>POST) „/api/order”</w:t>
       </w:r>
     </w:p>
     <w:p>
@@ -5093,187 +4216,60 @@
           </w:p>
           <w:p/>
           <w:p>
-            <w:proofErr w:type="spellStart"/>
-            <w:r>
-              <w:rPr>
-                <w:b w:val="0"/>
-                <w:bCs w:val="0"/>
-              </w:rPr>
-              <w:t>u_id</w:t>
-            </w:r>
-            <w:proofErr w:type="spellEnd"/>
-            <w:r>
-              <w:rPr>
-                <w:b w:val="0"/>
-                <w:bCs w:val="0"/>
-              </w:rPr>
-              <w:t xml:space="preserve">: </w:t>
-            </w:r>
-            <w:proofErr w:type="spellStart"/>
-            <w:r>
-              <w:rPr>
-                <w:b w:val="0"/>
-                <w:bCs w:val="0"/>
-              </w:rPr>
-              <w:t>number</w:t>
-            </w:r>
-            <w:proofErr w:type="spellEnd"/>
-            <w:r>
-              <w:rPr>
-                <w:b w:val="0"/>
-                <w:bCs w:val="0"/>
-              </w:rPr>
-              <w:t>,</w:t>
-            </w:r>
-          </w:p>
-          <w:p>
-            <w:proofErr w:type="spellStart"/>
-            <w:r>
-              <w:rPr>
-                <w:b w:val="0"/>
-                <w:bCs w:val="0"/>
-              </w:rPr>
-              <w:t>deliveryAddr</w:t>
-            </w:r>
-            <w:proofErr w:type="spellEnd"/>
-            <w:r>
-              <w:rPr>
-                <w:b w:val="0"/>
-                <w:bCs w:val="0"/>
-              </w:rPr>
-              <w:t>: {</w:t>
+            <w:r>
+              <w:rPr>
+                <w:b w:val="0"/>
+                <w:bCs w:val="0"/>
+              </w:rPr>
+              <w:t>u_id: number,</w:t>
+            </w:r>
+          </w:p>
+          <w:p>
+            <w:r>
+              <w:rPr>
+                <w:b w:val="0"/>
+                <w:bCs w:val="0"/>
+              </w:rPr>
+              <w:t>deliveryAddr: {</w:t>
             </w:r>
           </w:p>
           <w:p/>
           <w:p>
-            <w:proofErr w:type="spellStart"/>
-            <w:r>
-              <w:rPr>
-                <w:b w:val="0"/>
-                <w:bCs w:val="0"/>
-              </w:rPr>
-              <w:t>zipCode</w:t>
-            </w:r>
-            <w:proofErr w:type="spellEnd"/>
-            <w:r>
-              <w:rPr>
-                <w:b w:val="0"/>
-                <w:bCs w:val="0"/>
-              </w:rPr>
-              <w:t xml:space="preserve">: </w:t>
-            </w:r>
-            <w:proofErr w:type="spellStart"/>
-            <w:r>
-              <w:rPr>
-                <w:b w:val="0"/>
-                <w:bCs w:val="0"/>
-              </w:rPr>
-              <w:t>string</w:t>
-            </w:r>
-            <w:proofErr w:type="spellEnd"/>
-            <w:r>
-              <w:rPr>
-                <w:b w:val="0"/>
-                <w:bCs w:val="0"/>
-              </w:rPr>
-              <w:t>,</w:t>
-            </w:r>
-          </w:p>
-          <w:p>
-            <w:proofErr w:type="spellStart"/>
-            <w:r>
-              <w:rPr>
-                <w:b w:val="0"/>
-                <w:bCs w:val="0"/>
-              </w:rPr>
-              <w:t>cityName</w:t>
-            </w:r>
-            <w:proofErr w:type="spellEnd"/>
-            <w:r>
-              <w:rPr>
-                <w:b w:val="0"/>
-                <w:bCs w:val="0"/>
-              </w:rPr>
-              <w:t xml:space="preserve">: </w:t>
-            </w:r>
-            <w:proofErr w:type="spellStart"/>
-            <w:r>
-              <w:rPr>
-                <w:b w:val="0"/>
-                <w:bCs w:val="0"/>
-              </w:rPr>
-              <w:t>string</w:t>
-            </w:r>
-            <w:proofErr w:type="spellEnd"/>
-            <w:r>
-              <w:rPr>
-                <w:b w:val="0"/>
-                <w:bCs w:val="0"/>
-              </w:rPr>
-              <w:t>,</w:t>
-            </w:r>
-          </w:p>
-          <w:p>
-            <w:proofErr w:type="spellStart"/>
+            <w:r>
+              <w:rPr>
+                <w:b w:val="0"/>
+                <w:bCs w:val="0"/>
+              </w:rPr>
+              <w:t>zipCode: string,</w:t>
+            </w:r>
+          </w:p>
+          <w:p>
+            <w:r>
+              <w:rPr>
+                <w:b w:val="0"/>
+                <w:bCs w:val="0"/>
+              </w:rPr>
+              <w:t>cityName: string,</w:t>
+            </w:r>
+          </w:p>
+          <w:p>
             <w:r>
               <w:rPr>
                 <w:b w:val="0"/>
                 <w:bCs w:val="0"/>
               </w:rPr>
               <w:lastRenderedPageBreak/>
-              <w:t>streetName</w:t>
-            </w:r>
-            <w:proofErr w:type="spellEnd"/>
-            <w:r>
-              <w:rPr>
-                <w:b w:val="0"/>
-                <w:bCs w:val="0"/>
-              </w:rPr>
-              <w:t xml:space="preserve">: </w:t>
-            </w:r>
-            <w:proofErr w:type="spellStart"/>
-            <w:r>
-              <w:rPr>
-                <w:b w:val="0"/>
-                <w:bCs w:val="0"/>
-              </w:rPr>
-              <w:t>string</w:t>
-            </w:r>
-            <w:proofErr w:type="spellEnd"/>
-            <w:r>
-              <w:rPr>
-                <w:b w:val="0"/>
-                <w:bCs w:val="0"/>
-              </w:rPr>
-              <w:t>,</w:t>
-            </w:r>
-          </w:p>
-          <w:p>
-            <w:proofErr w:type="spellStart"/>
-            <w:r>
-              <w:rPr>
-                <w:b w:val="0"/>
-                <w:bCs w:val="0"/>
-              </w:rPr>
-              <w:t>houseNumber</w:t>
-            </w:r>
-            <w:proofErr w:type="spellEnd"/>
-            <w:r>
-              <w:rPr>
-                <w:b w:val="0"/>
-                <w:bCs w:val="0"/>
-              </w:rPr>
-              <w:t xml:space="preserve">: </w:t>
-            </w:r>
-            <w:proofErr w:type="spellStart"/>
-            <w:r>
-              <w:rPr>
-                <w:b w:val="0"/>
-                <w:bCs w:val="0"/>
-              </w:rPr>
-              <w:t>string</w:t>
-            </w:r>
-            <w:proofErr w:type="spellEnd"/>
+              <w:t>streetName: string,</w:t>
+            </w:r>
+          </w:p>
+          <w:p>
+            <w:r>
+              <w:rPr>
+                <w:b w:val="0"/>
+                <w:bCs w:val="0"/>
+              </w:rPr>
+              <w:t>houseNumber: string</w:t>
+            </w:r>
           </w:p>
           <w:p/>
           <w:p>
@@ -5286,152 +4282,50 @@
             </w:r>
           </w:p>
           <w:p>
-            <w:proofErr w:type="spellStart"/>
-            <w:r>
-              <w:rPr>
-                <w:b w:val="0"/>
-                <w:bCs w:val="0"/>
-              </w:rPr>
-              <w:t>billingAddr</w:t>
-            </w:r>
-            <w:proofErr w:type="spellEnd"/>
-            <w:r>
-              <w:rPr>
-                <w:b w:val="0"/>
-                <w:bCs w:val="0"/>
-              </w:rPr>
-              <w:t>?: {</w:t>
+            <w:r>
+              <w:rPr>
+                <w:b w:val="0"/>
+                <w:bCs w:val="0"/>
+              </w:rPr>
+              <w:t>billingAddr?: {</w:t>
             </w:r>
           </w:p>
           <w:p/>
           <w:p>
-            <w:proofErr w:type="spellStart"/>
-            <w:r>
-              <w:rPr>
-                <w:b w:val="0"/>
-                <w:bCs w:val="0"/>
-              </w:rPr>
-              <w:t>zipCode</w:t>
-            </w:r>
-            <w:proofErr w:type="spellEnd"/>
-            <w:r>
-              <w:rPr>
-                <w:b w:val="0"/>
-                <w:bCs w:val="0"/>
-              </w:rPr>
-              <w:t xml:space="preserve">: </w:t>
-            </w:r>
-            <w:proofErr w:type="spellStart"/>
-            <w:r>
-              <w:rPr>
-                <w:b w:val="0"/>
-                <w:bCs w:val="0"/>
-              </w:rPr>
-              <w:t>string</w:t>
-            </w:r>
-            <w:proofErr w:type="spellEnd"/>
-            <w:r>
-              <w:rPr>
-                <w:b w:val="0"/>
-                <w:bCs w:val="0"/>
-              </w:rPr>
-              <w:t>,</w:t>
-            </w:r>
-          </w:p>
-          <w:p>
-            <w:proofErr w:type="spellStart"/>
-            <w:r>
-              <w:rPr>
-                <w:b w:val="0"/>
-                <w:bCs w:val="0"/>
-              </w:rPr>
-              <w:t>cityName</w:t>
-            </w:r>
-            <w:proofErr w:type="spellEnd"/>
-            <w:r>
-              <w:rPr>
-                <w:b w:val="0"/>
-                <w:bCs w:val="0"/>
-              </w:rPr>
-              <w:t xml:space="preserve">: </w:t>
-            </w:r>
-            <w:proofErr w:type="spellStart"/>
-            <w:r>
-              <w:rPr>
-                <w:b w:val="0"/>
-                <w:bCs w:val="0"/>
-              </w:rPr>
-              <w:t>string</w:t>
-            </w:r>
-            <w:proofErr w:type="spellEnd"/>
-            <w:r>
-              <w:rPr>
-                <w:b w:val="0"/>
-                <w:bCs w:val="0"/>
-              </w:rPr>
-              <w:t>,</w:t>
-            </w:r>
-          </w:p>
-          <w:p>
-            <w:proofErr w:type="spellStart"/>
-            <w:r>
-              <w:rPr>
-                <w:b w:val="0"/>
-                <w:bCs w:val="0"/>
-              </w:rPr>
-              <w:t>streetName</w:t>
-            </w:r>
-            <w:proofErr w:type="spellEnd"/>
-            <w:r>
-              <w:rPr>
-                <w:b w:val="0"/>
-                <w:bCs w:val="0"/>
-              </w:rPr>
-              <w:t xml:space="preserve">: </w:t>
-            </w:r>
-            <w:proofErr w:type="spellStart"/>
-            <w:r>
-              <w:rPr>
-                <w:b w:val="0"/>
-                <w:bCs w:val="0"/>
-              </w:rPr>
-              <w:t>string</w:t>
-            </w:r>
-            <w:proofErr w:type="spellEnd"/>
-            <w:r>
-              <w:rPr>
-                <w:b w:val="0"/>
-                <w:bCs w:val="0"/>
-              </w:rPr>
-              <w:t>,</w:t>
-            </w:r>
-          </w:p>
-          <w:p>
-            <w:proofErr w:type="spellStart"/>
-            <w:r>
-              <w:rPr>
-                <w:b w:val="0"/>
-                <w:bCs w:val="0"/>
-              </w:rPr>
-              <w:t>houseNumber</w:t>
-            </w:r>
-            <w:proofErr w:type="spellEnd"/>
-            <w:r>
-              <w:rPr>
-                <w:b w:val="0"/>
-                <w:bCs w:val="0"/>
-              </w:rPr>
-              <w:t xml:space="preserve">: </w:t>
-            </w:r>
-            <w:proofErr w:type="spellStart"/>
-            <w:r>
-              <w:rPr>
-                <w:b w:val="0"/>
-                <w:bCs w:val="0"/>
-              </w:rPr>
-              <w:t>string</w:t>
-            </w:r>
-            <w:proofErr w:type="spellEnd"/>
+            <w:r>
+              <w:rPr>
+                <w:b w:val="0"/>
+                <w:bCs w:val="0"/>
+              </w:rPr>
+              <w:t>zipCode: string,</w:t>
+            </w:r>
+          </w:p>
+          <w:p>
+            <w:r>
+              <w:rPr>
+                <w:b w:val="0"/>
+                <w:bCs w:val="0"/>
+              </w:rPr>
+              <w:t>cityName: string,</w:t>
+            </w:r>
+          </w:p>
+          <w:p>
+            <w:r>
+              <w:rPr>
+                <w:b w:val="0"/>
+                <w:bCs w:val="0"/>
+              </w:rPr>
+              <w:t>streetName: string,</w:t>
+            </w:r>
+          </w:p>
+          <w:p>
+            <w:r>
+              <w:rPr>
+                <w:b w:val="0"/>
+                <w:bCs w:val="0"/>
+              </w:rPr>
+              <w:t>houseNumber: string</w:t>
+            </w:r>
           </w:p>
           <w:p/>
           <w:p>
@@ -5445,196 +4339,61 @@
           </w:p>
           <w:p/>
           <w:p>
-            <w:proofErr w:type="spellStart"/>
-            <w:r>
-              <w:rPr>
-                <w:b w:val="0"/>
-                <w:bCs w:val="0"/>
-              </w:rPr>
-              <w:t>pMethod</w:t>
-            </w:r>
-            <w:proofErr w:type="spellEnd"/>
-            <w:r>
-              <w:rPr>
-                <w:b w:val="0"/>
-                <w:bCs w:val="0"/>
-              </w:rPr>
-              <w:t xml:space="preserve">: </w:t>
-            </w:r>
-            <w:proofErr w:type="spellStart"/>
-            <w:r>
-              <w:rPr>
-                <w:b w:val="0"/>
-                <w:bCs w:val="0"/>
-              </w:rPr>
-              <w:t>string</w:t>
-            </w:r>
-            <w:proofErr w:type="spellEnd"/>
-            <w:r>
-              <w:rPr>
-                <w:b w:val="0"/>
-                <w:bCs w:val="0"/>
-              </w:rPr>
-              <w:t>,</w:t>
-            </w:r>
-          </w:p>
-          <w:p>
-            <w:proofErr w:type="spellStart"/>
-            <w:r>
-              <w:rPr>
-                <w:b w:val="0"/>
-                <w:bCs w:val="0"/>
-              </w:rPr>
-              <w:t>dMethod</w:t>
-            </w:r>
-            <w:proofErr w:type="spellEnd"/>
-            <w:r>
-              <w:rPr>
-                <w:b w:val="0"/>
-                <w:bCs w:val="0"/>
-              </w:rPr>
-              <w:t xml:space="preserve">: </w:t>
-            </w:r>
-            <w:proofErr w:type="spellStart"/>
-            <w:r>
-              <w:rPr>
-                <w:b w:val="0"/>
-                <w:bCs w:val="0"/>
-              </w:rPr>
-              <w:t>string</w:t>
-            </w:r>
-            <w:proofErr w:type="spellEnd"/>
-            <w:r>
-              <w:rPr>
-                <w:b w:val="0"/>
-                <w:bCs w:val="0"/>
-              </w:rPr>
-              <w:t>,</w:t>
-            </w:r>
-          </w:p>
-          <w:p>
-            <w:proofErr w:type="spellStart"/>
-            <w:r>
-              <w:rPr>
-                <w:b w:val="0"/>
-                <w:bCs w:val="0"/>
-              </w:rPr>
-              <w:t>total_amount</w:t>
-            </w:r>
-            <w:proofErr w:type="spellEnd"/>
-            <w:r>
-              <w:rPr>
-                <w:b w:val="0"/>
-                <w:bCs w:val="0"/>
-              </w:rPr>
-              <w:t xml:space="preserve">: </w:t>
-            </w:r>
-            <w:proofErr w:type="spellStart"/>
-            <w:r>
-              <w:rPr>
-                <w:b w:val="0"/>
-                <w:bCs w:val="0"/>
-              </w:rPr>
-              <w:t>number</w:t>
-            </w:r>
-            <w:proofErr w:type="spellEnd"/>
-            <w:r>
-              <w:rPr>
-                <w:b w:val="0"/>
-                <w:bCs w:val="0"/>
-              </w:rPr>
-              <w:t>,</w:t>
-            </w:r>
-          </w:p>
-          <w:p>
-            <w:proofErr w:type="spellStart"/>
-            <w:r>
-              <w:rPr>
-                <w:b w:val="0"/>
-                <w:bCs w:val="0"/>
-              </w:rPr>
-              <w:t>products</w:t>
-            </w:r>
-            <w:proofErr w:type="spellEnd"/>
-            <w:r>
-              <w:rPr>
-                <w:b w:val="0"/>
-                <w:bCs w:val="0"/>
-              </w:rPr>
-              <w:t>: {</w:t>
+            <w:r>
+              <w:rPr>
+                <w:b w:val="0"/>
+                <w:bCs w:val="0"/>
+              </w:rPr>
+              <w:t>pMethod: string,</w:t>
+            </w:r>
+          </w:p>
+          <w:p>
+            <w:r>
+              <w:rPr>
+                <w:b w:val="0"/>
+                <w:bCs w:val="0"/>
+              </w:rPr>
+              <w:t>dMethod: string,</w:t>
+            </w:r>
+          </w:p>
+          <w:p>
+            <w:r>
+              <w:rPr>
+                <w:b w:val="0"/>
+                <w:bCs w:val="0"/>
+              </w:rPr>
+              <w:t>total_amount: number,</w:t>
+            </w:r>
+          </w:p>
+          <w:p>
+            <w:r>
+              <w:rPr>
+                <w:b w:val="0"/>
+                <w:bCs w:val="0"/>
+              </w:rPr>
+              <w:t>products: {</w:t>
             </w:r>
           </w:p>
           <w:p/>
           <w:p>
-            <w:proofErr w:type="spellStart"/>
-            <w:r>
-              <w:rPr>
-                <w:b w:val="0"/>
-                <w:bCs w:val="0"/>
-              </w:rPr>
-              <w:t>id</w:t>
-            </w:r>
-            <w:proofErr w:type="spellEnd"/>
-            <w:r>
-              <w:rPr>
-                <w:b w:val="0"/>
-                <w:bCs w:val="0"/>
-              </w:rPr>
-              <w:t xml:space="preserve">: </w:t>
-            </w:r>
-            <w:proofErr w:type="spellStart"/>
-            <w:r>
-              <w:rPr>
-                <w:b w:val="0"/>
-                <w:bCs w:val="0"/>
-              </w:rPr>
-              <w:t>number</w:t>
-            </w:r>
-            <w:proofErr w:type="spellEnd"/>
-            <w:r>
-              <w:rPr>
-                <w:b w:val="0"/>
-                <w:bCs w:val="0"/>
-              </w:rPr>
-              <w:t xml:space="preserve">, </w:t>
-            </w:r>
-          </w:p>
-          <w:p>
-            <w:proofErr w:type="spellStart"/>
-            <w:r>
-              <w:rPr>
-                <w:b w:val="0"/>
-                <w:bCs w:val="0"/>
-              </w:rPr>
-              <w:t>price</w:t>
-            </w:r>
-            <w:proofErr w:type="spellEnd"/>
-            <w:r>
-              <w:rPr>
-                <w:b w:val="0"/>
-                <w:bCs w:val="0"/>
-              </w:rPr>
-              <w:t xml:space="preserve">: </w:t>
-            </w:r>
-            <w:proofErr w:type="spellStart"/>
-            <w:r>
-              <w:rPr>
-                <w:b w:val="0"/>
-                <w:bCs w:val="0"/>
-              </w:rPr>
-              <w:t>number</w:t>
-            </w:r>
-            <w:proofErr w:type="spellEnd"/>
-            <w:r>
-              <w:rPr>
-                <w:b w:val="0"/>
-                <w:bCs w:val="0"/>
-              </w:rPr>
-              <w:t xml:space="preserve">, </w:t>
-            </w:r>
-          </w:p>
-          <w:p>
-            <w:proofErr w:type="spellStart"/>
+            <w:r>
+              <w:rPr>
+                <w:b w:val="0"/>
+                <w:bCs w:val="0"/>
+              </w:rPr>
+              <w:t xml:space="preserve">id: number, </w:t>
+            </w:r>
+          </w:p>
+          <w:p>
+            <w:r>
+              <w:rPr>
+                <w:b w:val="0"/>
+                <w:bCs w:val="0"/>
+              </w:rPr>
+              <w:t xml:space="preserve">price: number, </w:t>
+            </w:r>
+          </w:p>
+          <w:p>
             <w:r>
               <w:rPr>
                 <w:b w:val="0"/>
@@ -5642,23 +4401,13 @@
               </w:rPr>
               <w:t>amount</w:t>
             </w:r>
-            <w:proofErr w:type="spellEnd"/>
-            <w:r>
-              <w:rPr>
-                <w:b w:val="0"/>
-                <w:bCs w:val="0"/>
-              </w:rPr>
-              <w:t xml:space="preserve">: </w:t>
-            </w:r>
-            <w:proofErr w:type="spellStart"/>
-            <w:r>
-              <w:rPr>
-                <w:b w:val="0"/>
-                <w:bCs w:val="0"/>
-              </w:rPr>
-              <w:t>number</w:t>
-            </w:r>
-            <w:proofErr w:type="spellEnd"/>
+            <w:r>
+              <w:rPr>
+                <w:b w:val="0"/>
+                <w:bCs w:val="0"/>
+              </w:rPr>
+              <w:t>: number</w:t>
+            </w:r>
           </w:p>
           <w:p>
             <w:pPr>
@@ -5726,11 +4475,9 @@
             <w:pPr>
               <w:cnfStyle w:val="000000100000" w:firstRow="0" w:lastRow="0" w:firstColumn="0" w:lastColumn="0" w:oddVBand="0" w:evenVBand="0" w:oddHBand="1" w:evenHBand="0" w:firstRowFirstColumn="0" w:firstRowLastColumn="0" w:lastRowFirstColumn="0" w:lastRowLastColumn="0"/>
             </w:pPr>
-            <w:proofErr w:type="spellStart"/>
             <w:r>
               <w:t>message:string</w:t>
             </w:r>
-            <w:proofErr w:type="spellEnd"/>
             <w:r>
               <w:t>,</w:t>
             </w:r>
@@ -5739,19 +4486,9 @@
             <w:pPr>
               <w:cnfStyle w:val="000000100000" w:firstRow="0" w:lastRow="0" w:firstColumn="0" w:lastColumn="0" w:oddVBand="0" w:evenVBand="0" w:oddHBand="1" w:evenHBand="0" w:firstRowFirstColumn="0" w:firstRowLastColumn="0" w:lastRowFirstColumn="0" w:lastRowLastColumn="0"/>
             </w:pPr>
-            <w:proofErr w:type="spellStart"/>
-            <w:r>
-              <w:t>orderId</w:t>
-            </w:r>
-            <w:proofErr w:type="spellEnd"/>
-            <w:r>
-              <w:t xml:space="preserve">: </w:t>
-            </w:r>
-            <w:proofErr w:type="spellStart"/>
-            <w:r>
-              <w:t>number</w:t>
-            </w:r>
-            <w:proofErr w:type="spellEnd"/>
+            <w:r>
+              <w:t>orderId: number</w:t>
+            </w:r>
           </w:p>
           <w:p>
             <w:pPr>
@@ -5798,15 +4535,7 @@
       </w:pPr>
       <w:r>
         <w:lastRenderedPageBreak/>
-        <w:t xml:space="preserve">(404) Nincs elegendő a megrendelt termékből: Ha az </w:t>
-      </w:r>
-      <w:proofErr w:type="spellStart"/>
-      <w:r>
-        <w:t>endpoint</w:t>
-      </w:r>
-      <w:proofErr w:type="spellEnd"/>
-      <w:r>
-        <w:t xml:space="preserve"> felé intézett kérésben található termékekből a felhasználó a kliens oldalon többet próbál rendelni,  a backend 404-es státuszkóddal, illetve hibaüzenettel tér vissza.</w:t>
+        <w:t>(404) Nincs elegendő a megrendelt termékből: Ha az endpoint felé intézett kérésben található termékekből a felhasználó a kliens oldalon többet próbál rendelni,  a backend 404-es státuszkóddal, illetve hibaüzenettel tér vissza.</w:t>
       </w:r>
     </w:p>
     <w:p>
@@ -5862,35 +4591,7 @@
         <w:rPr>
           <w:u w:val="single"/>
         </w:rPr>
-        <w:t>(GET) „/</w:t>
-      </w:r>
-      <w:proofErr w:type="spellStart"/>
-      <w:r>
-        <w:rPr>
-          <w:u w:val="single"/>
-        </w:rPr>
-        <w:t>api</w:t>
-      </w:r>
-      <w:proofErr w:type="spellEnd"/>
-      <w:r>
-        <w:rPr>
-          <w:u w:val="single"/>
-        </w:rPr>
-        <w:t>/</w:t>
-      </w:r>
-      <w:proofErr w:type="spellStart"/>
-      <w:r>
-        <w:rPr>
-          <w:u w:val="single"/>
-        </w:rPr>
-        <w:t>product?id</w:t>
-      </w:r>
-      <w:proofErr w:type="spellEnd"/>
-      <w:r>
-        <w:rPr>
-          <w:u w:val="single"/>
-        </w:rPr>
-        <w:t>=”</w:t>
+        <w:t>(GET) „/api/product?id=”</w:t>
       </w:r>
     </w:p>
     <w:p>
@@ -5898,15 +4599,7 @@
         <w:ind w:left="1416"/>
       </w:pPr>
       <w:r>
-        <w:t xml:space="preserve">A frontendről intézett kérés </w:t>
-      </w:r>
-      <w:proofErr w:type="spellStart"/>
-      <w:r>
-        <w:t>query</w:t>
-      </w:r>
-      <w:proofErr w:type="spellEnd"/>
-      <w:r>
-        <w:t xml:space="preserve"> paraméterében található, a kért termék azonosítója, amely alapján a backend visszaküldi a termék adatait.</w:t>
+        <w:t>A frontendről intézett kérés query paraméterében található, a kért termék azonosítója, amely alapján a backend visszaküldi a termék adatait.</w:t>
       </w:r>
     </w:p>
     <w:tbl>
@@ -5989,11 +4682,9 @@
             <w:pPr>
               <w:cnfStyle w:val="000000100000" w:firstRow="0" w:lastRow="0" w:firstColumn="0" w:lastColumn="0" w:oddVBand="0" w:evenVBand="0" w:oddHBand="1" w:evenHBand="0" w:firstRowFirstColumn="0" w:firstRowLastColumn="0" w:lastRowFirstColumn="0" w:lastRowLastColumn="0"/>
             </w:pPr>
-          </w:p>
-          <w:p>
-            <w:pPr>
-              <w:cnfStyle w:val="000000100000" w:firstRow="0" w:lastRow="0" w:firstColumn="0" w:lastColumn="0" w:oddVBand="0" w:evenVBand="0" w:oddHBand="1" w:evenHBand="0" w:firstRowFirstColumn="0" w:firstRowLastColumn="0" w:lastRowFirstColumn="0" w:lastRowLastColumn="0"/>
-            </w:pPr>
+            <w:r>
+              <w:t>[</w:t>
+            </w:r>
             <w:r>
               <w:t>{</w:t>
             </w:r>
@@ -6007,167 +4698,66 @@
             <w:pPr>
               <w:cnfStyle w:val="000000100000" w:firstRow="0" w:lastRow="0" w:firstColumn="0" w:lastColumn="0" w:oddVBand="0" w:evenVBand="0" w:oddHBand="1" w:evenHBand="0" w:firstRowFirstColumn="0" w:firstRowLastColumn="0" w:lastRowFirstColumn="0" w:lastRowLastColumn="0"/>
             </w:pPr>
-            <w:proofErr w:type="spellStart"/>
-            <w:r>
-              <w:t>id</w:t>
-            </w:r>
-            <w:proofErr w:type="spellEnd"/>
-            <w:r>
-              <w:t xml:space="preserve">: </w:t>
-            </w:r>
-            <w:proofErr w:type="spellStart"/>
-            <w:r>
-              <w:t>number</w:t>
-            </w:r>
-            <w:proofErr w:type="spellEnd"/>
-            <w:r>
-              <w:t>,</w:t>
-            </w:r>
-          </w:p>
-          <w:p>
-            <w:pPr>
-              <w:cnfStyle w:val="000000100000" w:firstRow="0" w:lastRow="0" w:firstColumn="0" w:lastColumn="0" w:oddVBand="0" w:evenVBand="0" w:oddHBand="1" w:evenHBand="0" w:firstRowFirstColumn="0" w:firstRowLastColumn="0" w:lastRowFirstColumn="0" w:lastRowLastColumn="0"/>
-            </w:pPr>
-            <w:proofErr w:type="spellStart"/>
-            <w:r>
-              <w:t>name</w:t>
-            </w:r>
-            <w:proofErr w:type="spellEnd"/>
-            <w:r>
-              <w:t xml:space="preserve">: </w:t>
-            </w:r>
-            <w:proofErr w:type="spellStart"/>
-            <w:r>
-              <w:t>string</w:t>
-            </w:r>
-            <w:proofErr w:type="spellEnd"/>
-            <w:r>
-              <w:t>,</w:t>
-            </w:r>
-          </w:p>
-          <w:p>
-            <w:pPr>
-              <w:cnfStyle w:val="000000100000" w:firstRow="0" w:lastRow="0" w:firstColumn="0" w:lastColumn="0" w:oddVBand="0" w:evenVBand="0" w:oddHBand="1" w:evenHBand="0" w:firstRowFirstColumn="0" w:firstRowLastColumn="0" w:lastRowFirstColumn="0" w:lastRowLastColumn="0"/>
-            </w:pPr>
-            <w:proofErr w:type="spellStart"/>
-            <w:r>
-              <w:t>category</w:t>
-            </w:r>
-            <w:proofErr w:type="spellEnd"/>
-            <w:r>
-              <w:t xml:space="preserve">: </w:t>
-            </w:r>
-            <w:proofErr w:type="spellStart"/>
-            <w:r>
-              <w:t>string</w:t>
-            </w:r>
-            <w:proofErr w:type="spellEnd"/>
-            <w:r>
-              <w:t>,</w:t>
-            </w:r>
-          </w:p>
-          <w:p>
-            <w:pPr>
-              <w:cnfStyle w:val="000000100000" w:firstRow="0" w:lastRow="0" w:firstColumn="0" w:lastColumn="0" w:oddVBand="0" w:evenVBand="0" w:oddHBand="1" w:evenHBand="0" w:firstRowFirstColumn="0" w:firstRowLastColumn="0" w:lastRowFirstColumn="0" w:lastRowLastColumn="0"/>
-            </w:pPr>
-            <w:proofErr w:type="spellStart"/>
-            <w:r>
-              <w:t>maker</w:t>
-            </w:r>
-            <w:proofErr w:type="spellEnd"/>
-            <w:r>
-              <w:t xml:space="preserve">: </w:t>
-            </w:r>
-            <w:proofErr w:type="spellStart"/>
-            <w:r>
-              <w:t>string</w:t>
-            </w:r>
-            <w:proofErr w:type="spellEnd"/>
-            <w:r>
-              <w:t>,</w:t>
-            </w:r>
-          </w:p>
-          <w:p>
-            <w:pPr>
-              <w:cnfStyle w:val="000000100000" w:firstRow="0" w:lastRow="0" w:firstColumn="0" w:lastColumn="0" w:oddVBand="0" w:evenVBand="0" w:oddHBand="1" w:evenHBand="0" w:firstRowFirstColumn="0" w:firstRowLastColumn="0" w:lastRowFirstColumn="0" w:lastRowLastColumn="0"/>
-            </w:pPr>
-            <w:proofErr w:type="spellStart"/>
+            <w:r>
+              <w:t>id: number,</w:t>
+            </w:r>
+          </w:p>
+          <w:p>
+            <w:pPr>
+              <w:cnfStyle w:val="000000100000" w:firstRow="0" w:lastRow="0" w:firstColumn="0" w:lastColumn="0" w:oddVBand="0" w:evenVBand="0" w:oddHBand="1" w:evenHBand="0" w:firstRowFirstColumn="0" w:firstRowLastColumn="0" w:lastRowFirstColumn="0" w:lastRowLastColumn="0"/>
+            </w:pPr>
+            <w:r>
+              <w:t>name: string,</w:t>
+            </w:r>
+          </w:p>
+          <w:p>
+            <w:pPr>
+              <w:cnfStyle w:val="000000100000" w:firstRow="0" w:lastRow="0" w:firstColumn="0" w:lastColumn="0" w:oddVBand="0" w:evenVBand="0" w:oddHBand="1" w:evenHBand="0" w:firstRowFirstColumn="0" w:firstRowLastColumn="0" w:lastRowFirstColumn="0" w:lastRowLastColumn="0"/>
+            </w:pPr>
+            <w:r>
+              <w:t>category: string,</w:t>
+            </w:r>
+          </w:p>
+          <w:p>
+            <w:pPr>
+              <w:cnfStyle w:val="000000100000" w:firstRow="0" w:lastRow="0" w:firstColumn="0" w:lastColumn="0" w:oddVBand="0" w:evenVBand="0" w:oddHBand="1" w:evenHBand="0" w:firstRowFirstColumn="0" w:firstRowLastColumn="0" w:lastRowFirstColumn="0" w:lastRowLastColumn="0"/>
+            </w:pPr>
+            <w:r>
+              <w:t>maker: string,</w:t>
+            </w:r>
+          </w:p>
+          <w:p>
+            <w:pPr>
+              <w:cnfStyle w:val="000000100000" w:firstRow="0" w:lastRow="0" w:firstColumn="0" w:lastColumn="0" w:oddVBand="0" w:evenVBand="0" w:oddHBand="1" w:evenHBand="0" w:firstRowFirstColumn="0" w:firstRowLastColumn="0" w:lastRowFirstColumn="0" w:lastRowLastColumn="0"/>
+            </w:pPr>
+            <w:r>
+              <w:t>description: string,</w:t>
+            </w:r>
+          </w:p>
+          <w:p>
+            <w:pPr>
+              <w:cnfStyle w:val="000000100000" w:firstRow="0" w:lastRow="0" w:firstColumn="0" w:lastColumn="0" w:oddVBand="0" w:evenVBand="0" w:oddHBand="1" w:evenHBand="0" w:firstRowFirstColumn="0" w:firstRowLastColumn="0" w:lastRowFirstColumn="0" w:lastRowLastColumn="0"/>
+            </w:pPr>
             <w:r>
               <w:lastRenderedPageBreak/>
-              <w:t>description</w:t>
-            </w:r>
-            <w:proofErr w:type="spellEnd"/>
-            <w:r>
-              <w:t xml:space="preserve">: </w:t>
-            </w:r>
-            <w:proofErr w:type="spellStart"/>
-            <w:r>
-              <w:t>string</w:t>
-            </w:r>
-            <w:proofErr w:type="spellEnd"/>
-            <w:r>
-              <w:t>,</w:t>
-            </w:r>
-          </w:p>
-          <w:p>
-            <w:pPr>
-              <w:cnfStyle w:val="000000100000" w:firstRow="0" w:lastRow="0" w:firstColumn="0" w:lastColumn="0" w:oddVBand="0" w:evenVBand="0" w:oddHBand="1" w:evenHBand="0" w:firstRowFirstColumn="0" w:firstRowLastColumn="0" w:lastRowFirstColumn="0" w:lastRowLastColumn="0"/>
-            </w:pPr>
-            <w:proofErr w:type="spellStart"/>
-            <w:r>
-              <w:t>picUrl</w:t>
-            </w:r>
-            <w:proofErr w:type="spellEnd"/>
-            <w:r>
-              <w:t xml:space="preserve">: </w:t>
-            </w:r>
-            <w:proofErr w:type="spellStart"/>
-            <w:r>
-              <w:t>string</w:t>
-            </w:r>
-            <w:proofErr w:type="spellEnd"/>
-            <w:r>
-              <w:t>,</w:t>
-            </w:r>
-          </w:p>
-          <w:p>
-            <w:pPr>
-              <w:cnfStyle w:val="000000100000" w:firstRow="0" w:lastRow="0" w:firstColumn="0" w:lastColumn="0" w:oddVBand="0" w:evenVBand="0" w:oddHBand="1" w:evenHBand="0" w:firstRowFirstColumn="0" w:firstRowLastColumn="0" w:lastRowFirstColumn="0" w:lastRowLastColumn="0"/>
-            </w:pPr>
-            <w:proofErr w:type="spellStart"/>
-            <w:r>
-              <w:t>price</w:t>
-            </w:r>
-            <w:proofErr w:type="spellEnd"/>
-            <w:r>
-              <w:t xml:space="preserve">: </w:t>
-            </w:r>
-            <w:proofErr w:type="spellStart"/>
-            <w:r>
-              <w:t>string</w:t>
-            </w:r>
-            <w:proofErr w:type="spellEnd"/>
-            <w:r>
-              <w:t>,</w:t>
-            </w:r>
-          </w:p>
-          <w:p>
-            <w:pPr>
-              <w:cnfStyle w:val="000000100000" w:firstRow="0" w:lastRow="0" w:firstColumn="0" w:lastColumn="0" w:oddVBand="0" w:evenVBand="0" w:oddHBand="1" w:evenHBand="0" w:firstRowFirstColumn="0" w:firstRowLastColumn="0" w:lastRowFirstColumn="0" w:lastRowLastColumn="0"/>
-            </w:pPr>
-            <w:proofErr w:type="spellStart"/>
-            <w:r>
-              <w:t>stock_number</w:t>
-            </w:r>
-            <w:proofErr w:type="spellEnd"/>
-            <w:r>
-              <w:t xml:space="preserve">: </w:t>
-            </w:r>
-            <w:proofErr w:type="spellStart"/>
-            <w:r>
-              <w:t>number</w:t>
-            </w:r>
-            <w:proofErr w:type="spellEnd"/>
+              <w:t>picUrl: string,</w:t>
+            </w:r>
+          </w:p>
+          <w:p>
+            <w:pPr>
+              <w:cnfStyle w:val="000000100000" w:firstRow="0" w:lastRow="0" w:firstColumn="0" w:lastColumn="0" w:oddVBand="0" w:evenVBand="0" w:oddHBand="1" w:evenHBand="0" w:firstRowFirstColumn="0" w:firstRowLastColumn="0" w:lastRowFirstColumn="0" w:lastRowLastColumn="0"/>
+            </w:pPr>
+            <w:r>
+              <w:t>price: string,</w:t>
+            </w:r>
+          </w:p>
+          <w:p>
+            <w:pPr>
+              <w:cnfStyle w:val="000000100000" w:firstRow="0" w:lastRow="0" w:firstColumn="0" w:lastColumn="0" w:oddVBand="0" w:evenVBand="0" w:oddHBand="1" w:evenHBand="0" w:firstRowFirstColumn="0" w:firstRowLastColumn="0" w:lastRowFirstColumn="0" w:lastRowLastColumn="0"/>
+            </w:pPr>
+            <w:r>
+              <w:t>stock_number: number</w:t>
+            </w:r>
           </w:p>
           <w:p>
             <w:pPr>
@@ -6180,6 +4770,9 @@
             </w:pPr>
             <w:r>
               <w:t>}</w:t>
+            </w:r>
+            <w:r>
+              <w:t xml:space="preserve"> ];</w:t>
             </w:r>
           </w:p>
           <w:p>
@@ -6200,23 +4793,7 @@
         </w:numPr>
       </w:pPr>
       <w:r>
-        <w:t xml:space="preserve">(400) Hibás formátumú azonosító: Ha az </w:t>
-      </w:r>
-      <w:proofErr w:type="spellStart"/>
-      <w:r>
-        <w:t>endpoint</w:t>
-      </w:r>
-      <w:proofErr w:type="spellEnd"/>
-      <w:r>
-        <w:t xml:space="preserve"> felé irányuló kérésnek </w:t>
-      </w:r>
-      <w:proofErr w:type="spellStart"/>
-      <w:r>
-        <w:t>query</w:t>
-      </w:r>
-      <w:proofErr w:type="spellEnd"/>
-      <w:r>
-        <w:t xml:space="preserve"> paraméterében található termékazonosító nem megfelelő formátumú.</w:t>
+        <w:t>(400) Hibás formátumú azonosító: Ha az endpoint felé irányuló kérésnek query paraméterében található termékazonosító nem megfelelő formátumú.</w:t>
       </w:r>
     </w:p>
     <w:p>
@@ -6234,23 +4811,7 @@
         </w:numPr>
       </w:pPr>
       <w:r>
-        <w:t xml:space="preserve">(404) Nem található az adott azonosítóval termék a rendszerben: Ha az </w:t>
-      </w:r>
-      <w:proofErr w:type="spellStart"/>
-      <w:r>
-        <w:t>endpoint</w:t>
-      </w:r>
-      <w:proofErr w:type="spellEnd"/>
-      <w:r>
-        <w:t xml:space="preserve"> felé intézett kérés </w:t>
-      </w:r>
-      <w:proofErr w:type="spellStart"/>
-      <w:r>
-        <w:t>query</w:t>
-      </w:r>
-      <w:proofErr w:type="spellEnd"/>
-      <w:r>
-        <w:t xml:space="preserve"> paraméterében  található termékazonosítóval, amely nem létezik az adatbázisban.</w:t>
+        <w:t>(404) Nem található az adott azonosítóval termék a rendszerben: Ha az endpoint felé intézett kérés query paraméterében  található termékazonosítóval, amely nem létezik az adatbázisban.</w:t>
       </w:r>
     </w:p>
     <w:p>
@@ -6301,35 +4862,7 @@
         <w:rPr>
           <w:u w:val="single"/>
         </w:rPr>
-        <w:t>(GET) „/</w:t>
-      </w:r>
-      <w:proofErr w:type="spellStart"/>
-      <w:r>
-        <w:rPr>
-          <w:u w:val="single"/>
-        </w:rPr>
-        <w:t>api</w:t>
-      </w:r>
-      <w:proofErr w:type="spellEnd"/>
-      <w:r>
-        <w:rPr>
-          <w:u w:val="single"/>
-        </w:rPr>
-        <w:t>/</w:t>
-      </w:r>
-      <w:proofErr w:type="spellStart"/>
-      <w:r>
-        <w:rPr>
-          <w:u w:val="single"/>
-        </w:rPr>
-        <w:t>products?limit</w:t>
-      </w:r>
-      <w:proofErr w:type="spellEnd"/>
-      <w:r>
-        <w:rPr>
-          <w:u w:val="single"/>
-        </w:rPr>
-        <w:t>=15&amp;offset=&amp;(egyéb szűrési feltételek)</w:t>
+        <w:t>(GET) „/api/products?limit=15&amp;offset=&amp;(egyéb szűrési feltételek)</w:t>
       </w:r>
     </w:p>
     <w:p>
@@ -6418,11 +4951,7 @@
           </w:tcPr>
           <w:p>
             <w:pPr>
-              <w:cnfStyle w:val="000000100000" w:firstRow="0" w:lastRow="0" w:firstColumn="0" w:lastColumn="0" w:oddVBand="0" w:evenVBand="0" w:oddHBand="1" w:evenHBand="0" w:firstRowFirstColumn="0" w:firstRowLastColumn="0" w:lastRowFirstColumn="0" w:lastRowLastColumn="0"/>
-            </w:pPr>
-          </w:p>
-          <w:p>
-            <w:pPr>
+              <w:ind w:firstLine="0"/>
               <w:cnfStyle w:val="000000100000" w:firstRow="0" w:lastRow="0" w:firstColumn="0" w:lastColumn="0" w:oddVBand="0" w:evenVBand="0" w:oddHBand="1" w:evenHBand="0" w:firstRowFirstColumn="0" w:firstRowLastColumn="0" w:lastRowFirstColumn="0" w:lastRowLastColumn="0"/>
             </w:pPr>
             <w:r>
@@ -6433,24 +4962,101 @@
             <w:pPr>
               <w:cnfStyle w:val="000000100000" w:firstRow="0" w:lastRow="0" w:firstColumn="0" w:lastColumn="0" w:oddVBand="0" w:evenVBand="0" w:oddHBand="1" w:evenHBand="0" w:firstRowFirstColumn="0" w:firstRowLastColumn="0" w:lastRowFirstColumn="0" w:lastRowLastColumn="0"/>
             </w:pPr>
-          </w:p>
-          <w:p>
-            <w:pPr>
-              <w:cnfStyle w:val="000000100000" w:firstRow="0" w:lastRow="0" w:firstColumn="0" w:lastColumn="0" w:oddVBand="0" w:evenVBand="0" w:oddHBand="1" w:evenHBand="0" w:firstRowFirstColumn="0" w:firstRowLastColumn="0" w:lastRowFirstColumn="0" w:lastRowLastColumn="0"/>
-            </w:pPr>
-            <w:proofErr w:type="spellStart"/>
-            <w:r>
-              <w:t>id</w:t>
-            </w:r>
-            <w:proofErr w:type="spellEnd"/>
-            <w:r>
-              <w:t xml:space="preserve">: </w:t>
-            </w:r>
-            <w:proofErr w:type="spellStart"/>
-            <w:r>
-              <w:t>number</w:t>
-            </w:r>
-            <w:proofErr w:type="spellEnd"/>
+            <w:r>
+              <w:t>products: [</w:t>
+            </w:r>
+            <w:r>
+              <w:t>{</w:t>
+            </w:r>
+          </w:p>
+          <w:p>
+            <w:pPr>
+              <w:cnfStyle w:val="000000100000" w:firstRow="0" w:lastRow="0" w:firstColumn="0" w:lastColumn="0" w:oddVBand="0" w:evenVBand="0" w:oddHBand="1" w:evenHBand="0" w:firstRowFirstColumn="0" w:firstRowLastColumn="0" w:lastRowFirstColumn="0" w:lastRowLastColumn="0"/>
+            </w:pPr>
+          </w:p>
+          <w:p>
+            <w:pPr>
+              <w:cnfStyle w:val="000000100000" w:firstRow="0" w:lastRow="0" w:firstColumn="0" w:lastColumn="0" w:oddVBand="0" w:evenVBand="0" w:oddHBand="1" w:evenHBand="0" w:firstRowFirstColumn="0" w:firstRowLastColumn="0" w:lastRowFirstColumn="0" w:lastRowLastColumn="0"/>
+            </w:pPr>
+            <w:r>
+              <w:lastRenderedPageBreak/>
+              <w:t>id: number,</w:t>
+            </w:r>
+          </w:p>
+          <w:p>
+            <w:pPr>
+              <w:cnfStyle w:val="000000100000" w:firstRow="0" w:lastRow="0" w:firstColumn="0" w:lastColumn="0" w:oddVBand="0" w:evenVBand="0" w:oddHBand="1" w:evenHBand="0" w:firstRowFirstColumn="0" w:firstRowLastColumn="0" w:lastRowFirstColumn="0" w:lastRowLastColumn="0"/>
+            </w:pPr>
+            <w:r>
+              <w:t>name: string,</w:t>
+            </w:r>
+          </w:p>
+          <w:p>
+            <w:pPr>
+              <w:cnfStyle w:val="000000100000" w:firstRow="0" w:lastRow="0" w:firstColumn="0" w:lastColumn="0" w:oddVBand="0" w:evenVBand="0" w:oddHBand="1" w:evenHBand="0" w:firstRowFirstColumn="0" w:firstRowLastColumn="0" w:lastRowFirstColumn="0" w:lastRowLastColumn="0"/>
+            </w:pPr>
+            <w:r>
+              <w:t>category: string,</w:t>
+            </w:r>
+          </w:p>
+          <w:p>
+            <w:pPr>
+              <w:cnfStyle w:val="000000100000" w:firstRow="0" w:lastRow="0" w:firstColumn="0" w:lastColumn="0" w:oddVBand="0" w:evenVBand="0" w:oddHBand="1" w:evenHBand="0" w:firstRowFirstColumn="0" w:firstRowLastColumn="0" w:lastRowFirstColumn="0" w:lastRowLastColumn="0"/>
+            </w:pPr>
+            <w:r>
+              <w:t>maker: string,</w:t>
+            </w:r>
+          </w:p>
+          <w:p>
+            <w:pPr>
+              <w:cnfStyle w:val="000000100000" w:firstRow="0" w:lastRow="0" w:firstColumn="0" w:lastColumn="0" w:oddVBand="0" w:evenVBand="0" w:oddHBand="1" w:evenHBand="0" w:firstRowFirstColumn="0" w:firstRowLastColumn="0" w:lastRowFirstColumn="0" w:lastRowLastColumn="0"/>
+            </w:pPr>
+            <w:r>
+              <w:t>description: string,</w:t>
+            </w:r>
+          </w:p>
+          <w:p>
+            <w:pPr>
+              <w:cnfStyle w:val="000000100000" w:firstRow="0" w:lastRow="0" w:firstColumn="0" w:lastColumn="0" w:oddVBand="0" w:evenVBand="0" w:oddHBand="1" w:evenHBand="0" w:firstRowFirstColumn="0" w:firstRowLastColumn="0" w:lastRowFirstColumn="0" w:lastRowLastColumn="0"/>
+            </w:pPr>
+            <w:r>
+              <w:t>picUrl: string,</w:t>
+            </w:r>
+            <w:r>
+              <w:t>(dinamikus)</w:t>
+            </w:r>
+          </w:p>
+          <w:p>
+            <w:pPr>
+              <w:cnfStyle w:val="000000100000" w:firstRow="0" w:lastRow="0" w:firstColumn="0" w:lastColumn="0" w:oddVBand="0" w:evenVBand="0" w:oddHBand="1" w:evenHBand="0" w:firstRowFirstColumn="0" w:firstRowLastColumn="0" w:lastRowFirstColumn="0" w:lastRowLastColumn="0"/>
+            </w:pPr>
+            <w:r>
+              <w:t>price: string,</w:t>
+            </w:r>
+          </w:p>
+          <w:p>
+            <w:pPr>
+              <w:cnfStyle w:val="000000100000" w:firstRow="0" w:lastRow="0" w:firstColumn="0" w:lastColumn="0" w:oddVBand="0" w:evenVBand="0" w:oddHBand="1" w:evenHBand="0" w:firstRowFirstColumn="0" w:firstRowLastColumn="0" w:lastRowFirstColumn="0" w:lastRowLastColumn="0"/>
+            </w:pPr>
+            <w:r>
+              <w:t>stock_number: number</w:t>
+            </w:r>
+          </w:p>
+          <w:p>
+            <w:pPr>
+              <w:cnfStyle w:val="000000100000" w:firstRow="0" w:lastRow="0" w:firstColumn="0" w:lastColumn="0" w:oddVBand="0" w:evenVBand="0" w:oddHBand="1" w:evenHBand="0" w:firstRowFirstColumn="0" w:firstRowLastColumn="0" w:lastRowFirstColumn="0" w:lastRowLastColumn="0"/>
+            </w:pPr>
+          </w:p>
+          <w:p>
+            <w:pPr>
+              <w:cnfStyle w:val="000000100000" w:firstRow="0" w:lastRow="0" w:firstColumn="0" w:lastColumn="0" w:oddVBand="0" w:evenVBand="0" w:oddHBand="1" w:evenHBand="0" w:firstRowFirstColumn="0" w:firstRowLastColumn="0" w:lastRowFirstColumn="0" w:lastRowLastColumn="0"/>
+            </w:pPr>
+            <w:r>
+              <w:t>}</w:t>
+            </w:r>
+            <w:r>
+              <w:t>]</w:t>
+            </w:r>
             <w:r>
               <w:t>,</w:t>
             </w:r>
@@ -6459,200 +5065,17 @@
             <w:pPr>
               <w:cnfStyle w:val="000000100000" w:firstRow="0" w:lastRow="0" w:firstColumn="0" w:lastColumn="0" w:oddVBand="0" w:evenVBand="0" w:oddHBand="1" w:evenHBand="0" w:firstRowFirstColumn="0" w:firstRowLastColumn="0" w:lastRowFirstColumn="0" w:lastRowLastColumn="0"/>
             </w:pPr>
-            <w:proofErr w:type="spellStart"/>
-            <w:r>
-              <w:t>name</w:t>
-            </w:r>
-            <w:proofErr w:type="spellEnd"/>
-            <w:r>
-              <w:t xml:space="preserve">: </w:t>
-            </w:r>
-            <w:proofErr w:type="spellStart"/>
-            <w:r>
-              <w:t>string</w:t>
-            </w:r>
-            <w:proofErr w:type="spellEnd"/>
-            <w:r>
-              <w:t>,</w:t>
-            </w:r>
-          </w:p>
-          <w:p>
-            <w:pPr>
-              <w:cnfStyle w:val="000000100000" w:firstRow="0" w:lastRow="0" w:firstColumn="0" w:lastColumn="0" w:oddVBand="0" w:evenVBand="0" w:oddHBand="1" w:evenHBand="0" w:firstRowFirstColumn="0" w:firstRowLastColumn="0" w:lastRowFirstColumn="0" w:lastRowLastColumn="0"/>
-            </w:pPr>
-            <w:proofErr w:type="spellStart"/>
-            <w:r>
-              <w:t>category</w:t>
-            </w:r>
-            <w:proofErr w:type="spellEnd"/>
-            <w:r>
-              <w:t xml:space="preserve">: </w:t>
-            </w:r>
-            <w:proofErr w:type="spellStart"/>
-            <w:r>
-              <w:t>string</w:t>
-            </w:r>
-            <w:proofErr w:type="spellEnd"/>
-            <w:r>
-              <w:t>,</w:t>
-            </w:r>
-          </w:p>
-          <w:p>
-            <w:pPr>
-              <w:cnfStyle w:val="000000100000" w:firstRow="0" w:lastRow="0" w:firstColumn="0" w:lastColumn="0" w:oddVBand="0" w:evenVBand="0" w:oddHBand="1" w:evenHBand="0" w:firstRowFirstColumn="0" w:firstRowLastColumn="0" w:lastRowFirstColumn="0" w:lastRowLastColumn="0"/>
-            </w:pPr>
-            <w:proofErr w:type="spellStart"/>
-            <w:r>
-              <w:t>maker</w:t>
-            </w:r>
-            <w:proofErr w:type="spellEnd"/>
-            <w:r>
-              <w:t xml:space="preserve">: </w:t>
-            </w:r>
-            <w:proofErr w:type="spellStart"/>
-            <w:r>
-              <w:t>string</w:t>
-            </w:r>
-            <w:proofErr w:type="spellEnd"/>
-            <w:r>
-              <w:t>,</w:t>
-            </w:r>
-          </w:p>
-          <w:p>
-            <w:pPr>
-              <w:cnfStyle w:val="000000100000" w:firstRow="0" w:lastRow="0" w:firstColumn="0" w:lastColumn="0" w:oddVBand="0" w:evenVBand="0" w:oddHBand="1" w:evenHBand="0" w:firstRowFirstColumn="0" w:firstRowLastColumn="0" w:lastRowFirstColumn="0" w:lastRowLastColumn="0"/>
-            </w:pPr>
-            <w:proofErr w:type="spellStart"/>
-            <w:r>
-              <w:t>description</w:t>
-            </w:r>
-            <w:proofErr w:type="spellEnd"/>
-            <w:r>
-              <w:t xml:space="preserve">: </w:t>
-            </w:r>
-            <w:proofErr w:type="spellStart"/>
-            <w:r>
-              <w:t>string</w:t>
-            </w:r>
-            <w:proofErr w:type="spellEnd"/>
-            <w:r>
-              <w:t>,</w:t>
-            </w:r>
-          </w:p>
-          <w:p>
-            <w:pPr>
-              <w:cnfStyle w:val="000000100000" w:firstRow="0" w:lastRow="0" w:firstColumn="0" w:lastColumn="0" w:oddVBand="0" w:evenVBand="0" w:oddHBand="1" w:evenHBand="0" w:firstRowFirstColumn="0" w:firstRowLastColumn="0" w:lastRowFirstColumn="0" w:lastRowLastColumn="0"/>
-            </w:pPr>
-            <w:proofErr w:type="spellStart"/>
-            <w:r>
-              <w:t>picUrl</w:t>
-            </w:r>
-            <w:proofErr w:type="spellEnd"/>
-            <w:r>
-              <w:t xml:space="preserve">: </w:t>
-            </w:r>
-            <w:proofErr w:type="spellStart"/>
-            <w:r>
-              <w:t>string</w:t>
-            </w:r>
-            <w:proofErr w:type="spellEnd"/>
-            <w:r>
-              <w:t>,</w:t>
-            </w:r>
-            <w:r>
-              <w:t>(dinamikus)</w:t>
-            </w:r>
-          </w:p>
-          <w:p>
-            <w:pPr>
-              <w:cnfStyle w:val="000000100000" w:firstRow="0" w:lastRow="0" w:firstColumn="0" w:lastColumn="0" w:oddVBand="0" w:evenVBand="0" w:oddHBand="1" w:evenHBand="0" w:firstRowFirstColumn="0" w:firstRowLastColumn="0" w:lastRowFirstColumn="0" w:lastRowLastColumn="0"/>
-            </w:pPr>
-            <w:proofErr w:type="spellStart"/>
-            <w:r>
-              <w:t>price</w:t>
-            </w:r>
-            <w:proofErr w:type="spellEnd"/>
-            <w:r>
-              <w:t xml:space="preserve">: </w:t>
-            </w:r>
-            <w:proofErr w:type="spellStart"/>
-            <w:r>
-              <w:t>string</w:t>
-            </w:r>
-            <w:proofErr w:type="spellEnd"/>
-            <w:r>
-              <w:t>,</w:t>
-            </w:r>
-          </w:p>
-          <w:p>
-            <w:pPr>
-              <w:cnfStyle w:val="000000100000" w:firstRow="0" w:lastRow="0" w:firstColumn="0" w:lastColumn="0" w:oddVBand="0" w:evenVBand="0" w:oddHBand="1" w:evenHBand="0" w:firstRowFirstColumn="0" w:firstRowLastColumn="0" w:lastRowFirstColumn="0" w:lastRowLastColumn="0"/>
-            </w:pPr>
-            <w:proofErr w:type="spellStart"/>
-            <w:r>
-              <w:t>stock_number</w:t>
-            </w:r>
-            <w:proofErr w:type="spellEnd"/>
-            <w:r>
-              <w:t xml:space="preserve">: </w:t>
-            </w:r>
-            <w:proofErr w:type="spellStart"/>
-            <w:r>
-              <w:t>number</w:t>
-            </w:r>
-            <w:proofErr w:type="spellEnd"/>
-          </w:p>
-          <w:p>
-            <w:pPr>
-              <w:cnfStyle w:val="000000100000" w:firstRow="0" w:lastRow="0" w:firstColumn="0" w:lastColumn="0" w:oddVBand="0" w:evenVBand="0" w:oddHBand="1" w:evenHBand="0" w:firstRowFirstColumn="0" w:firstRowLastColumn="0" w:lastRowFirstColumn="0" w:lastRowLastColumn="0"/>
-            </w:pPr>
-          </w:p>
-          <w:p>
-            <w:pPr>
-              <w:cnfStyle w:val="000000100000" w:firstRow="0" w:lastRow="0" w:firstColumn="0" w:lastColumn="0" w:oddVBand="0" w:evenVBand="0" w:oddHBand="1" w:evenHBand="0" w:firstRowFirstColumn="0" w:firstRowLastColumn="0" w:lastRowFirstColumn="0" w:lastRowLastColumn="0"/>
-            </w:pPr>
-            <w:r>
-              <w:t>}: [ ],</w:t>
-            </w:r>
-          </w:p>
-          <w:p>
-            <w:pPr>
-              <w:cnfStyle w:val="000000100000" w:firstRow="0" w:lastRow="0" w:firstColumn="0" w:lastColumn="0" w:oddVBand="0" w:evenVBand="0" w:oddHBand="1" w:evenHBand="0" w:firstRowFirstColumn="0" w:firstRowLastColumn="0" w:lastRowFirstColumn="0" w:lastRowLastColumn="0"/>
-            </w:pPr>
-            <w:proofErr w:type="spellStart"/>
-            <w:r>
-              <w:t>total</w:t>
-            </w:r>
-            <w:proofErr w:type="spellEnd"/>
-            <w:r>
-              <w:t xml:space="preserve">: </w:t>
-            </w:r>
-            <w:proofErr w:type="spellStart"/>
-            <w:r>
-              <w:t>number</w:t>
-            </w:r>
-            <w:proofErr w:type="spellEnd"/>
-            <w:r>
-              <w:t>,</w:t>
-            </w:r>
-          </w:p>
-          <w:p>
-            <w:pPr>
-              <w:cnfStyle w:val="000000100000" w:firstRow="0" w:lastRow="0" w:firstColumn="0" w:lastColumn="0" w:oddVBand="0" w:evenVBand="0" w:oddHBand="1" w:evenHBand="0" w:firstRowFirstColumn="0" w:firstRowLastColumn="0" w:lastRowFirstColumn="0" w:lastRowLastColumn="0"/>
-            </w:pPr>
-            <w:proofErr w:type="spellStart"/>
-            <w:r>
-              <w:t>hasMore</w:t>
-            </w:r>
-            <w:proofErr w:type="spellEnd"/>
-            <w:r>
-              <w:t xml:space="preserve">: </w:t>
-            </w:r>
-            <w:proofErr w:type="spellStart"/>
-            <w:r>
-              <w:t>boolean</w:t>
-            </w:r>
-            <w:proofErr w:type="spellEnd"/>
+            <w:r>
+              <w:t>total: number,</w:t>
+            </w:r>
+          </w:p>
+          <w:p>
+            <w:pPr>
+              <w:cnfStyle w:val="000000100000" w:firstRow="0" w:lastRow="0" w:firstColumn="0" w:lastColumn="0" w:oddVBand="0" w:evenVBand="0" w:oddHBand="1" w:evenHBand="0" w:firstRowFirstColumn="0" w:firstRowLastColumn="0" w:lastRowFirstColumn="0" w:lastRowLastColumn="0"/>
+            </w:pPr>
+            <w:r>
+              <w:t>hasMore: boolean</w:t>
+            </w:r>
           </w:p>
           <w:p>
             <w:pPr>
@@ -6714,35 +5137,7 @@
           <w:u w:val="single"/>
         </w:rPr>
         <w:br/>
-        <w:t>(POST) „/</w:t>
-      </w:r>
-      <w:proofErr w:type="spellStart"/>
-      <w:r>
-        <w:rPr>
-          <w:u w:val="single"/>
-        </w:rPr>
-        <w:t>api</w:t>
-      </w:r>
-      <w:proofErr w:type="spellEnd"/>
-      <w:r>
-        <w:rPr>
-          <w:u w:val="single"/>
-        </w:rPr>
-        <w:t>/</w:t>
-      </w:r>
-      <w:proofErr w:type="spellStart"/>
-      <w:r>
-        <w:rPr>
-          <w:u w:val="single"/>
-        </w:rPr>
-        <w:t>getnewpass</w:t>
-      </w:r>
-      <w:proofErr w:type="spellEnd"/>
-      <w:r>
-        <w:rPr>
-          <w:u w:val="single"/>
-        </w:rPr>
-        <w:t>”</w:t>
+        <w:t>(POST) „/api/getnewpass”</w:t>
       </w:r>
     </w:p>
     <w:p>
@@ -6797,7 +5192,6 @@
               <w:jc w:val="center"/>
             </w:pPr>
             <w:r>
-              <w:lastRenderedPageBreak/>
               <w:t>Elvárt adatok (JSON body)</w:t>
             </w:r>
           </w:p>
@@ -6852,31 +5246,13 @@
                 <w:bCs w:val="0"/>
               </w:rPr>
             </w:pPr>
-            <w:proofErr w:type="spellStart"/>
-            <w:r>
-              <w:rPr>
-                <w:b w:val="0"/>
-                <w:bCs w:val="0"/>
-              </w:rPr>
-              <w:t>newpassword</w:t>
-            </w:r>
-            <w:proofErr w:type="spellEnd"/>
-            <w:r>
-              <w:rPr>
-                <w:b w:val="0"/>
-                <w:bCs w:val="0"/>
-              </w:rPr>
-              <w:t xml:space="preserve">: </w:t>
-            </w:r>
-            <w:proofErr w:type="spellStart"/>
-            <w:r>
-              <w:rPr>
-                <w:b w:val="0"/>
-                <w:bCs w:val="0"/>
-              </w:rPr>
-              <w:t>string</w:t>
-            </w:r>
-            <w:proofErr w:type="spellEnd"/>
+            <w:r>
+              <w:rPr>
+                <w:b w:val="0"/>
+                <w:bCs w:val="0"/>
+              </w:rPr>
+              <w:t>newpassword: string</w:t>
+            </w:r>
           </w:p>
           <w:p/>
           <w:p>
@@ -6922,11 +5298,9 @@
             <w:pPr>
               <w:cnfStyle w:val="000000100000" w:firstRow="0" w:lastRow="0" w:firstColumn="0" w:lastColumn="0" w:oddVBand="0" w:evenVBand="0" w:oddHBand="1" w:evenHBand="0" w:firstRowFirstColumn="0" w:firstRowLastColumn="0" w:lastRowFirstColumn="0" w:lastRowLastColumn="0"/>
             </w:pPr>
-            <w:proofErr w:type="spellStart"/>
             <w:r>
               <w:t>message:string</w:t>
             </w:r>
-            <w:proofErr w:type="spellEnd"/>
           </w:p>
           <w:p>
             <w:pPr>
@@ -6970,15 +5344,7 @@
         </w:numPr>
       </w:pPr>
       <w:r>
-        <w:t xml:space="preserve">(400) Nem található fiók: Ha az </w:t>
-      </w:r>
-      <w:proofErr w:type="spellStart"/>
-      <w:r>
-        <w:t>endpoint</w:t>
-      </w:r>
-      <w:proofErr w:type="spellEnd"/>
-      <w:r>
-        <w:t xml:space="preserve"> törzsében küldött emaillel nem található rekord az adatbázisban, a backend 400-as státuszkóddal, és hibaüzenettel tér vissza.</w:t>
+        <w:t>(400) Nem található fiók: Ha az endpoint törzsében küldött emaillel nem található rekord az adatbázisban, a backend 400-as státuszkóddal, és hibaüzenettel tér vissza.</w:t>
       </w:r>
     </w:p>
     <w:p>
@@ -7029,35 +5395,7 @@
         <w:rPr>
           <w:u w:val="single"/>
         </w:rPr>
-        <w:t>(PATCH) „/</w:t>
-      </w:r>
-      <w:proofErr w:type="spellStart"/>
-      <w:r>
-        <w:rPr>
-          <w:u w:val="single"/>
-        </w:rPr>
-        <w:t>api</w:t>
-      </w:r>
-      <w:proofErr w:type="spellEnd"/>
-      <w:r>
-        <w:rPr>
-          <w:u w:val="single"/>
-        </w:rPr>
-        <w:t>/</w:t>
-      </w:r>
-      <w:proofErr w:type="spellStart"/>
-      <w:r>
-        <w:rPr>
-          <w:u w:val="single"/>
-        </w:rPr>
-        <w:t>recovery</w:t>
-      </w:r>
-      <w:proofErr w:type="spellEnd"/>
-      <w:r>
-        <w:rPr>
-          <w:u w:val="single"/>
-        </w:rPr>
-        <w:t>”</w:t>
+        <w:t>(PATCH) „/api/recovery”</w:t>
       </w:r>
     </w:p>
     <w:p>
@@ -7133,57 +5471,22 @@
           </w:p>
           <w:p/>
           <w:p>
-            <w:proofErr w:type="spellStart"/>
-            <w:r>
-              <w:rPr>
-                <w:b w:val="0"/>
-                <w:bCs w:val="0"/>
-              </w:rPr>
-              <w:t>newjelszo</w:t>
-            </w:r>
-            <w:proofErr w:type="spellEnd"/>
-            <w:r>
-              <w:rPr>
-                <w:b w:val="0"/>
-                <w:bCs w:val="0"/>
-              </w:rPr>
-              <w:t xml:space="preserve">: </w:t>
-            </w:r>
-            <w:proofErr w:type="spellStart"/>
-            <w:r>
-              <w:rPr>
-                <w:b w:val="0"/>
-                <w:bCs w:val="0"/>
-              </w:rPr>
-              <w:t>string</w:t>
-            </w:r>
-            <w:proofErr w:type="spellEnd"/>
-            <w:r>
-              <w:rPr>
-                <w:b w:val="0"/>
-                <w:bCs w:val="0"/>
-              </w:rPr>
-              <w:t>,</w:t>
-            </w:r>
-          </w:p>
-          <w:p>
-            <w:r>
-              <w:rPr>
-                <w:b w:val="0"/>
-                <w:bCs w:val="0"/>
-              </w:rPr>
-              <w:lastRenderedPageBreak/>
-              <w:t xml:space="preserve">newjelszo2: </w:t>
-            </w:r>
-            <w:proofErr w:type="spellStart"/>
-            <w:r>
-              <w:rPr>
-                <w:b w:val="0"/>
-                <w:bCs w:val="0"/>
-              </w:rPr>
-              <w:t>string</w:t>
-            </w:r>
-            <w:proofErr w:type="spellEnd"/>
+            <w:r>
+              <w:rPr>
+                <w:b w:val="0"/>
+                <w:bCs w:val="0"/>
+              </w:rPr>
+              <w:t>newjelszo: string,</w:t>
+            </w:r>
+          </w:p>
+          <w:p>
+            <w:r>
+              <w:rPr>
+                <w:b w:val="0"/>
+                <w:bCs w:val="0"/>
+              </w:rPr>
+              <w:t>newjelszo2: string</w:t>
+            </w:r>
           </w:p>
           <w:p>
             <w:pPr>
@@ -7236,12 +5539,9 @@
             <w:pPr>
               <w:cnfStyle w:val="000000100000" w:firstRow="0" w:lastRow="0" w:firstColumn="0" w:lastColumn="0" w:oddVBand="0" w:evenVBand="0" w:oddHBand="1" w:evenHBand="0" w:firstRowFirstColumn="0" w:firstRowLastColumn="0" w:lastRowFirstColumn="0" w:lastRowLastColumn="0"/>
             </w:pPr>
-            <w:proofErr w:type="spellStart"/>
-            <w:r>
-              <w:lastRenderedPageBreak/>
+            <w:r>
               <w:t>message:string</w:t>
             </w:r>
-            <w:proofErr w:type="spellEnd"/>
           </w:p>
           <w:p>
             <w:pPr>
@@ -7298,39 +5598,7 @@
         </w:numPr>
       </w:pPr>
       <w:r>
-        <w:t xml:space="preserve">(404) Nem található fiók: Ha az </w:t>
-      </w:r>
-      <w:proofErr w:type="spellStart"/>
-      <w:r>
-        <w:t>endpoint</w:t>
-      </w:r>
-      <w:proofErr w:type="spellEnd"/>
-      <w:r>
-        <w:t xml:space="preserve"> </w:t>
-      </w:r>
-      <w:proofErr w:type="spellStart"/>
-      <w:r>
-        <w:t>query</w:t>
-      </w:r>
-      <w:proofErr w:type="spellEnd"/>
-      <w:r>
-        <w:t xml:space="preserve"> paraméterében található </w:t>
-      </w:r>
-      <w:proofErr w:type="spellStart"/>
-      <w:r>
-        <w:t>reset</w:t>
-      </w:r>
-      <w:proofErr w:type="spellEnd"/>
-      <w:r>
-        <w:t xml:space="preserve"> </w:t>
-      </w:r>
-      <w:proofErr w:type="spellStart"/>
-      <w:r>
-        <w:t>tokenben</w:t>
-      </w:r>
-      <w:proofErr w:type="spellEnd"/>
-      <w:r>
-        <w:t xml:space="preserve"> található felhasználó azonosítóval nem található felhasználó az adatbázisban, a backend 404-as státuszkóddal, és hibaüzenettel tér vissza.</w:t>
+        <w:t>(404) Nem található fiók: Ha az endpoint query paraméterében található reset tokenben található felhasználó azonosítóval nem található felhasználó az adatbázisban, a backend 404-as státuszkóddal, és hibaüzenettel tér vissza.</w:t>
       </w:r>
     </w:p>
     <w:p>
@@ -7348,47 +5616,7 @@
         </w:numPr>
       </w:pPr>
       <w:r>
-        <w:t xml:space="preserve">(400) A link érvénytelen vagy lejárt: Ha az </w:t>
-      </w:r>
-      <w:proofErr w:type="spellStart"/>
-      <w:r>
-        <w:t>endpoint</w:t>
-      </w:r>
-      <w:proofErr w:type="spellEnd"/>
-      <w:r>
-        <w:t xml:space="preserve"> </w:t>
-      </w:r>
-      <w:proofErr w:type="spellStart"/>
-      <w:r>
-        <w:t>query</w:t>
-      </w:r>
-      <w:proofErr w:type="spellEnd"/>
-      <w:r>
-        <w:t xml:space="preserve"> paraméterében található </w:t>
-      </w:r>
-      <w:proofErr w:type="spellStart"/>
-      <w:r>
-        <w:t>reset</w:t>
-      </w:r>
-      <w:proofErr w:type="spellEnd"/>
-      <w:r>
-        <w:t xml:space="preserve"> </w:t>
-      </w:r>
-      <w:proofErr w:type="spellStart"/>
-      <w:r>
-        <w:t>token</w:t>
-      </w:r>
-      <w:proofErr w:type="spellEnd"/>
-      <w:r>
-        <w:t xml:space="preserve"> már </w:t>
-      </w:r>
-      <w:proofErr w:type="gramStart"/>
-      <w:r>
-        <w:t>lejárt</w:t>
-      </w:r>
-      <w:proofErr w:type="gramEnd"/>
-      <w:r>
-        <w:t xml:space="preserve"> vagy már érvénytelen, backend 400-as státuszkóddal, és hibaüzenettel tér vissza.</w:t>
+        <w:t>(400) A link érvénytelen vagy lejárt: Ha az endpoint query paraméterében található reset token már lejárt vagy már érvénytelen, backend 400-as státuszkóddal, és hibaüzenettel tér vissza.</w:t>
       </w:r>
     </w:p>
     <w:p>
@@ -7490,49 +5718,7 @@
         <w:rPr>
           <w:u w:val="single"/>
         </w:rPr>
-        <w:t>(GET) „/</w:t>
-      </w:r>
-      <w:proofErr w:type="spellStart"/>
-      <w:r>
-        <w:rPr>
-          <w:u w:val="single"/>
-        </w:rPr>
-        <w:t>api</w:t>
-      </w:r>
-      <w:proofErr w:type="spellEnd"/>
-      <w:r>
-        <w:rPr>
-          <w:u w:val="single"/>
-        </w:rPr>
-        <w:t>/</w:t>
-      </w:r>
-      <w:proofErr w:type="spellStart"/>
-      <w:r>
-        <w:rPr>
-          <w:u w:val="single"/>
-        </w:rPr>
-        <w:t>admin</w:t>
-      </w:r>
-      <w:proofErr w:type="spellEnd"/>
-      <w:r>
-        <w:rPr>
-          <w:u w:val="single"/>
-        </w:rPr>
-        <w:t>/</w:t>
-      </w:r>
-      <w:proofErr w:type="spellStart"/>
-      <w:r>
-        <w:rPr>
-          <w:u w:val="single"/>
-        </w:rPr>
-        <w:t>products</w:t>
-      </w:r>
-      <w:proofErr w:type="spellEnd"/>
-      <w:r>
-        <w:rPr>
-          <w:u w:val="single"/>
-        </w:rPr>
-        <w:t xml:space="preserve">” </w:t>
+        <w:t xml:space="preserve">(GET) „/api/admin/products” </w:t>
       </w:r>
     </w:p>
     <w:p>
@@ -7541,23 +5727,7 @@
       </w:pPr>
       <w:r>
         <w:lastRenderedPageBreak/>
-        <w:t xml:space="preserve">Az </w:t>
-      </w:r>
-      <w:proofErr w:type="spellStart"/>
-      <w:r>
-        <w:t>endpoint</w:t>
-      </w:r>
-      <w:proofErr w:type="spellEnd"/>
-      <w:r>
-        <w:t xml:space="preserve"> az összes terméket fogja visszaküldeni JSON  tömb formátumban.  Ezeket a termékeket, a frontenden belerakjuk egy tömbbe és a tömb alapján jelenítjük meg a termékeket a webshop termékekkel kapcsolatos </w:t>
-      </w:r>
-      <w:proofErr w:type="spellStart"/>
-      <w:r>
-        <w:t>admin</w:t>
-      </w:r>
-      <w:proofErr w:type="spellEnd"/>
-      <w:r>
-        <w:t xml:space="preserve"> felületén.</w:t>
+        <w:t>Az endpoint az összes terméket fogja visszaküldeni JSON  tömb formátumban.  Ezeket a termékeket, a frontenden belerakjuk egy tömbbe és a tömb alapján jelenítjük meg a termékeket a webshop termékekkel kapcsolatos admin felületén.</w:t>
       </w:r>
     </w:p>
     <w:p>
@@ -7658,168 +5828,64 @@
             <w:pPr>
               <w:cnfStyle w:val="000000100000" w:firstRow="0" w:lastRow="0" w:firstColumn="0" w:lastColumn="0" w:oddVBand="0" w:evenVBand="0" w:oddHBand="1" w:evenHBand="0" w:firstRowFirstColumn="0" w:firstRowLastColumn="0" w:lastRowFirstColumn="0" w:lastRowLastColumn="0"/>
             </w:pPr>
-            <w:proofErr w:type="spellStart"/>
-            <w:r>
-              <w:t>id</w:t>
-            </w:r>
-            <w:proofErr w:type="spellEnd"/>
-            <w:r>
-              <w:t xml:space="preserve">: </w:t>
-            </w:r>
-            <w:proofErr w:type="spellStart"/>
-            <w:r>
-              <w:t>number</w:t>
-            </w:r>
-            <w:proofErr w:type="spellEnd"/>
-            <w:r>
-              <w:t>,</w:t>
-            </w:r>
-          </w:p>
-          <w:p>
-            <w:pPr>
-              <w:cnfStyle w:val="000000100000" w:firstRow="0" w:lastRow="0" w:firstColumn="0" w:lastColumn="0" w:oddVBand="0" w:evenVBand="0" w:oddHBand="1" w:evenHBand="0" w:firstRowFirstColumn="0" w:firstRowLastColumn="0" w:lastRowFirstColumn="0" w:lastRowLastColumn="0"/>
-            </w:pPr>
-            <w:proofErr w:type="spellStart"/>
-            <w:r>
-              <w:t>name</w:t>
-            </w:r>
-            <w:proofErr w:type="spellEnd"/>
-            <w:r>
-              <w:t xml:space="preserve">: </w:t>
-            </w:r>
-            <w:proofErr w:type="spellStart"/>
-            <w:r>
-              <w:t>string</w:t>
-            </w:r>
-            <w:proofErr w:type="spellEnd"/>
-            <w:r>
-              <w:t>,</w:t>
-            </w:r>
-          </w:p>
-          <w:p>
-            <w:pPr>
-              <w:cnfStyle w:val="000000100000" w:firstRow="0" w:lastRow="0" w:firstColumn="0" w:lastColumn="0" w:oddVBand="0" w:evenVBand="0" w:oddHBand="1" w:evenHBand="0" w:firstRowFirstColumn="0" w:firstRowLastColumn="0" w:lastRowFirstColumn="0" w:lastRowLastColumn="0"/>
-            </w:pPr>
-            <w:proofErr w:type="spellStart"/>
-            <w:r>
-              <w:t>category</w:t>
-            </w:r>
-            <w:proofErr w:type="spellEnd"/>
-            <w:r>
-              <w:t xml:space="preserve">: </w:t>
-            </w:r>
-            <w:proofErr w:type="spellStart"/>
-            <w:r>
-              <w:t>string</w:t>
-            </w:r>
-            <w:proofErr w:type="spellEnd"/>
-            <w:r>
-              <w:t>,</w:t>
-            </w:r>
-          </w:p>
-          <w:p>
-            <w:pPr>
-              <w:cnfStyle w:val="000000100000" w:firstRow="0" w:lastRow="0" w:firstColumn="0" w:lastColumn="0" w:oddVBand="0" w:evenVBand="0" w:oddHBand="1" w:evenHBand="0" w:firstRowFirstColumn="0" w:firstRowLastColumn="0" w:lastRowFirstColumn="0" w:lastRowLastColumn="0"/>
-            </w:pPr>
-            <w:proofErr w:type="spellStart"/>
-            <w:r>
-              <w:t>maker</w:t>
-            </w:r>
-            <w:proofErr w:type="spellEnd"/>
-            <w:r>
-              <w:t xml:space="preserve">: </w:t>
-            </w:r>
-            <w:proofErr w:type="spellStart"/>
-            <w:r>
-              <w:t>string</w:t>
-            </w:r>
-            <w:proofErr w:type="spellEnd"/>
-            <w:r>
-              <w:t>,</w:t>
-            </w:r>
-          </w:p>
-          <w:p>
-            <w:pPr>
-              <w:cnfStyle w:val="000000100000" w:firstRow="0" w:lastRow="0" w:firstColumn="0" w:lastColumn="0" w:oddVBand="0" w:evenVBand="0" w:oddHBand="1" w:evenHBand="0" w:firstRowFirstColumn="0" w:firstRowLastColumn="0" w:lastRowFirstColumn="0" w:lastRowLastColumn="0"/>
-            </w:pPr>
-            <w:proofErr w:type="spellStart"/>
-            <w:r>
-              <w:t>description</w:t>
-            </w:r>
-            <w:proofErr w:type="spellEnd"/>
-            <w:r>
-              <w:t xml:space="preserve">: </w:t>
-            </w:r>
-            <w:proofErr w:type="spellStart"/>
-            <w:r>
-              <w:t>string</w:t>
-            </w:r>
-            <w:proofErr w:type="spellEnd"/>
-            <w:r>
-              <w:t>,</w:t>
-            </w:r>
-          </w:p>
-          <w:p>
-            <w:pPr>
-              <w:cnfStyle w:val="000000100000" w:firstRow="0" w:lastRow="0" w:firstColumn="0" w:lastColumn="0" w:oddVBand="0" w:evenVBand="0" w:oddHBand="1" w:evenHBand="0" w:firstRowFirstColumn="0" w:firstRowLastColumn="0" w:lastRowFirstColumn="0" w:lastRowLastColumn="0"/>
-            </w:pPr>
-            <w:proofErr w:type="spellStart"/>
-            <w:r>
-              <w:t>picUrl</w:t>
-            </w:r>
-            <w:proofErr w:type="spellEnd"/>
-            <w:r>
-              <w:t xml:space="preserve">: </w:t>
-            </w:r>
-            <w:proofErr w:type="spellStart"/>
-            <w:r>
-              <w:t>string</w:t>
-            </w:r>
-            <w:proofErr w:type="spellEnd"/>
-            <w:r>
-              <w:t>,</w:t>
-            </w:r>
-          </w:p>
-          <w:p>
-            <w:pPr>
-              <w:cnfStyle w:val="000000100000" w:firstRow="0" w:lastRow="0" w:firstColumn="0" w:lastColumn="0" w:oddVBand="0" w:evenVBand="0" w:oddHBand="1" w:evenHBand="0" w:firstRowFirstColumn="0" w:firstRowLastColumn="0" w:lastRowFirstColumn="0" w:lastRowLastColumn="0"/>
-            </w:pPr>
-            <w:proofErr w:type="spellStart"/>
-            <w:r>
-              <w:t>price</w:t>
-            </w:r>
-            <w:proofErr w:type="spellEnd"/>
-            <w:r>
-              <w:t xml:space="preserve">: </w:t>
-            </w:r>
-            <w:proofErr w:type="spellStart"/>
-            <w:r>
-              <w:t>number</w:t>
-            </w:r>
-            <w:proofErr w:type="spellEnd"/>
-            <w:r>
-              <w:t>,</w:t>
-            </w:r>
-          </w:p>
-          <w:p>
-            <w:pPr>
-              <w:cnfStyle w:val="000000100000" w:firstRow="0" w:lastRow="0" w:firstColumn="0" w:lastColumn="0" w:oddVBand="0" w:evenVBand="0" w:oddHBand="1" w:evenHBand="0" w:firstRowFirstColumn="0" w:firstRowLastColumn="0" w:lastRowFirstColumn="0" w:lastRowLastColumn="0"/>
-            </w:pPr>
-            <w:proofErr w:type="spellStart"/>
-            <w:r>
-              <w:t>stock_number</w:t>
-            </w:r>
-            <w:proofErr w:type="spellEnd"/>
-            <w:r>
-              <w:t xml:space="preserve">: </w:t>
-            </w:r>
-            <w:proofErr w:type="spellStart"/>
-            <w:r>
-              <w:t>number</w:t>
-            </w:r>
-            <w:proofErr w:type="spellEnd"/>
-            <w:r>
-              <w:t xml:space="preserve"> </w:t>
+            <w:r>
+              <w:t>id: number,</w:t>
+            </w:r>
+          </w:p>
+          <w:p>
+            <w:pPr>
+              <w:cnfStyle w:val="000000100000" w:firstRow="0" w:lastRow="0" w:firstColumn="0" w:lastColumn="0" w:oddVBand="0" w:evenVBand="0" w:oddHBand="1" w:evenHBand="0" w:firstRowFirstColumn="0" w:firstRowLastColumn="0" w:lastRowFirstColumn="0" w:lastRowLastColumn="0"/>
+            </w:pPr>
+            <w:r>
+              <w:t>name: string,</w:t>
+            </w:r>
+          </w:p>
+          <w:p>
+            <w:pPr>
+              <w:cnfStyle w:val="000000100000" w:firstRow="0" w:lastRow="0" w:firstColumn="0" w:lastColumn="0" w:oddVBand="0" w:evenVBand="0" w:oddHBand="1" w:evenHBand="0" w:firstRowFirstColumn="0" w:firstRowLastColumn="0" w:lastRowFirstColumn="0" w:lastRowLastColumn="0"/>
+            </w:pPr>
+            <w:r>
+              <w:t>category: string,</w:t>
+            </w:r>
+          </w:p>
+          <w:p>
+            <w:pPr>
+              <w:cnfStyle w:val="000000100000" w:firstRow="0" w:lastRow="0" w:firstColumn="0" w:lastColumn="0" w:oddVBand="0" w:evenVBand="0" w:oddHBand="1" w:evenHBand="0" w:firstRowFirstColumn="0" w:firstRowLastColumn="0" w:lastRowFirstColumn="0" w:lastRowLastColumn="0"/>
+            </w:pPr>
+            <w:r>
+              <w:t>maker: string,</w:t>
+            </w:r>
+          </w:p>
+          <w:p>
+            <w:pPr>
+              <w:cnfStyle w:val="000000100000" w:firstRow="0" w:lastRow="0" w:firstColumn="0" w:lastColumn="0" w:oddVBand="0" w:evenVBand="0" w:oddHBand="1" w:evenHBand="0" w:firstRowFirstColumn="0" w:firstRowLastColumn="0" w:lastRowFirstColumn="0" w:lastRowLastColumn="0"/>
+            </w:pPr>
+            <w:r>
+              <w:t>description: string,</w:t>
+            </w:r>
+          </w:p>
+          <w:p>
+            <w:pPr>
+              <w:cnfStyle w:val="000000100000" w:firstRow="0" w:lastRow="0" w:firstColumn="0" w:lastColumn="0" w:oddVBand="0" w:evenVBand="0" w:oddHBand="1" w:evenHBand="0" w:firstRowFirstColumn="0" w:firstRowLastColumn="0" w:lastRowFirstColumn="0" w:lastRowLastColumn="0"/>
+            </w:pPr>
+            <w:r>
+              <w:t>picUrl: string,</w:t>
+            </w:r>
+          </w:p>
+          <w:p>
+            <w:pPr>
+              <w:cnfStyle w:val="000000100000" w:firstRow="0" w:lastRow="0" w:firstColumn="0" w:lastColumn="0" w:oddVBand="0" w:evenVBand="0" w:oddHBand="1" w:evenHBand="0" w:firstRowFirstColumn="0" w:firstRowLastColumn="0" w:lastRowFirstColumn="0" w:lastRowLastColumn="0"/>
+            </w:pPr>
+            <w:r>
+              <w:t>price: number,</w:t>
+            </w:r>
+          </w:p>
+          <w:p>
+            <w:pPr>
+              <w:cnfStyle w:val="000000100000" w:firstRow="0" w:lastRow="0" w:firstColumn="0" w:lastColumn="0" w:oddVBand="0" w:evenVBand="0" w:oddHBand="1" w:evenHBand="0" w:firstRowFirstColumn="0" w:firstRowLastColumn="0" w:lastRowFirstColumn="0" w:lastRowLastColumn="0"/>
+            </w:pPr>
+            <w:r>
+              <w:t xml:space="preserve">stock_number: number </w:t>
             </w:r>
           </w:p>
           <w:p>
@@ -8036,49 +6102,7 @@
         <w:rPr>
           <w:u w:val="single"/>
         </w:rPr>
-        <w:t>(PATCH)  „/</w:t>
-      </w:r>
-      <w:proofErr w:type="spellStart"/>
-      <w:r>
-        <w:rPr>
-          <w:u w:val="single"/>
-        </w:rPr>
-        <w:t>api</w:t>
-      </w:r>
-      <w:proofErr w:type="spellEnd"/>
-      <w:r>
-        <w:rPr>
-          <w:u w:val="single"/>
-        </w:rPr>
-        <w:t>/</w:t>
-      </w:r>
-      <w:proofErr w:type="spellStart"/>
-      <w:r>
-        <w:rPr>
-          <w:u w:val="single"/>
-        </w:rPr>
-        <w:t>admin</w:t>
-      </w:r>
-      <w:proofErr w:type="spellEnd"/>
-      <w:r>
-        <w:rPr>
-          <w:u w:val="single"/>
-        </w:rPr>
-        <w:t>/</w:t>
-      </w:r>
-      <w:proofErr w:type="spellStart"/>
-      <w:r>
-        <w:rPr>
-          <w:u w:val="single"/>
-        </w:rPr>
-        <w:t>products?id</w:t>
-      </w:r>
-      <w:proofErr w:type="spellEnd"/>
-      <w:r>
-        <w:rPr>
-          <w:u w:val="single"/>
-        </w:rPr>
-        <w:t>=”</w:t>
+        <w:t>(PATCH)  „/api/admin/products?id=”</w:t>
       </w:r>
       <w:r>
         <w:t xml:space="preserve"> :  </w:t>
@@ -8090,15 +6114,7 @@
         <w:ind w:left="708"/>
       </w:pPr>
       <w:r>
-        <w:t xml:space="preserve">A kérés body-ja:  Kötelező eleme a paraméter a kérés </w:t>
-      </w:r>
-      <w:proofErr w:type="spellStart"/>
-      <w:r>
-        <w:t>query</w:t>
-      </w:r>
-      <w:proofErr w:type="spellEnd"/>
-      <w:r>
-        <w:t xml:space="preserve"> paraméterében, a termék azonosítója. A további elemek, a bemenetben, mind megváltoznak az adatbázisban lévő terméken, amelyet a termékazonosító alapján választunk ki.</w:t>
+        <w:t>A kérés body-ja:  Kötelező eleme a paraméter a kérés query paraméterében, a termék azonosítója. A további elemek, a bemenetben, mind megváltoznak az adatbázisban lévő terméken, amelyet a termékazonosító alapján választunk ki.</w:t>
       </w:r>
     </w:p>
     <w:p>
@@ -8191,312 +6207,112 @@
                 <w:bCs w:val="0"/>
               </w:rPr>
             </w:pPr>
-            <w:proofErr w:type="spellStart"/>
-            <w:r>
-              <w:rPr>
-                <w:b w:val="0"/>
-                <w:bCs w:val="0"/>
-              </w:rPr>
-              <w:t>id</w:t>
-            </w:r>
-            <w:proofErr w:type="spellEnd"/>
-            <w:r>
-              <w:rPr>
-                <w:b w:val="0"/>
-                <w:bCs w:val="0"/>
-              </w:rPr>
-              <w:t xml:space="preserve">?: </w:t>
-            </w:r>
-            <w:proofErr w:type="spellStart"/>
-            <w:r>
-              <w:rPr>
-                <w:b w:val="0"/>
-                <w:bCs w:val="0"/>
-              </w:rPr>
-              <w:t>number</w:t>
-            </w:r>
-            <w:proofErr w:type="spellEnd"/>
-            <w:r>
-              <w:rPr>
-                <w:b w:val="0"/>
-                <w:bCs w:val="0"/>
-              </w:rPr>
-              <w:t>,</w:t>
-            </w:r>
-          </w:p>
-          <w:p>
-            <w:pPr>
-              <w:rPr>
-                <w:b w:val="0"/>
-                <w:bCs w:val="0"/>
-              </w:rPr>
-            </w:pPr>
-            <w:proofErr w:type="spellStart"/>
-            <w:r>
-              <w:rPr>
-                <w:b w:val="0"/>
-                <w:bCs w:val="0"/>
-              </w:rPr>
-              <w:t>name</w:t>
-            </w:r>
-            <w:proofErr w:type="spellEnd"/>
-            <w:r>
-              <w:rPr>
-                <w:b w:val="0"/>
-                <w:bCs w:val="0"/>
-              </w:rPr>
-              <w:t xml:space="preserve">?: </w:t>
-            </w:r>
-            <w:proofErr w:type="spellStart"/>
-            <w:r>
-              <w:rPr>
-                <w:b w:val="0"/>
-                <w:bCs w:val="0"/>
-              </w:rPr>
-              <w:t>string</w:t>
-            </w:r>
-            <w:proofErr w:type="spellEnd"/>
-            <w:r>
-              <w:rPr>
-                <w:b w:val="0"/>
-                <w:bCs w:val="0"/>
-              </w:rPr>
-              <w:t>,</w:t>
-            </w:r>
-          </w:p>
-          <w:p>
-            <w:pPr>
-              <w:rPr>
-                <w:b w:val="0"/>
-                <w:bCs w:val="0"/>
-              </w:rPr>
-            </w:pPr>
-            <w:proofErr w:type="spellStart"/>
+            <w:r>
+              <w:rPr>
+                <w:b w:val="0"/>
+                <w:bCs w:val="0"/>
+              </w:rPr>
+              <w:t>id?: number,</w:t>
+            </w:r>
+          </w:p>
+          <w:p>
+            <w:pPr>
+              <w:rPr>
+                <w:b w:val="0"/>
+                <w:bCs w:val="0"/>
+              </w:rPr>
+            </w:pPr>
+            <w:r>
+              <w:rPr>
+                <w:b w:val="0"/>
+                <w:bCs w:val="0"/>
+              </w:rPr>
+              <w:t>name?: string,</w:t>
+            </w:r>
+          </w:p>
+          <w:p>
+            <w:pPr>
+              <w:rPr>
+                <w:b w:val="0"/>
+                <w:bCs w:val="0"/>
+              </w:rPr>
+            </w:pPr>
             <w:r>
               <w:rPr>
                 <w:b w:val="0"/>
                 <w:bCs w:val="0"/>
               </w:rPr>
               <w:lastRenderedPageBreak/>
-              <w:t>category</w:t>
-            </w:r>
-            <w:proofErr w:type="spellEnd"/>
-            <w:r>
-              <w:rPr>
-                <w:b w:val="0"/>
-                <w:bCs w:val="0"/>
-              </w:rPr>
-              <w:t xml:space="preserve">?: </w:t>
-            </w:r>
-            <w:proofErr w:type="spellStart"/>
-            <w:r>
-              <w:rPr>
-                <w:b w:val="0"/>
-                <w:bCs w:val="0"/>
-              </w:rPr>
-              <w:t>string</w:t>
-            </w:r>
-            <w:proofErr w:type="spellEnd"/>
-            <w:r>
-              <w:rPr>
-                <w:b w:val="0"/>
-                <w:bCs w:val="0"/>
-              </w:rPr>
-              <w:t>,</w:t>
-            </w:r>
-          </w:p>
-          <w:p>
-            <w:pPr>
-              <w:rPr>
-                <w:b w:val="0"/>
-                <w:bCs w:val="0"/>
-              </w:rPr>
-            </w:pPr>
-            <w:proofErr w:type="spellStart"/>
-            <w:r>
-              <w:rPr>
-                <w:b w:val="0"/>
-                <w:bCs w:val="0"/>
-              </w:rPr>
-              <w:t>maker</w:t>
-            </w:r>
-            <w:proofErr w:type="spellEnd"/>
-            <w:r>
-              <w:rPr>
-                <w:b w:val="0"/>
-                <w:bCs w:val="0"/>
-              </w:rPr>
-              <w:t xml:space="preserve">?: </w:t>
-            </w:r>
-            <w:proofErr w:type="spellStart"/>
-            <w:r>
-              <w:rPr>
-                <w:b w:val="0"/>
-                <w:bCs w:val="0"/>
-              </w:rPr>
-              <w:t>string</w:t>
-            </w:r>
-            <w:proofErr w:type="spellEnd"/>
-            <w:r>
-              <w:rPr>
-                <w:b w:val="0"/>
-                <w:bCs w:val="0"/>
-              </w:rPr>
-              <w:t>,</w:t>
-            </w:r>
-          </w:p>
-          <w:p>
-            <w:pPr>
-              <w:rPr>
-                <w:b w:val="0"/>
-                <w:bCs w:val="0"/>
-              </w:rPr>
-            </w:pPr>
-            <w:proofErr w:type="spellStart"/>
-            <w:r>
-              <w:rPr>
-                <w:b w:val="0"/>
-                <w:bCs w:val="0"/>
-              </w:rPr>
-              <w:t>description</w:t>
-            </w:r>
-            <w:proofErr w:type="spellEnd"/>
-            <w:r>
-              <w:rPr>
-                <w:b w:val="0"/>
-                <w:bCs w:val="0"/>
-              </w:rPr>
-              <w:t xml:space="preserve">?: </w:t>
-            </w:r>
-            <w:proofErr w:type="spellStart"/>
-            <w:r>
-              <w:rPr>
-                <w:b w:val="0"/>
-                <w:bCs w:val="0"/>
-              </w:rPr>
-              <w:t>string</w:t>
-            </w:r>
-            <w:proofErr w:type="spellEnd"/>
-            <w:r>
-              <w:rPr>
-                <w:b w:val="0"/>
-                <w:bCs w:val="0"/>
-              </w:rPr>
-              <w:t>,</w:t>
-            </w:r>
-          </w:p>
-          <w:p>
-            <w:pPr>
-              <w:rPr>
-                <w:b w:val="0"/>
-                <w:bCs w:val="0"/>
-              </w:rPr>
-            </w:pPr>
-            <w:proofErr w:type="spellStart"/>
-            <w:r>
-              <w:rPr>
-                <w:b w:val="0"/>
-                <w:bCs w:val="0"/>
-              </w:rPr>
-              <w:t>picUrl</w:t>
-            </w:r>
-            <w:proofErr w:type="spellEnd"/>
-            <w:r>
-              <w:rPr>
-                <w:b w:val="0"/>
-                <w:bCs w:val="0"/>
-              </w:rPr>
-              <w:t xml:space="preserve">?: </w:t>
-            </w:r>
-            <w:proofErr w:type="spellStart"/>
-            <w:r>
-              <w:rPr>
-                <w:b w:val="0"/>
-                <w:bCs w:val="0"/>
-              </w:rPr>
-              <w:t>string</w:t>
-            </w:r>
-            <w:proofErr w:type="spellEnd"/>
-            <w:r>
-              <w:rPr>
-                <w:b w:val="0"/>
-                <w:bCs w:val="0"/>
-              </w:rPr>
-              <w:t>,</w:t>
-            </w:r>
-          </w:p>
-          <w:p>
-            <w:pPr>
-              <w:rPr>
-                <w:b w:val="0"/>
-                <w:bCs w:val="0"/>
-              </w:rPr>
-            </w:pPr>
-            <w:proofErr w:type="spellStart"/>
-            <w:r>
-              <w:rPr>
-                <w:b w:val="0"/>
-                <w:bCs w:val="0"/>
-              </w:rPr>
-              <w:t>price</w:t>
-            </w:r>
-            <w:proofErr w:type="spellEnd"/>
-            <w:r>
-              <w:rPr>
-                <w:b w:val="0"/>
-                <w:bCs w:val="0"/>
-              </w:rPr>
-              <w:t xml:space="preserve">?: </w:t>
-            </w:r>
-            <w:proofErr w:type="spellStart"/>
-            <w:r>
-              <w:rPr>
-                <w:b w:val="0"/>
-                <w:bCs w:val="0"/>
-              </w:rPr>
-              <w:t>number</w:t>
-            </w:r>
-            <w:proofErr w:type="spellEnd"/>
-            <w:r>
-              <w:rPr>
-                <w:b w:val="0"/>
-                <w:bCs w:val="0"/>
-              </w:rPr>
-              <w:t>,</w:t>
-            </w:r>
-          </w:p>
-          <w:p>
-            <w:proofErr w:type="spellStart"/>
-            <w:r>
-              <w:rPr>
-                <w:b w:val="0"/>
-                <w:bCs w:val="0"/>
-              </w:rPr>
-              <w:t>stock_number</w:t>
-            </w:r>
-            <w:proofErr w:type="spellEnd"/>
-            <w:r>
-              <w:rPr>
-                <w:b w:val="0"/>
-                <w:bCs w:val="0"/>
-              </w:rPr>
-              <w:t xml:space="preserve">?: </w:t>
-            </w:r>
-            <w:proofErr w:type="spellStart"/>
-            <w:r>
-              <w:rPr>
-                <w:b w:val="0"/>
-                <w:bCs w:val="0"/>
-              </w:rPr>
-              <w:t>number</w:t>
-            </w:r>
-            <w:proofErr w:type="spellEnd"/>
-            <w:r>
-              <w:rPr>
-                <w:b w:val="0"/>
-                <w:bCs w:val="0"/>
-              </w:rPr>
-              <w:t xml:space="preserve"> </w:t>
+              <w:t>category?: string,</w:t>
+            </w:r>
+          </w:p>
+          <w:p>
+            <w:pPr>
+              <w:rPr>
+                <w:b w:val="0"/>
+                <w:bCs w:val="0"/>
+              </w:rPr>
+            </w:pPr>
+            <w:r>
+              <w:rPr>
+                <w:b w:val="0"/>
+                <w:bCs w:val="0"/>
+              </w:rPr>
+              <w:t>maker?: string,</w:t>
+            </w:r>
+          </w:p>
+          <w:p>
+            <w:pPr>
+              <w:rPr>
+                <w:b w:val="0"/>
+                <w:bCs w:val="0"/>
+              </w:rPr>
+            </w:pPr>
+            <w:r>
+              <w:rPr>
+                <w:b w:val="0"/>
+                <w:bCs w:val="0"/>
+              </w:rPr>
+              <w:t>description?: string,</w:t>
+            </w:r>
+          </w:p>
+          <w:p>
+            <w:pPr>
+              <w:rPr>
+                <w:b w:val="0"/>
+                <w:bCs w:val="0"/>
+              </w:rPr>
+            </w:pPr>
+            <w:r>
+              <w:rPr>
+                <w:b w:val="0"/>
+                <w:bCs w:val="0"/>
+              </w:rPr>
+              <w:t>picUrl?: string,</w:t>
+            </w:r>
+          </w:p>
+          <w:p>
+            <w:pPr>
+              <w:rPr>
+                <w:b w:val="0"/>
+                <w:bCs w:val="0"/>
+              </w:rPr>
+            </w:pPr>
+            <w:r>
+              <w:rPr>
+                <w:b w:val="0"/>
+                <w:bCs w:val="0"/>
+              </w:rPr>
+              <w:t>price?: number,</w:t>
+            </w:r>
+          </w:p>
+          <w:p>
+            <w:r>
+              <w:rPr>
+                <w:b w:val="0"/>
+                <w:bCs w:val="0"/>
+              </w:rPr>
+              <w:t xml:space="preserve">stock_number?: number </w:t>
             </w:r>
           </w:p>
           <w:p>
@@ -8558,19 +6374,9 @@
             <w:pPr>
               <w:cnfStyle w:val="000000100000" w:firstRow="0" w:lastRow="0" w:firstColumn="0" w:lastColumn="0" w:oddVBand="0" w:evenVBand="0" w:oddHBand="1" w:evenHBand="0" w:firstRowFirstColumn="0" w:firstRowLastColumn="0" w:lastRowFirstColumn="0" w:lastRowLastColumn="0"/>
             </w:pPr>
-            <w:proofErr w:type="spellStart"/>
-            <w:r>
-              <w:t>message</w:t>
-            </w:r>
-            <w:proofErr w:type="spellEnd"/>
-            <w:r>
-              <w:t xml:space="preserve">: </w:t>
-            </w:r>
-            <w:proofErr w:type="spellStart"/>
-            <w:r>
-              <w:t>string</w:t>
-            </w:r>
-            <w:proofErr w:type="spellEnd"/>
+            <w:r>
+              <w:t>message: string</w:t>
+            </w:r>
           </w:p>
           <w:p>
             <w:pPr>
@@ -8603,15 +6409,7 @@
         </w:numPr>
       </w:pPr>
       <w:r>
-        <w:t xml:space="preserve">(400) Nem megfelelő formátumú a termékazonosító: Ha a kérés </w:t>
-      </w:r>
-      <w:proofErr w:type="spellStart"/>
-      <w:r>
-        <w:t>query</w:t>
-      </w:r>
-      <w:proofErr w:type="spellEnd"/>
-      <w:r>
-        <w:t xml:space="preserve"> paraméterében található termékazonosító nem megfelelő formátumú, a backend 400-as státuszkóddal és hibaüzenettel tér vissza.</w:t>
+        <w:t>(400) Nem megfelelő formátumú a termékazonosító: Ha a kérés query paraméterében található termékazonosító nem megfelelő formátumú, a backend 400-as státuszkóddal és hibaüzenettel tér vissza.</w:t>
       </w:r>
     </w:p>
     <w:p>
@@ -8630,15 +6428,7 @@
         <w:ind w:left="1423" w:hanging="357"/>
       </w:pPr>
       <w:r>
-        <w:t xml:space="preserve">(400) Nem adott meg adatokat: Ha az </w:t>
-      </w:r>
-      <w:proofErr w:type="spellStart"/>
-      <w:r>
-        <w:t>endpoint</w:t>
-      </w:r>
-      <w:proofErr w:type="spellEnd"/>
-      <w:r>
-        <w:t xml:space="preserve"> felé történő kérés törzse üres, a backend 400-as státuszkóddal és hibaüzenettel tér vissza.</w:t>
+        <w:t>(400) Nem adott meg adatokat: Ha az endpoint felé történő kérés törzse üres, a backend 400-as státuszkóddal és hibaüzenettel tér vissza.</w:t>
       </w:r>
     </w:p>
     <w:p>
@@ -8656,15 +6446,7 @@
         <w:ind w:left="1423" w:hanging="357"/>
       </w:pPr>
       <w:r>
-        <w:t xml:space="preserve">(400) Nincs frissítendő mező: Ha az </w:t>
-      </w:r>
-      <w:proofErr w:type="spellStart"/>
-      <w:r>
-        <w:t>endpoint</w:t>
-      </w:r>
-      <w:proofErr w:type="spellEnd"/>
-      <w:r>
-        <w:t xml:space="preserve"> felé történő kérés törzsében nem találhatóak kulcs értékek, a backend 400-as státuszkóddal és hibaüzenettel tér vissza.</w:t>
+        <w:t>(400) Nincs frissítendő mező: Ha az endpoint felé történő kérés törzsében nem találhatóak kulcs értékek, a backend 400-as státuszkóddal és hibaüzenettel tér vissza.</w:t>
       </w:r>
     </w:p>
     <w:p/>
@@ -8721,35 +6503,7 @@
         <w:rPr>
           <w:u w:val="single"/>
         </w:rPr>
-        <w:t>(POST) „/</w:t>
-      </w:r>
-      <w:proofErr w:type="spellStart"/>
-      <w:r>
-        <w:rPr>
-          <w:u w:val="single"/>
-        </w:rPr>
-        <w:t>api</w:t>
-      </w:r>
-      <w:proofErr w:type="spellEnd"/>
-      <w:r>
-        <w:rPr>
-          <w:u w:val="single"/>
-        </w:rPr>
-        <w:t>/</w:t>
-      </w:r>
-      <w:proofErr w:type="spellStart"/>
-      <w:r>
-        <w:rPr>
-          <w:u w:val="single"/>
-        </w:rPr>
-        <w:t>product</w:t>
-      </w:r>
-      <w:proofErr w:type="spellEnd"/>
-      <w:r>
-        <w:rPr>
-          <w:u w:val="single"/>
-        </w:rPr>
-        <w:t xml:space="preserve">”: </w:t>
+        <w:t xml:space="preserve">(POST) „/api/product”: </w:t>
       </w:r>
     </w:p>
     <w:p>
@@ -8844,317 +6598,117 @@
                 <w:bCs w:val="0"/>
               </w:rPr>
             </w:pPr>
-            <w:proofErr w:type="spellStart"/>
-            <w:r>
-              <w:rPr>
-                <w:b w:val="0"/>
-                <w:bCs w:val="0"/>
-              </w:rPr>
-              <w:t>id</w:t>
-            </w:r>
-            <w:proofErr w:type="spellEnd"/>
-            <w:r>
-              <w:rPr>
-                <w:b w:val="0"/>
-                <w:bCs w:val="0"/>
-              </w:rPr>
-              <w:t xml:space="preserve">: </w:t>
-            </w:r>
-            <w:proofErr w:type="spellStart"/>
-            <w:r>
-              <w:rPr>
-                <w:b w:val="0"/>
-                <w:bCs w:val="0"/>
-              </w:rPr>
-              <w:t>number</w:t>
-            </w:r>
-            <w:proofErr w:type="spellEnd"/>
-            <w:r>
-              <w:rPr>
-                <w:b w:val="0"/>
-                <w:bCs w:val="0"/>
-              </w:rPr>
-              <w:t>,</w:t>
-            </w:r>
-          </w:p>
-          <w:p>
-            <w:pPr>
-              <w:rPr>
-                <w:b w:val="0"/>
-                <w:bCs w:val="0"/>
-              </w:rPr>
-            </w:pPr>
-            <w:proofErr w:type="spellStart"/>
-            <w:r>
-              <w:rPr>
-                <w:b w:val="0"/>
-                <w:bCs w:val="0"/>
-              </w:rPr>
-              <w:t>name</w:t>
-            </w:r>
-            <w:proofErr w:type="spellEnd"/>
-            <w:r>
-              <w:rPr>
-                <w:b w:val="0"/>
-                <w:bCs w:val="0"/>
-              </w:rPr>
-              <w:t xml:space="preserve">: </w:t>
-            </w:r>
-            <w:proofErr w:type="spellStart"/>
-            <w:r>
-              <w:rPr>
-                <w:b w:val="0"/>
-                <w:bCs w:val="0"/>
-              </w:rPr>
-              <w:t>string</w:t>
-            </w:r>
-            <w:proofErr w:type="spellEnd"/>
-            <w:r>
-              <w:rPr>
-                <w:b w:val="0"/>
-                <w:bCs w:val="0"/>
-              </w:rPr>
-              <w:t>,</w:t>
-            </w:r>
-          </w:p>
-          <w:p>
-            <w:pPr>
-              <w:rPr>
-                <w:b w:val="0"/>
-                <w:bCs w:val="0"/>
-              </w:rPr>
-            </w:pPr>
-            <w:proofErr w:type="spellStart"/>
-            <w:r>
-              <w:rPr>
-                <w:b w:val="0"/>
-                <w:bCs w:val="0"/>
-              </w:rPr>
-              <w:t>category</w:t>
-            </w:r>
-            <w:proofErr w:type="spellEnd"/>
-            <w:r>
-              <w:rPr>
-                <w:b w:val="0"/>
-                <w:bCs w:val="0"/>
-              </w:rPr>
-              <w:t xml:space="preserve">: </w:t>
-            </w:r>
-            <w:proofErr w:type="spellStart"/>
-            <w:r>
-              <w:rPr>
-                <w:b w:val="0"/>
-                <w:bCs w:val="0"/>
-              </w:rPr>
-              <w:t>string</w:t>
-            </w:r>
-            <w:proofErr w:type="spellEnd"/>
-            <w:r>
-              <w:rPr>
-                <w:b w:val="0"/>
-                <w:bCs w:val="0"/>
-              </w:rPr>
-              <w:t>,</w:t>
-            </w:r>
-          </w:p>
-          <w:p>
-            <w:pPr>
-              <w:rPr>
-                <w:b w:val="0"/>
-                <w:bCs w:val="0"/>
-              </w:rPr>
-            </w:pPr>
-            <w:proofErr w:type="spellStart"/>
-            <w:r>
-              <w:rPr>
-                <w:b w:val="0"/>
-                <w:bCs w:val="0"/>
-              </w:rPr>
-              <w:t>maker</w:t>
-            </w:r>
-            <w:proofErr w:type="spellEnd"/>
-            <w:r>
-              <w:rPr>
-                <w:b w:val="0"/>
-                <w:bCs w:val="0"/>
-              </w:rPr>
-              <w:t xml:space="preserve">: </w:t>
-            </w:r>
-            <w:proofErr w:type="spellStart"/>
-            <w:r>
-              <w:rPr>
-                <w:b w:val="0"/>
-                <w:bCs w:val="0"/>
-              </w:rPr>
-              <w:t>string</w:t>
-            </w:r>
-            <w:proofErr w:type="spellEnd"/>
-            <w:r>
-              <w:rPr>
-                <w:b w:val="0"/>
-                <w:bCs w:val="0"/>
-              </w:rPr>
-              <w:t>,</w:t>
-            </w:r>
-          </w:p>
-          <w:p>
-            <w:pPr>
-              <w:rPr>
-                <w:b w:val="0"/>
-                <w:bCs w:val="0"/>
-              </w:rPr>
-            </w:pPr>
-            <w:proofErr w:type="spellStart"/>
-            <w:r>
-              <w:rPr>
-                <w:b w:val="0"/>
-                <w:bCs w:val="0"/>
-              </w:rPr>
-              <w:t>description</w:t>
-            </w:r>
-            <w:proofErr w:type="spellEnd"/>
-            <w:r>
-              <w:rPr>
-                <w:b w:val="0"/>
-                <w:bCs w:val="0"/>
-              </w:rPr>
-              <w:t xml:space="preserve">: </w:t>
-            </w:r>
-            <w:proofErr w:type="spellStart"/>
-            <w:r>
-              <w:rPr>
-                <w:b w:val="0"/>
-                <w:bCs w:val="0"/>
-              </w:rPr>
-              <w:t>string</w:t>
-            </w:r>
-            <w:proofErr w:type="spellEnd"/>
-            <w:r>
-              <w:rPr>
-                <w:b w:val="0"/>
-                <w:bCs w:val="0"/>
-              </w:rPr>
-              <w:t>,</w:t>
-            </w:r>
-          </w:p>
-          <w:p>
-            <w:pPr>
-              <w:rPr>
-                <w:b w:val="0"/>
-                <w:bCs w:val="0"/>
-              </w:rPr>
-            </w:pPr>
-            <w:proofErr w:type="spellStart"/>
-            <w:r>
-              <w:rPr>
-                <w:b w:val="0"/>
-                <w:bCs w:val="0"/>
-              </w:rPr>
-              <w:t>picUrl</w:t>
-            </w:r>
-            <w:proofErr w:type="spellEnd"/>
-            <w:r>
-              <w:rPr>
-                <w:b w:val="0"/>
-                <w:bCs w:val="0"/>
-              </w:rPr>
-              <w:t xml:space="preserve">: </w:t>
-            </w:r>
-            <w:proofErr w:type="spellStart"/>
-            <w:r>
-              <w:rPr>
-                <w:b w:val="0"/>
-                <w:bCs w:val="0"/>
-              </w:rPr>
-              <w:t>string</w:t>
-            </w:r>
-            <w:proofErr w:type="spellEnd"/>
-            <w:r>
-              <w:rPr>
-                <w:b w:val="0"/>
-                <w:bCs w:val="0"/>
-              </w:rPr>
-              <w:t>,</w:t>
-            </w:r>
-          </w:p>
-          <w:p>
-            <w:pPr>
-              <w:rPr>
-                <w:b w:val="0"/>
-                <w:bCs w:val="0"/>
-              </w:rPr>
-            </w:pPr>
-            <w:proofErr w:type="spellStart"/>
-            <w:r>
-              <w:rPr>
-                <w:b w:val="0"/>
-                <w:bCs w:val="0"/>
-              </w:rPr>
-              <w:t>price</w:t>
-            </w:r>
-            <w:proofErr w:type="spellEnd"/>
-            <w:r>
-              <w:rPr>
-                <w:b w:val="0"/>
-                <w:bCs w:val="0"/>
-              </w:rPr>
-              <w:t xml:space="preserve">: </w:t>
-            </w:r>
-            <w:proofErr w:type="spellStart"/>
-            <w:r>
-              <w:rPr>
-                <w:b w:val="0"/>
-                <w:bCs w:val="0"/>
-              </w:rPr>
-              <w:t>number</w:t>
-            </w:r>
-            <w:proofErr w:type="spellEnd"/>
-            <w:r>
-              <w:rPr>
-                <w:b w:val="0"/>
-                <w:bCs w:val="0"/>
-              </w:rPr>
-              <w:t>,</w:t>
-            </w:r>
-          </w:p>
-          <w:p>
-            <w:pPr>
-              <w:rPr>
-                <w:b w:val="0"/>
-                <w:bCs w:val="0"/>
-              </w:rPr>
-            </w:pPr>
-            <w:proofErr w:type="spellStart"/>
-            <w:r>
-              <w:rPr>
-                <w:b w:val="0"/>
-                <w:bCs w:val="0"/>
-              </w:rPr>
-              <w:t>stock_number</w:t>
-            </w:r>
-            <w:proofErr w:type="spellEnd"/>
-            <w:r>
-              <w:rPr>
-                <w:b w:val="0"/>
-                <w:bCs w:val="0"/>
-              </w:rPr>
-              <w:t xml:space="preserve">: </w:t>
-            </w:r>
-            <w:proofErr w:type="spellStart"/>
-            <w:r>
-              <w:rPr>
-                <w:b w:val="0"/>
-                <w:bCs w:val="0"/>
-              </w:rPr>
-              <w:t>number</w:t>
-            </w:r>
-            <w:proofErr w:type="spellEnd"/>
-            <w:r>
-              <w:rPr>
-                <w:b w:val="0"/>
-                <w:bCs w:val="0"/>
-              </w:rPr>
-              <w:t xml:space="preserve"> </w:t>
+            <w:r>
+              <w:rPr>
+                <w:b w:val="0"/>
+                <w:bCs w:val="0"/>
+              </w:rPr>
+              <w:t>id: number,</w:t>
+            </w:r>
+          </w:p>
+          <w:p>
+            <w:pPr>
+              <w:rPr>
+                <w:b w:val="0"/>
+                <w:bCs w:val="0"/>
+              </w:rPr>
+            </w:pPr>
+            <w:r>
+              <w:rPr>
+                <w:b w:val="0"/>
+                <w:bCs w:val="0"/>
+              </w:rPr>
+              <w:t>name: string,</w:t>
+            </w:r>
+          </w:p>
+          <w:p>
+            <w:pPr>
+              <w:rPr>
+                <w:b w:val="0"/>
+                <w:bCs w:val="0"/>
+              </w:rPr>
+            </w:pPr>
+            <w:r>
+              <w:rPr>
+                <w:b w:val="0"/>
+                <w:bCs w:val="0"/>
+              </w:rPr>
+              <w:t>category: string,</w:t>
+            </w:r>
+          </w:p>
+          <w:p>
+            <w:pPr>
+              <w:rPr>
+                <w:b w:val="0"/>
+                <w:bCs w:val="0"/>
+              </w:rPr>
+            </w:pPr>
+            <w:r>
+              <w:rPr>
+                <w:b w:val="0"/>
+                <w:bCs w:val="0"/>
+              </w:rPr>
+              <w:t>maker: string,</w:t>
+            </w:r>
+          </w:p>
+          <w:p>
+            <w:pPr>
+              <w:rPr>
+                <w:b w:val="0"/>
+                <w:bCs w:val="0"/>
+              </w:rPr>
+            </w:pPr>
+            <w:r>
+              <w:rPr>
+                <w:b w:val="0"/>
+                <w:bCs w:val="0"/>
+              </w:rPr>
+              <w:t>description: string,</w:t>
+            </w:r>
+          </w:p>
+          <w:p>
+            <w:pPr>
+              <w:rPr>
+                <w:b w:val="0"/>
+                <w:bCs w:val="0"/>
+              </w:rPr>
+            </w:pPr>
+            <w:r>
+              <w:rPr>
+                <w:b w:val="0"/>
+                <w:bCs w:val="0"/>
+              </w:rPr>
+              <w:t>picUrl: string,</w:t>
+            </w:r>
+          </w:p>
+          <w:p>
+            <w:pPr>
+              <w:rPr>
+                <w:b w:val="0"/>
+                <w:bCs w:val="0"/>
+              </w:rPr>
+            </w:pPr>
+            <w:r>
+              <w:rPr>
+                <w:b w:val="0"/>
+                <w:bCs w:val="0"/>
+              </w:rPr>
+              <w:t>price: number,</w:t>
+            </w:r>
+          </w:p>
+          <w:p>
+            <w:pPr>
+              <w:rPr>
+                <w:b w:val="0"/>
+                <w:bCs w:val="0"/>
+              </w:rPr>
+            </w:pPr>
+            <w:r>
+              <w:rPr>
+                <w:b w:val="0"/>
+                <w:bCs w:val="0"/>
+              </w:rPr>
+              <w:t xml:space="preserve">stock_number: number </w:t>
             </w:r>
             <w:r>
               <w:rPr>
@@ -9207,19 +6761,9 @@
             <w:pPr>
               <w:cnfStyle w:val="000000100000" w:firstRow="0" w:lastRow="0" w:firstColumn="0" w:lastColumn="0" w:oddVBand="0" w:evenVBand="0" w:oddHBand="1" w:evenHBand="0" w:firstRowFirstColumn="0" w:firstRowLastColumn="0" w:lastRowFirstColumn="0" w:lastRowLastColumn="0"/>
             </w:pPr>
-            <w:proofErr w:type="spellStart"/>
-            <w:r>
-              <w:t>message</w:t>
-            </w:r>
-            <w:proofErr w:type="spellEnd"/>
-            <w:r>
-              <w:t xml:space="preserve">: </w:t>
-            </w:r>
-            <w:proofErr w:type="spellStart"/>
-            <w:r>
-              <w:t>string</w:t>
-            </w:r>
-            <w:proofErr w:type="spellEnd"/>
+            <w:r>
+              <w:t>message: string</w:t>
+            </w:r>
           </w:p>
           <w:p>
             <w:pPr>
@@ -9253,15 +6797,7 @@
         <w:ind w:left="1423" w:hanging="357"/>
       </w:pPr>
       <w:r>
-        <w:t xml:space="preserve">(400) Kép feltöltése kötelező: Ha az </w:t>
-      </w:r>
-      <w:proofErr w:type="spellStart"/>
-      <w:r>
-        <w:t>endpoint</w:t>
-      </w:r>
-      <w:proofErr w:type="spellEnd"/>
-      <w:r>
-        <w:t xml:space="preserve"> felé történő kérésében nem található file kulccsal érték, a backend 400-as státuszkóddal és hibaüzenettel tér vissza.</w:t>
+        <w:t>(400) Kép feltöltése kötelező: Ha az endpoint felé történő kérésében nem található file kulccsal érték, a backend 400-as státuszkóddal és hibaüzenettel tér vissza.</w:t>
       </w:r>
     </w:p>
     <w:p>
@@ -9280,15 +6816,7 @@
         <w:ind w:left="1423" w:hanging="357"/>
       </w:pPr>
       <w:r>
-        <w:t xml:space="preserve">(400) Hiányzó termékadatok: Ha az </w:t>
-      </w:r>
-      <w:proofErr w:type="spellStart"/>
-      <w:r>
-        <w:t>endpoint</w:t>
-      </w:r>
-      <w:proofErr w:type="spellEnd"/>
-      <w:r>
-        <w:t xml:space="preserve"> felé történő kérésében nem található néhány fontos termékadat, a backend törli a fájlt, ha már megtörtént a feltöltés,  a backend 400-as státuszkóddal és hibaüzenettel tér vissza.</w:t>
+        <w:t>(400) Hiányzó termékadatok: Ha az endpoint felé történő kérésében nem található néhány fontos termékadat, a backend törli a fájlt, ha már megtörtént a feltöltés,  a backend 400-as státuszkóddal és hibaüzenettel tér vissza.</w:t>
       </w:r>
     </w:p>
     <w:p/>
@@ -9332,35 +6860,7 @@
         <w:rPr>
           <w:u w:val="single"/>
         </w:rPr>
-        <w:t>(DELETE) „/</w:t>
-      </w:r>
-      <w:proofErr w:type="spellStart"/>
-      <w:r>
-        <w:rPr>
-          <w:u w:val="single"/>
-        </w:rPr>
-        <w:t>api</w:t>
-      </w:r>
-      <w:proofErr w:type="spellEnd"/>
-      <w:r>
-        <w:rPr>
-          <w:u w:val="single"/>
-        </w:rPr>
-        <w:t>/</w:t>
-      </w:r>
-      <w:proofErr w:type="spellStart"/>
-      <w:r>
-        <w:rPr>
-          <w:u w:val="single"/>
-        </w:rPr>
-        <w:t>product?id</w:t>
-      </w:r>
-      <w:proofErr w:type="spellEnd"/>
-      <w:r>
-        <w:rPr>
-          <w:u w:val="single"/>
-        </w:rPr>
-        <w:t>=”:</w:t>
+        <w:t>(DELETE) „/api/product?id=”:</w:t>
       </w:r>
     </w:p>
     <w:p>
@@ -9369,15 +6869,7 @@
         <w:ind w:left="708"/>
       </w:pPr>
       <w:r>
-        <w:t xml:space="preserve">A kérés törzse(JSON objektum): A kérés </w:t>
-      </w:r>
-      <w:proofErr w:type="spellStart"/>
-      <w:r>
-        <w:t>query</w:t>
-      </w:r>
-      <w:proofErr w:type="spellEnd"/>
-      <w:r>
-        <w:t xml:space="preserve"> paraméterében átadjuk a törölni kívánt termék azonosítóját. Majd az adatbázisban, a termék törlésre kerül.</w:t>
+        <w:t>A kérés törzse(JSON objektum): A kérés query paraméterében átadjuk a törölni kívánt termék azonosítóját. Majd az adatbázisban, a termék törlésre kerül.</w:t>
       </w:r>
     </w:p>
     <w:p/>
@@ -9464,11 +6956,9 @@
             <w:pPr>
               <w:cnfStyle w:val="000000100000" w:firstRow="0" w:lastRow="0" w:firstColumn="0" w:lastColumn="0" w:oddVBand="0" w:evenVBand="0" w:oddHBand="1" w:evenHBand="0" w:firstRowFirstColumn="0" w:firstRowLastColumn="0" w:lastRowFirstColumn="0" w:lastRowLastColumn="0"/>
             </w:pPr>
-            <w:proofErr w:type="spellStart"/>
             <w:r>
               <w:t>message:string</w:t>
             </w:r>
-            <w:proofErr w:type="spellEnd"/>
           </w:p>
           <w:p>
             <w:pPr>
@@ -9506,15 +6996,7 @@
         </w:numPr>
       </w:pPr>
       <w:r>
-        <w:t xml:space="preserve">(400) Nem megfelelő formátumú a termékazonosító: Ha a kérés </w:t>
-      </w:r>
-      <w:proofErr w:type="spellStart"/>
-      <w:r>
-        <w:t>query</w:t>
-      </w:r>
-      <w:proofErr w:type="spellEnd"/>
-      <w:r>
-        <w:t xml:space="preserve"> paraméterében található termékazonosító nem megfelelő formátumú, a backend 400-as státuszkóddal és hibaüzenettel tér vissza.</w:t>
+        <w:t>(400) Nem megfelelő formátumú a termékazonosító: Ha a kérés query paraméterében található termékazonosító nem megfelelő formátumú, a backend 400-as státuszkóddal és hibaüzenettel tér vissza.</w:t>
       </w:r>
     </w:p>
     <w:p>
@@ -9532,15 +7014,7 @@
         </w:numPr>
       </w:pPr>
       <w:r>
-        <w:t xml:space="preserve">(400) Nem található termékazonosító: Ha a kérés </w:t>
-      </w:r>
-      <w:proofErr w:type="spellStart"/>
-      <w:r>
-        <w:t>query</w:t>
-      </w:r>
-      <w:proofErr w:type="spellEnd"/>
-      <w:r>
-        <w:t xml:space="preserve"> paraméterében egyáltalán nem található termékazonosító, a backend 400-as státuszkóddal és hibaüzenettel tér vissza.</w:t>
+        <w:t>(400) Nem található termékazonosító: Ha a kérés query paraméterében egyáltalán nem található termékazonosító, a backend 400-as státuszkóddal és hibaüzenettel tér vissza.</w:t>
       </w:r>
     </w:p>
     <w:p>
@@ -9557,15 +7031,7 @@
         </w:numPr>
       </w:pPr>
       <w:r>
-        <w:t xml:space="preserve">(404) A termék nem található: Ha a backend oldalon az adatbázisban nem található a megadott termékazonosítóval kép </w:t>
-      </w:r>
-      <w:proofErr w:type="spellStart"/>
-      <w:r>
-        <w:t>url</w:t>
-      </w:r>
-      <w:proofErr w:type="spellEnd"/>
-      <w:r>
-        <w:t>, a rendszer 404-es státusszal és hibaüzenettel tér vissza.</w:t>
+        <w:t>(404) A termék nem található: Ha a backend oldalon az adatbázisban nem található a megadott termékazonosítóval kép url, a rendszer 404-es státusszal és hibaüzenettel tér vissza.</w:t>
       </w:r>
     </w:p>
     <w:p>
@@ -9695,49 +7161,7 @@
         <w:rPr>
           <w:u w:val="single"/>
         </w:rPr>
-        <w:t>(GET) „/</w:t>
-      </w:r>
-      <w:proofErr w:type="spellStart"/>
-      <w:r>
-        <w:rPr>
-          <w:u w:val="single"/>
-        </w:rPr>
-        <w:t>api</w:t>
-      </w:r>
-      <w:proofErr w:type="spellEnd"/>
-      <w:r>
-        <w:rPr>
-          <w:u w:val="single"/>
-        </w:rPr>
-        <w:t>/</w:t>
-      </w:r>
-      <w:proofErr w:type="spellStart"/>
-      <w:r>
-        <w:rPr>
-          <w:u w:val="single"/>
-        </w:rPr>
-        <w:t>admin</w:t>
-      </w:r>
-      <w:proofErr w:type="spellEnd"/>
-      <w:r>
-        <w:rPr>
-          <w:u w:val="single"/>
-        </w:rPr>
-        <w:t>/</w:t>
-      </w:r>
-      <w:proofErr w:type="spellStart"/>
-      <w:r>
-        <w:rPr>
-          <w:u w:val="single"/>
-        </w:rPr>
-        <w:t>users</w:t>
-      </w:r>
-      <w:proofErr w:type="spellEnd"/>
-      <w:r>
-        <w:rPr>
-          <w:u w:val="single"/>
-        </w:rPr>
-        <w:t>”</w:t>
+        <w:t>(GET) „/api/admin/users”</w:t>
       </w:r>
       <w:r>
         <w:t>:</w:t>
@@ -9747,23 +7171,7 @@
         <w:t xml:space="preserve">A kérés válaszában a rendszerben található összes felhasználó adatai lesznek JSON tömb formátumban. </w:t>
       </w:r>
       <w:r>
-        <w:t xml:space="preserve">Továbbá az </w:t>
-      </w:r>
-      <w:proofErr w:type="spellStart"/>
-      <w:r>
-        <w:t>endpoint</w:t>
-      </w:r>
-      <w:proofErr w:type="spellEnd"/>
-      <w:r>
-        <w:t xml:space="preserve"> kizárólag azokat a felhasználókat adja vissza, amelyek nem </w:t>
-      </w:r>
-      <w:proofErr w:type="spellStart"/>
-      <w:r>
-        <w:t>admin</w:t>
-      </w:r>
-      <w:proofErr w:type="spellEnd"/>
-      <w:r>
-        <w:t xml:space="preserve"> jogosultsági szinttel rendelkeznek</w:t>
+        <w:t>Továbbá az endpoint kizárólag azokat a felhasználókat adja vissza, amelyek nem admin jogosultsági szinttel rendelkeznek</w:t>
       </w:r>
     </w:p>
     <w:p>
@@ -9854,78 +7262,34 @@
             <w:pPr>
               <w:cnfStyle w:val="000000100000" w:firstRow="0" w:lastRow="0" w:firstColumn="0" w:lastColumn="0" w:oddVBand="0" w:evenVBand="0" w:oddHBand="1" w:evenHBand="0" w:firstRowFirstColumn="0" w:firstRowLastColumn="0" w:lastRowFirstColumn="0" w:lastRowLastColumn="0"/>
             </w:pPr>
-            <w:proofErr w:type="spellStart"/>
-            <w:r>
-              <w:t>id</w:t>
-            </w:r>
-            <w:proofErr w:type="spellEnd"/>
-            <w:r>
-              <w:t xml:space="preserve">: </w:t>
-            </w:r>
-            <w:proofErr w:type="spellStart"/>
-            <w:r>
-              <w:t>number</w:t>
-            </w:r>
-            <w:proofErr w:type="spellEnd"/>
-            <w:r>
-              <w:t>,</w:t>
-            </w:r>
-          </w:p>
-          <w:p>
-            <w:pPr>
-              <w:cnfStyle w:val="000000100000" w:firstRow="0" w:lastRow="0" w:firstColumn="0" w:lastColumn="0" w:oddVBand="0" w:evenVBand="0" w:oddHBand="1" w:evenHBand="0" w:firstRowFirstColumn="0" w:firstRowLastColumn="0" w:lastRowFirstColumn="0" w:lastRowLastColumn="0"/>
-            </w:pPr>
-            <w:proofErr w:type="spellStart"/>
-            <w:r>
-              <w:t>username</w:t>
-            </w:r>
-            <w:proofErr w:type="spellEnd"/>
-            <w:r>
-              <w:t xml:space="preserve">: </w:t>
-            </w:r>
-            <w:proofErr w:type="spellStart"/>
-            <w:r>
-              <w:t>string</w:t>
-            </w:r>
-            <w:proofErr w:type="spellEnd"/>
-            <w:r>
-              <w:t>,</w:t>
-            </w:r>
-          </w:p>
-          <w:p>
-            <w:pPr>
-              <w:cnfStyle w:val="000000100000" w:firstRow="0" w:lastRow="0" w:firstColumn="0" w:lastColumn="0" w:oddVBand="0" w:evenVBand="0" w:oddHBand="1" w:evenHBand="0" w:firstRowFirstColumn="0" w:firstRowLastColumn="0" w:lastRowFirstColumn="0" w:lastRowLastColumn="0"/>
-            </w:pPr>
-            <w:r>
-              <w:t xml:space="preserve">email: </w:t>
-            </w:r>
-            <w:proofErr w:type="spellStart"/>
-            <w:r>
-              <w:t>string</w:t>
-            </w:r>
-            <w:proofErr w:type="spellEnd"/>
-            <w:r>
-              <w:t>,</w:t>
-            </w:r>
-          </w:p>
-          <w:p>
-            <w:pPr>
-              <w:cnfStyle w:val="000000100000" w:firstRow="0" w:lastRow="0" w:firstColumn="0" w:lastColumn="0" w:oddVBand="0" w:evenVBand="0" w:oddHBand="1" w:evenHBand="0" w:firstRowFirstColumn="0" w:firstRowLastColumn="0" w:lastRowFirstColumn="0" w:lastRowLastColumn="0"/>
-            </w:pPr>
-            <w:proofErr w:type="spellStart"/>
+            <w:r>
+              <w:t>id: number,</w:t>
+            </w:r>
+          </w:p>
+          <w:p>
+            <w:pPr>
+              <w:cnfStyle w:val="000000100000" w:firstRow="0" w:lastRow="0" w:firstColumn="0" w:lastColumn="0" w:oddVBand="0" w:evenVBand="0" w:oddHBand="1" w:evenHBand="0" w:firstRowFirstColumn="0" w:firstRowLastColumn="0" w:lastRowFirstColumn="0" w:lastRowLastColumn="0"/>
+            </w:pPr>
+            <w:r>
+              <w:t>username: string,</w:t>
+            </w:r>
+          </w:p>
+          <w:p>
+            <w:pPr>
+              <w:cnfStyle w:val="000000100000" w:firstRow="0" w:lastRow="0" w:firstColumn="0" w:lastColumn="0" w:oddVBand="0" w:evenVBand="0" w:oddHBand="1" w:evenHBand="0" w:firstRowFirstColumn="0" w:firstRowLastColumn="0" w:lastRowFirstColumn="0" w:lastRowLastColumn="0"/>
+            </w:pPr>
+            <w:r>
+              <w:t>email: string,</w:t>
+            </w:r>
+          </w:p>
+          <w:p>
+            <w:pPr>
+              <w:cnfStyle w:val="000000100000" w:firstRow="0" w:lastRow="0" w:firstColumn="0" w:lastColumn="0" w:oddVBand="0" w:evenVBand="0" w:oddHBand="1" w:evenHBand="0" w:firstRowFirstColumn="0" w:firstRowLastColumn="0" w:lastRowFirstColumn="0" w:lastRowLastColumn="0"/>
+            </w:pPr>
             <w:r>
               <w:lastRenderedPageBreak/>
-              <w:t>role</w:t>
-            </w:r>
-            <w:proofErr w:type="spellEnd"/>
-            <w:r>
-              <w:t xml:space="preserve">: </w:t>
-            </w:r>
-            <w:proofErr w:type="spellStart"/>
-            <w:r>
-              <w:t>string</w:t>
-            </w:r>
-            <w:proofErr w:type="spellEnd"/>
+              <w:t>role: string</w:t>
+            </w:r>
           </w:p>
           <w:p>
             <w:pPr>
@@ -10012,35 +7376,7 @@
         <w:rPr>
           <w:u w:val="single"/>
         </w:rPr>
-        <w:t>(DELETE) „/</w:t>
-      </w:r>
-      <w:proofErr w:type="spellStart"/>
-      <w:r>
-        <w:rPr>
-          <w:u w:val="single"/>
-        </w:rPr>
-        <w:t>api</w:t>
-      </w:r>
-      <w:proofErr w:type="spellEnd"/>
-      <w:r>
-        <w:rPr>
-          <w:u w:val="single"/>
-        </w:rPr>
-        <w:t>/</w:t>
-      </w:r>
-      <w:proofErr w:type="spellStart"/>
-      <w:r>
-        <w:rPr>
-          <w:u w:val="single"/>
-        </w:rPr>
-        <w:t>user?id</w:t>
-      </w:r>
-      <w:proofErr w:type="spellEnd"/>
-      <w:r>
-        <w:rPr>
-          <w:u w:val="single"/>
-        </w:rPr>
-        <w:t>=”:</w:t>
+        <w:t>(DELETE) „/api/user?id=”:</w:t>
       </w:r>
     </w:p>
     <w:p>
@@ -10049,23 +7385,7 @@
         <w:ind w:left="720"/>
       </w:pPr>
       <w:r>
-        <w:t xml:space="preserve">A kérés </w:t>
-      </w:r>
-      <w:proofErr w:type="spellStart"/>
-      <w:r>
-        <w:t>query</w:t>
-      </w:r>
-      <w:proofErr w:type="spellEnd"/>
-      <w:r>
-        <w:t xml:space="preserve"> paraméterében, elküldjük a törölni kívánt felhasználó azonosítóját, majd a kérés hatására az adatbázisban törlődik az adat a </w:t>
-      </w:r>
-      <w:proofErr w:type="spellStart"/>
-      <w:r>
-        <w:t>Users</w:t>
-      </w:r>
-      <w:proofErr w:type="spellEnd"/>
-      <w:r>
-        <w:t xml:space="preserve"> táblában. Továbbá a backend választ küld a művelet sikerességéről.</w:t>
+        <w:t>A kérés query paraméterében, elküldjük a törölni kívánt felhasználó azonosítóját, majd a kérés hatására az adatbázisban törlődik az adat a Users táblában. Továbbá a backend választ küld a művelet sikerességéről.</w:t>
       </w:r>
     </w:p>
     <w:p>
@@ -10157,19 +7477,9 @@
             <w:pPr>
               <w:cnfStyle w:val="000000100000" w:firstRow="0" w:lastRow="0" w:firstColumn="0" w:lastColumn="0" w:oddVBand="0" w:evenVBand="0" w:oddHBand="1" w:evenHBand="0" w:firstRowFirstColumn="0" w:firstRowLastColumn="0" w:lastRowFirstColumn="0" w:lastRowLastColumn="0"/>
             </w:pPr>
-            <w:proofErr w:type="spellStart"/>
-            <w:r>
-              <w:t>message</w:t>
-            </w:r>
-            <w:proofErr w:type="spellEnd"/>
-            <w:r>
-              <w:t xml:space="preserve">: </w:t>
-            </w:r>
-            <w:proofErr w:type="spellStart"/>
-            <w:r>
-              <w:t>string</w:t>
-            </w:r>
-            <w:proofErr w:type="spellEnd"/>
+            <w:r>
+              <w:t>message: string</w:t>
+            </w:r>
           </w:p>
           <w:p>
             <w:pPr>
@@ -10225,15 +7535,7 @@
         </w:numPr>
       </w:pPr>
       <w:r>
-        <w:t xml:space="preserve">(400) Nem megfelelő formátumú a felhasználóazonosító: Ha a kérés </w:t>
-      </w:r>
-      <w:proofErr w:type="spellStart"/>
-      <w:r>
-        <w:t>query</w:t>
-      </w:r>
-      <w:proofErr w:type="spellEnd"/>
-      <w:r>
-        <w:t xml:space="preserve"> paraméterében található felhasználóazonosító nem megfelelő formátumú, a backend 400-as státuszkóddal és hibaüzenettel tér vissza.</w:t>
+        <w:t>(400) Nem megfelelő formátumú a felhasználóazonosító: Ha a kérés query paraméterében található felhasználóazonosító nem megfelelő formátumú, a backend 400-as státuszkóddal és hibaüzenettel tér vissza.</w:t>
       </w:r>
     </w:p>
     <w:p>
@@ -10251,15 +7553,7 @@
         </w:numPr>
       </w:pPr>
       <w:r>
-        <w:t xml:space="preserve">(404) Nem található felhasználó: Ha a kérés </w:t>
-      </w:r>
-      <w:proofErr w:type="spellStart"/>
-      <w:r>
-        <w:t>query</w:t>
-      </w:r>
-      <w:proofErr w:type="spellEnd"/>
-      <w:r>
-        <w:t xml:space="preserve"> paraméterében található felhasználóazonosítóval rendelkező felhasználó nem létezik, tehát az adatbázis művelet sikertelen, a backend 404-as státuszkóddal és hibaüzenettel tér vissza.</w:t>
+        <w:t>(404) Nem található felhasználó: Ha a kérés query paraméterében található felhasználóazonosítóval rendelkező felhasználó nem létezik, tehát az adatbázis művelet sikertelen, a backend 404-as státuszkóddal és hibaüzenettel tér vissza.</w:t>
       </w:r>
     </w:p>
     <w:p>
@@ -10338,49 +7632,7 @@
         <w:rPr>
           <w:u w:val="single"/>
         </w:rPr>
-        <w:t>(GET) „/</w:t>
-      </w:r>
-      <w:proofErr w:type="spellStart"/>
-      <w:r>
-        <w:rPr>
-          <w:u w:val="single"/>
-        </w:rPr>
-        <w:t>api</w:t>
-      </w:r>
-      <w:proofErr w:type="spellEnd"/>
-      <w:r>
-        <w:rPr>
-          <w:u w:val="single"/>
-        </w:rPr>
-        <w:t>/</w:t>
-      </w:r>
-      <w:proofErr w:type="spellStart"/>
-      <w:r>
-        <w:rPr>
-          <w:u w:val="single"/>
-        </w:rPr>
-        <w:t>admin</w:t>
-      </w:r>
-      <w:proofErr w:type="spellEnd"/>
-      <w:r>
-        <w:rPr>
-          <w:u w:val="single"/>
-        </w:rPr>
-        <w:t>/</w:t>
-      </w:r>
-      <w:proofErr w:type="spellStart"/>
-      <w:r>
-        <w:rPr>
-          <w:u w:val="single"/>
-        </w:rPr>
-        <w:t>orders</w:t>
-      </w:r>
-      <w:proofErr w:type="spellEnd"/>
-      <w:r>
-        <w:rPr>
-          <w:u w:val="single"/>
-        </w:rPr>
-        <w:t xml:space="preserve">”: </w:t>
+        <w:t xml:space="preserve">(GET) „/api/admin/orders”: </w:t>
       </w:r>
     </w:p>
     <w:p>
@@ -10481,84 +7733,32 @@
             <w:pPr>
               <w:cnfStyle w:val="000000100000" w:firstRow="0" w:lastRow="0" w:firstColumn="0" w:lastColumn="0" w:oddVBand="0" w:evenVBand="0" w:oddHBand="1" w:evenHBand="0" w:firstRowFirstColumn="0" w:firstRowLastColumn="0" w:lastRowFirstColumn="0" w:lastRowLastColumn="0"/>
             </w:pPr>
-            <w:proofErr w:type="spellStart"/>
-            <w:r>
-              <w:t>id</w:t>
-            </w:r>
-            <w:proofErr w:type="spellEnd"/>
-            <w:r>
-              <w:t xml:space="preserve">: </w:t>
-            </w:r>
-            <w:proofErr w:type="spellStart"/>
-            <w:r>
-              <w:t>number</w:t>
-            </w:r>
-            <w:proofErr w:type="spellEnd"/>
-            <w:r>
-              <w:t>,</w:t>
-            </w:r>
-          </w:p>
-          <w:p>
-            <w:pPr>
-              <w:cnfStyle w:val="000000100000" w:firstRow="0" w:lastRow="0" w:firstColumn="0" w:lastColumn="0" w:oddVBand="0" w:evenVBand="0" w:oddHBand="1" w:evenHBand="0" w:firstRowFirstColumn="0" w:firstRowLastColumn="0" w:lastRowFirstColumn="0" w:lastRowLastColumn="0"/>
-            </w:pPr>
-            <w:proofErr w:type="spellStart"/>
-            <w:r>
-              <w:t>customer_name</w:t>
-            </w:r>
-            <w:proofErr w:type="spellEnd"/>
-            <w:r>
-              <w:t xml:space="preserve">: </w:t>
-            </w:r>
-            <w:proofErr w:type="spellStart"/>
-            <w:r>
-              <w:t>string</w:t>
-            </w:r>
-            <w:proofErr w:type="spellEnd"/>
-            <w:r>
-              <w:t>,</w:t>
-            </w:r>
-          </w:p>
-          <w:p>
-            <w:pPr>
-              <w:cnfStyle w:val="000000100000" w:firstRow="0" w:lastRow="0" w:firstColumn="0" w:lastColumn="0" w:oddVBand="0" w:evenVBand="0" w:oddHBand="1" w:evenHBand="0" w:firstRowFirstColumn="0" w:firstRowLastColumn="0" w:lastRowFirstColumn="0" w:lastRowLastColumn="0"/>
-            </w:pPr>
-            <w:proofErr w:type="spellStart"/>
-            <w:r>
-              <w:t>u_id</w:t>
-            </w:r>
-            <w:proofErr w:type="spellEnd"/>
-            <w:r>
-              <w:t xml:space="preserve">: </w:t>
-            </w:r>
-            <w:proofErr w:type="spellStart"/>
-            <w:r>
-              <w:t>number</w:t>
-            </w:r>
-            <w:proofErr w:type="spellEnd"/>
-            <w:r>
-              <w:t>,</w:t>
-            </w:r>
-          </w:p>
-          <w:p>
-            <w:pPr>
-              <w:cnfStyle w:val="000000100000" w:firstRow="0" w:lastRow="0" w:firstColumn="0" w:lastColumn="0" w:oddVBand="0" w:evenVBand="0" w:oddHBand="1" w:evenHBand="0" w:firstRowFirstColumn="0" w:firstRowLastColumn="0" w:lastRowFirstColumn="0" w:lastRowLastColumn="0"/>
-            </w:pPr>
-            <w:proofErr w:type="spellStart"/>
-            <w:r>
-              <w:t>order_date</w:t>
-            </w:r>
-            <w:proofErr w:type="spellEnd"/>
-            <w:r>
-              <w:t xml:space="preserve">: </w:t>
-            </w:r>
-            <w:proofErr w:type="spellStart"/>
-            <w:r>
-              <w:t>string</w:t>
-            </w:r>
-            <w:proofErr w:type="spellEnd"/>
-            <w:r>
-              <w:t>,</w:t>
+            <w:r>
+              <w:t>id: number,</w:t>
+            </w:r>
+          </w:p>
+          <w:p>
+            <w:pPr>
+              <w:cnfStyle w:val="000000100000" w:firstRow="0" w:lastRow="0" w:firstColumn="0" w:lastColumn="0" w:oddVBand="0" w:evenVBand="0" w:oddHBand="1" w:evenHBand="0" w:firstRowFirstColumn="0" w:firstRowLastColumn="0" w:lastRowFirstColumn="0" w:lastRowLastColumn="0"/>
+            </w:pPr>
+            <w:r>
+              <w:t>customer_name: string,</w:t>
+            </w:r>
+          </w:p>
+          <w:p>
+            <w:pPr>
+              <w:cnfStyle w:val="000000100000" w:firstRow="0" w:lastRow="0" w:firstColumn="0" w:lastColumn="0" w:oddVBand="0" w:evenVBand="0" w:oddHBand="1" w:evenHBand="0" w:firstRowFirstColumn="0" w:firstRowLastColumn="0" w:lastRowFirstColumn="0" w:lastRowLastColumn="0"/>
+            </w:pPr>
+            <w:r>
+              <w:t>u_id: number,</w:t>
+            </w:r>
+          </w:p>
+          <w:p>
+            <w:pPr>
+              <w:cnfStyle w:val="000000100000" w:firstRow="0" w:lastRow="0" w:firstColumn="0" w:lastColumn="0" w:oddVBand="0" w:evenVBand="0" w:oddHBand="1" w:evenHBand="0" w:firstRowFirstColumn="0" w:firstRowLastColumn="0" w:lastRowFirstColumn="0" w:lastRowLastColumn="0"/>
+            </w:pPr>
+            <w:r>
+              <w:t>order_date: string,</w:t>
             </w:r>
           </w:p>
           <w:p>
@@ -10567,156 +7767,73 @@
             </w:pPr>
             <w:r>
               <w:lastRenderedPageBreak/>
-              <w:t xml:space="preserve">status: </w:t>
-            </w:r>
-            <w:proofErr w:type="spellStart"/>
-            <w:r>
-              <w:t>string</w:t>
-            </w:r>
-            <w:proofErr w:type="spellEnd"/>
-            <w:r>
-              <w:t>,</w:t>
-            </w:r>
-          </w:p>
-          <w:p>
-            <w:pPr>
-              <w:cnfStyle w:val="000000100000" w:firstRow="0" w:lastRow="0" w:firstColumn="0" w:lastColumn="0" w:oddVBand="0" w:evenVBand="0" w:oddHBand="1" w:evenHBand="0" w:firstRowFirstColumn="0" w:firstRowLastColumn="0" w:lastRowFirstColumn="0" w:lastRowLastColumn="0"/>
-            </w:pPr>
-            <w:proofErr w:type="spellStart"/>
-            <w:r>
-              <w:t>total_amount</w:t>
-            </w:r>
-            <w:proofErr w:type="spellEnd"/>
-            <w:r>
-              <w:t xml:space="preserve">: </w:t>
-            </w:r>
-            <w:proofErr w:type="spellStart"/>
-            <w:r>
-              <w:t>number</w:t>
-            </w:r>
-            <w:proofErr w:type="spellEnd"/>
-            <w:r>
-              <w:t>,</w:t>
-            </w:r>
-          </w:p>
-          <w:p>
-            <w:pPr>
-              <w:cnfStyle w:val="000000100000" w:firstRow="0" w:lastRow="0" w:firstColumn="0" w:lastColumn="0" w:oddVBand="0" w:evenVBand="0" w:oddHBand="1" w:evenHBand="0" w:firstRowFirstColumn="0" w:firstRowLastColumn="0" w:lastRowFirstColumn="0" w:lastRowLastColumn="0"/>
-            </w:pPr>
-            <w:proofErr w:type="spellStart"/>
-            <w:r>
-              <w:t>payment_Method</w:t>
-            </w:r>
-            <w:proofErr w:type="spellEnd"/>
-            <w:r>
-              <w:t xml:space="preserve">: </w:t>
-            </w:r>
-            <w:proofErr w:type="spellStart"/>
-            <w:r>
-              <w:t>string</w:t>
-            </w:r>
-            <w:proofErr w:type="spellEnd"/>
-            <w:r>
-              <w:t>,</w:t>
-            </w:r>
-          </w:p>
-          <w:p>
-            <w:pPr>
-              <w:cnfStyle w:val="000000100000" w:firstRow="0" w:lastRow="0" w:firstColumn="0" w:lastColumn="0" w:oddVBand="0" w:evenVBand="0" w:oddHBand="1" w:evenHBand="0" w:firstRowFirstColumn="0" w:firstRowLastColumn="0" w:lastRowFirstColumn="0" w:lastRowLastColumn="0"/>
-            </w:pPr>
-            <w:proofErr w:type="spellStart"/>
-            <w:r>
-              <w:t>delivery_Method</w:t>
-            </w:r>
-            <w:proofErr w:type="spellEnd"/>
-            <w:r>
-              <w:t xml:space="preserve">: </w:t>
-            </w:r>
-            <w:proofErr w:type="spellStart"/>
-            <w:r>
-              <w:t>string</w:t>
-            </w:r>
-            <w:proofErr w:type="spellEnd"/>
-            <w:r>
-              <w:t>,</w:t>
-            </w:r>
-          </w:p>
-          <w:p>
-            <w:pPr>
-              <w:cnfStyle w:val="000000100000" w:firstRow="0" w:lastRow="0" w:firstColumn="0" w:lastColumn="0" w:oddVBand="0" w:evenVBand="0" w:oddHBand="1" w:evenHBand="0" w:firstRowFirstColumn="0" w:firstRowLastColumn="0" w:lastRowFirstColumn="0" w:lastRowLastColumn="0"/>
-            </w:pPr>
-          </w:p>
-          <w:p>
-            <w:pPr>
-              <w:cnfStyle w:val="000000100000" w:firstRow="0" w:lastRow="0" w:firstColumn="0" w:lastColumn="0" w:oddVBand="0" w:evenVBand="0" w:oddHBand="1" w:evenHBand="0" w:firstRowFirstColumn="0" w:firstRowLastColumn="0" w:lastRowFirstColumn="0" w:lastRowLastColumn="0"/>
-            </w:pPr>
-            <w:proofErr w:type="spellStart"/>
-            <w:r>
-              <w:t>city_name:string</w:t>
-            </w:r>
-            <w:proofErr w:type="spellEnd"/>
-            <w:r>
-              <w:t>,</w:t>
-            </w:r>
-          </w:p>
-          <w:p>
-            <w:pPr>
-              <w:cnfStyle w:val="000000100000" w:firstRow="0" w:lastRow="0" w:firstColumn="0" w:lastColumn="0" w:oddVBand="0" w:evenVBand="0" w:oddHBand="1" w:evenHBand="0" w:firstRowFirstColumn="0" w:firstRowLastColumn="0" w:lastRowFirstColumn="0" w:lastRowLastColumn="0"/>
-            </w:pPr>
-            <w:proofErr w:type="spellStart"/>
-            <w:r>
-              <w:t>zip_code</w:t>
-            </w:r>
-            <w:proofErr w:type="spellEnd"/>
-            <w:r>
-              <w:t xml:space="preserve">: </w:t>
-            </w:r>
-            <w:proofErr w:type="spellStart"/>
-            <w:r>
-              <w:t>string</w:t>
-            </w:r>
-            <w:proofErr w:type="spellEnd"/>
-            <w:r>
-              <w:t>,</w:t>
-            </w:r>
-          </w:p>
-          <w:p>
-            <w:pPr>
-              <w:cnfStyle w:val="000000100000" w:firstRow="0" w:lastRow="0" w:firstColumn="0" w:lastColumn="0" w:oddVBand="0" w:evenVBand="0" w:oddHBand="1" w:evenHBand="0" w:firstRowFirstColumn="0" w:firstRowLastColumn="0" w:lastRowFirstColumn="0" w:lastRowLastColumn="0"/>
-            </w:pPr>
-            <w:proofErr w:type="spellStart"/>
-            <w:r>
-              <w:t>street_number</w:t>
-            </w:r>
-            <w:proofErr w:type="spellEnd"/>
-            <w:r>
-              <w:t xml:space="preserve">: </w:t>
-            </w:r>
-            <w:proofErr w:type="spellStart"/>
-            <w:r>
-              <w:t>number</w:t>
-            </w:r>
-            <w:proofErr w:type="spellEnd"/>
-            <w:r>
-              <w:t>,</w:t>
-            </w:r>
-          </w:p>
-          <w:p>
-            <w:pPr>
-              <w:cnfStyle w:val="000000100000" w:firstRow="0" w:lastRow="0" w:firstColumn="0" w:lastColumn="0" w:oddVBand="0" w:evenVBand="0" w:oddHBand="1" w:evenHBand="0" w:firstRowFirstColumn="0" w:firstRowLastColumn="0" w:lastRowFirstColumn="0" w:lastRowLastColumn="0"/>
-            </w:pPr>
-          </w:p>
-          <w:p>
-            <w:pPr>
-              <w:cnfStyle w:val="000000100000" w:firstRow="0" w:lastRow="0" w:firstColumn="0" w:lastColumn="0" w:oddVBand="0" w:evenVBand="0" w:oddHBand="1" w:evenHBand="0" w:firstRowFirstColumn="0" w:firstRowLastColumn="0" w:lastRowFirstColumn="0" w:lastRowLastColumn="0"/>
-            </w:pPr>
-            <w:proofErr w:type="spellStart"/>
-            <w:r>
-              <w:t>items</w:t>
-            </w:r>
-            <w:proofErr w:type="spellEnd"/>
-            <w:r>
-              <w:t>: [</w:t>
+              <w:t>status: string,</w:t>
+            </w:r>
+          </w:p>
+          <w:p>
+            <w:pPr>
+              <w:cnfStyle w:val="000000100000" w:firstRow="0" w:lastRow="0" w:firstColumn="0" w:lastColumn="0" w:oddVBand="0" w:evenVBand="0" w:oddHBand="1" w:evenHBand="0" w:firstRowFirstColumn="0" w:firstRowLastColumn="0" w:lastRowFirstColumn="0" w:lastRowLastColumn="0"/>
+            </w:pPr>
+            <w:r>
+              <w:t>total_amount: number,</w:t>
+            </w:r>
+          </w:p>
+          <w:p>
+            <w:pPr>
+              <w:cnfStyle w:val="000000100000" w:firstRow="0" w:lastRow="0" w:firstColumn="0" w:lastColumn="0" w:oddVBand="0" w:evenVBand="0" w:oddHBand="1" w:evenHBand="0" w:firstRowFirstColumn="0" w:firstRowLastColumn="0" w:lastRowFirstColumn="0" w:lastRowLastColumn="0"/>
+            </w:pPr>
+            <w:r>
+              <w:t>payment_Method: string,</w:t>
+            </w:r>
+          </w:p>
+          <w:p>
+            <w:pPr>
+              <w:cnfStyle w:val="000000100000" w:firstRow="0" w:lastRow="0" w:firstColumn="0" w:lastColumn="0" w:oddVBand="0" w:evenVBand="0" w:oddHBand="1" w:evenHBand="0" w:firstRowFirstColumn="0" w:firstRowLastColumn="0" w:lastRowFirstColumn="0" w:lastRowLastColumn="0"/>
+            </w:pPr>
+            <w:r>
+              <w:t>delivery_Method: string,</w:t>
+            </w:r>
+          </w:p>
+          <w:p>
+            <w:pPr>
+              <w:cnfStyle w:val="000000100000" w:firstRow="0" w:lastRow="0" w:firstColumn="0" w:lastColumn="0" w:oddVBand="0" w:evenVBand="0" w:oddHBand="1" w:evenHBand="0" w:firstRowFirstColumn="0" w:firstRowLastColumn="0" w:lastRowFirstColumn="0" w:lastRowLastColumn="0"/>
+            </w:pPr>
+          </w:p>
+          <w:p>
+            <w:pPr>
+              <w:cnfStyle w:val="000000100000" w:firstRow="0" w:lastRow="0" w:firstColumn="0" w:lastColumn="0" w:oddVBand="0" w:evenVBand="0" w:oddHBand="1" w:evenHBand="0" w:firstRowFirstColumn="0" w:firstRowLastColumn="0" w:lastRowFirstColumn="0" w:lastRowLastColumn="0"/>
+            </w:pPr>
+            <w:r>
+              <w:t>city_name:string,</w:t>
+            </w:r>
+          </w:p>
+          <w:p>
+            <w:pPr>
+              <w:cnfStyle w:val="000000100000" w:firstRow="0" w:lastRow="0" w:firstColumn="0" w:lastColumn="0" w:oddVBand="0" w:evenVBand="0" w:oddHBand="1" w:evenHBand="0" w:firstRowFirstColumn="0" w:firstRowLastColumn="0" w:lastRowFirstColumn="0" w:lastRowLastColumn="0"/>
+            </w:pPr>
+            <w:r>
+              <w:t>zip_code: string,</w:t>
+            </w:r>
+          </w:p>
+          <w:p>
+            <w:pPr>
+              <w:cnfStyle w:val="000000100000" w:firstRow="0" w:lastRow="0" w:firstColumn="0" w:lastColumn="0" w:oddVBand="0" w:evenVBand="0" w:oddHBand="1" w:evenHBand="0" w:firstRowFirstColumn="0" w:firstRowLastColumn="0" w:lastRowFirstColumn="0" w:lastRowLastColumn="0"/>
+            </w:pPr>
+            <w:r>
+              <w:t>street_number: number,</w:t>
+            </w:r>
+          </w:p>
+          <w:p>
+            <w:pPr>
+              <w:cnfStyle w:val="000000100000" w:firstRow="0" w:lastRow="0" w:firstColumn="0" w:lastColumn="0" w:oddVBand="0" w:evenVBand="0" w:oddHBand="1" w:evenHBand="0" w:firstRowFirstColumn="0" w:firstRowLastColumn="0" w:lastRowFirstColumn="0" w:lastRowLastColumn="0"/>
+            </w:pPr>
+          </w:p>
+          <w:p>
+            <w:pPr>
+              <w:cnfStyle w:val="000000100000" w:firstRow="0" w:lastRow="0" w:firstColumn="0" w:lastColumn="0" w:oddVBand="0" w:evenVBand="0" w:oddHBand="1" w:evenHBand="0" w:firstRowFirstColumn="0" w:firstRowLastColumn="0" w:lastRowFirstColumn="0" w:lastRowLastColumn="0"/>
+            </w:pPr>
+            <w:r>
+              <w:t>items: [</w:t>
             </w:r>
           </w:p>
           <w:p>
@@ -10736,74 +7853,33 @@
             <w:pPr>
               <w:cnfStyle w:val="000000100000" w:firstRow="0" w:lastRow="0" w:firstColumn="0" w:lastColumn="0" w:oddVBand="0" w:evenVBand="0" w:oddHBand="1" w:evenHBand="0" w:firstRowFirstColumn="0" w:firstRowLastColumn="0" w:lastRowFirstColumn="0" w:lastRowLastColumn="0"/>
             </w:pPr>
-            <w:proofErr w:type="spellStart"/>
-            <w:r>
-              <w:t>o_id</w:t>
-            </w:r>
-            <w:proofErr w:type="spellEnd"/>
-            <w:r>
-              <w:t xml:space="preserve">: </w:t>
-            </w:r>
-            <w:proofErr w:type="spellStart"/>
-            <w:r>
-              <w:t>number</w:t>
-            </w:r>
-            <w:proofErr w:type="spellEnd"/>
-            <w:r>
-              <w:t>,</w:t>
-            </w:r>
-          </w:p>
-          <w:p>
-            <w:pPr>
-              <w:cnfStyle w:val="000000100000" w:firstRow="0" w:lastRow="0" w:firstColumn="0" w:lastColumn="0" w:oddVBand="0" w:evenVBand="0" w:oddHBand="1" w:evenHBand="0" w:firstRowFirstColumn="0" w:firstRowLastColumn="0" w:lastRowFirstColumn="0" w:lastRowLastColumn="0"/>
-            </w:pPr>
-            <w:proofErr w:type="spellStart"/>
-            <w:r>
-              <w:t>p_name:string</w:t>
-            </w:r>
-            <w:proofErr w:type="spellEnd"/>
-            <w:r>
-              <w:t>,</w:t>
-            </w:r>
-          </w:p>
-          <w:p>
-            <w:pPr>
-              <w:cnfStyle w:val="000000100000" w:firstRow="0" w:lastRow="0" w:firstColumn="0" w:lastColumn="0" w:oddVBand="0" w:evenVBand="0" w:oddHBand="1" w:evenHBand="0" w:firstRowFirstColumn="0" w:firstRowLastColumn="0" w:lastRowFirstColumn="0" w:lastRowLastColumn="0"/>
-            </w:pPr>
-            <w:proofErr w:type="spellStart"/>
-            <w:r>
-              <w:t>p_price</w:t>
-            </w:r>
-            <w:proofErr w:type="spellEnd"/>
-            <w:r>
-              <w:t xml:space="preserve">: </w:t>
-            </w:r>
-            <w:proofErr w:type="spellStart"/>
-            <w:r>
-              <w:t>number</w:t>
-            </w:r>
-            <w:proofErr w:type="spellEnd"/>
-            <w:r>
-              <w:t>,</w:t>
-            </w:r>
-          </w:p>
-          <w:p>
-            <w:pPr>
-              <w:cnfStyle w:val="000000100000" w:firstRow="0" w:lastRow="0" w:firstColumn="0" w:lastColumn="0" w:oddVBand="0" w:evenVBand="0" w:oddHBand="1" w:evenHBand="0" w:firstRowFirstColumn="0" w:firstRowLastColumn="0" w:lastRowFirstColumn="0" w:lastRowLastColumn="0"/>
-            </w:pPr>
-            <w:proofErr w:type="spellStart"/>
-            <w:r>
-              <w:t>quantity</w:t>
-            </w:r>
-            <w:proofErr w:type="spellEnd"/>
-            <w:r>
-              <w:t xml:space="preserve">: </w:t>
-            </w:r>
-            <w:proofErr w:type="spellStart"/>
-            <w:r>
-              <w:t>number</w:t>
-            </w:r>
-            <w:proofErr w:type="spellEnd"/>
+            <w:r>
+              <w:t>o_id: number,</w:t>
+            </w:r>
+          </w:p>
+          <w:p>
+            <w:pPr>
+              <w:cnfStyle w:val="000000100000" w:firstRow="0" w:lastRow="0" w:firstColumn="0" w:lastColumn="0" w:oddVBand="0" w:evenVBand="0" w:oddHBand="1" w:evenHBand="0" w:firstRowFirstColumn="0" w:firstRowLastColumn="0" w:lastRowFirstColumn="0" w:lastRowLastColumn="0"/>
+            </w:pPr>
+            <w:r>
+              <w:t>p_name:string,</w:t>
+            </w:r>
+          </w:p>
+          <w:p>
+            <w:pPr>
+              <w:cnfStyle w:val="000000100000" w:firstRow="0" w:lastRow="0" w:firstColumn="0" w:lastColumn="0" w:oddVBand="0" w:evenVBand="0" w:oddHBand="1" w:evenHBand="0" w:firstRowFirstColumn="0" w:firstRowLastColumn="0" w:lastRowFirstColumn="0" w:lastRowLastColumn="0"/>
+            </w:pPr>
+            <w:r>
+              <w:t>p_price: number,</w:t>
+            </w:r>
+          </w:p>
+          <w:p>
+            <w:pPr>
+              <w:cnfStyle w:val="000000100000" w:firstRow="0" w:lastRow="0" w:firstColumn="0" w:lastColumn="0" w:oddVBand="0" w:evenVBand="0" w:oddHBand="1" w:evenHBand="0" w:firstRowFirstColumn="0" w:firstRowLastColumn="0" w:lastRowFirstColumn="0" w:lastRowLastColumn="0"/>
+            </w:pPr>
+            <w:r>
+              <w:t>quantity: number</w:t>
+            </w:r>
           </w:p>
           <w:p>
             <w:pPr>
@@ -10877,47 +7953,11 @@
         <w:rPr>
           <w:u w:val="single"/>
         </w:rPr>
-        <w:t>(PATCH) „/</w:t>
-      </w:r>
-      <w:proofErr w:type="spellStart"/>
-      <w:r>
-        <w:rPr>
-          <w:u w:val="single"/>
-        </w:rPr>
-        <w:t>api</w:t>
-      </w:r>
-      <w:proofErr w:type="spellEnd"/>
-      <w:r>
-        <w:rPr>
-          <w:u w:val="single"/>
-        </w:rPr>
-        <w:t>/</w:t>
-      </w:r>
-      <w:proofErr w:type="spellStart"/>
-      <w:r>
-        <w:rPr>
-          <w:u w:val="single"/>
-        </w:rPr>
-        <w:t>order?id</w:t>
-      </w:r>
-      <w:proofErr w:type="spellEnd"/>
-      <w:r>
-        <w:rPr>
-          <w:u w:val="single"/>
-        </w:rPr>
-        <w:t>=”:</w:t>
+        <w:t>(PATCH) „/api/order?id=”:</w:t>
       </w:r>
       <w:r>
         <w:br/>
-        <w:t xml:space="preserve">A kérés segítségével tudjuk a megrendelés állapotát módosítani. A megrendelés azonosításához szükség van a megrendelés sorszámára is, amelyet </w:t>
-      </w:r>
-      <w:proofErr w:type="spellStart"/>
-      <w:r>
-        <w:t>query</w:t>
-      </w:r>
-      <w:proofErr w:type="spellEnd"/>
-      <w:r>
-        <w:t xml:space="preserve"> paraméterébe illesztve adunk meg.</w:t>
+        <w:t>A kérés segítségével tudjuk a megrendelés állapotát módosítani. A megrendelés azonosításához szükség van a megrendelés sorszámára is, amelyet query paraméterébe illesztve adunk meg.</w:t>
       </w:r>
     </w:p>
     <w:p>
@@ -10996,17 +8036,8 @@
                 <w:b w:val="0"/>
                 <w:bCs w:val="0"/>
               </w:rPr>
-              <w:t xml:space="preserve">status: </w:t>
-            </w:r>
-            <w:proofErr w:type="spellStart"/>
-            <w:r>
-              <w:rPr>
-                <w:b w:val="0"/>
-                <w:bCs w:val="0"/>
-              </w:rPr>
-              <w:t>string</w:t>
-            </w:r>
-            <w:proofErr w:type="spellEnd"/>
+              <w:t>status: string</w:t>
+            </w:r>
           </w:p>
           <w:p/>
           <w:p>
@@ -11047,19 +8078,9 @@
             <w:pPr>
               <w:cnfStyle w:val="000000100000" w:firstRow="0" w:lastRow="0" w:firstColumn="0" w:lastColumn="0" w:oddVBand="0" w:evenVBand="0" w:oddHBand="1" w:evenHBand="0" w:firstRowFirstColumn="0" w:firstRowLastColumn="0" w:lastRowFirstColumn="0" w:lastRowLastColumn="0"/>
             </w:pPr>
-            <w:proofErr w:type="spellStart"/>
-            <w:r>
-              <w:t>message</w:t>
-            </w:r>
-            <w:proofErr w:type="spellEnd"/>
-            <w:r>
-              <w:t xml:space="preserve">: </w:t>
-            </w:r>
-            <w:proofErr w:type="spellStart"/>
-            <w:r>
-              <w:t>string</w:t>
-            </w:r>
-            <w:proofErr w:type="spellEnd"/>
+            <w:r>
+              <w:t>message: string</w:t>
+            </w:r>
           </w:p>
           <w:p>
             <w:pPr>
@@ -11103,15 +8124,7 @@
         </w:numPr>
       </w:pPr>
       <w:r>
-        <w:t xml:space="preserve">(404) Nem található felhasználó: Ha a kérés </w:t>
-      </w:r>
-      <w:proofErr w:type="spellStart"/>
-      <w:r>
-        <w:t>query</w:t>
-      </w:r>
-      <w:proofErr w:type="spellEnd"/>
-      <w:r>
-        <w:t xml:space="preserve"> paraméterében található felhasználóazonosítóval rendelkező felhasználó nem létezik, a megrendelés táblával kapcsolatban. Tehát az adatbázis művelet sikertelen, a backend 404-as státuszkóddal és hibaüzenettel tér vissza.</w:t>
+        <w:t>(404) Nem található felhasználó: Ha a kérés query paraméterében található felhasználóazonosítóval rendelkező felhasználó nem létezik, a megrendelés táblával kapcsolatban. Tehát az adatbázis művelet sikertelen, a backend 404-as státuszkóddal és hibaüzenettel tér vissza.</w:t>
       </w:r>
     </w:p>
     <w:p>
@@ -11189,35 +8202,7 @@
         <w:rPr>
           <w:u w:val="single"/>
         </w:rPr>
-        <w:t>(DELETE) „/</w:t>
-      </w:r>
-      <w:proofErr w:type="spellStart"/>
-      <w:r>
-        <w:rPr>
-          <w:u w:val="single"/>
-        </w:rPr>
-        <w:t>api</w:t>
-      </w:r>
-      <w:proofErr w:type="spellEnd"/>
-      <w:r>
-        <w:rPr>
-          <w:u w:val="single"/>
-        </w:rPr>
-        <w:t>/</w:t>
-      </w:r>
-      <w:proofErr w:type="spellStart"/>
-      <w:r>
-        <w:rPr>
-          <w:u w:val="single"/>
-        </w:rPr>
-        <w:t>order?id</w:t>
-      </w:r>
-      <w:proofErr w:type="spellEnd"/>
-      <w:r>
-        <w:rPr>
-          <w:u w:val="single"/>
-        </w:rPr>
-        <w:t>=”:</w:t>
+        <w:t>(DELETE) „/api/order?id=”:</w:t>
       </w:r>
     </w:p>
     <w:p>
@@ -11226,15 +8211,7 @@
         <w:ind w:left="1416"/>
       </w:pPr>
       <w:r>
-        <w:t xml:space="preserve">A kéréssel tudunk, egy már régi rendelést törölni. Ahhoz, hogy tudjuk melyik megrendelést kell törölnünk, meg kell adni a kérés </w:t>
-      </w:r>
-      <w:proofErr w:type="spellStart"/>
-      <w:r>
-        <w:t>query</w:t>
-      </w:r>
-      <w:proofErr w:type="spellEnd"/>
-      <w:r>
-        <w:t xml:space="preserve"> paraméterébe meg kell adni a megrendelés azonosítóját. Majd a backend egy választ küld a művelet sikerességéről.</w:t>
+        <w:t>A kéréssel tudunk, egy már régi rendelést törölni. Ahhoz, hogy tudjuk melyik megrendelést kell törölnünk, meg kell adni a kérés query paraméterébe meg kell adni a megrendelés azonosítóját. Majd a backend egy választ küld a művelet sikerességéről.</w:t>
       </w:r>
     </w:p>
     <w:p>
@@ -11323,19 +8300,9 @@
             <w:pPr>
               <w:cnfStyle w:val="000000100000" w:firstRow="0" w:lastRow="0" w:firstColumn="0" w:lastColumn="0" w:oddVBand="0" w:evenVBand="0" w:oddHBand="1" w:evenHBand="0" w:firstRowFirstColumn="0" w:firstRowLastColumn="0" w:lastRowFirstColumn="0" w:lastRowLastColumn="0"/>
             </w:pPr>
-            <w:proofErr w:type="spellStart"/>
-            <w:r>
-              <w:t>message</w:t>
-            </w:r>
-            <w:proofErr w:type="spellEnd"/>
-            <w:r>
-              <w:t xml:space="preserve">: </w:t>
-            </w:r>
-            <w:proofErr w:type="spellStart"/>
-            <w:r>
-              <w:t>string</w:t>
-            </w:r>
-            <w:proofErr w:type="spellEnd"/>
+            <w:r>
+              <w:t>message: string</w:t>
+            </w:r>
           </w:p>
           <w:p>
             <w:pPr>
@@ -11470,49 +8437,7 @@
         <w:rPr>
           <w:u w:val="single"/>
         </w:rPr>
-        <w:t>(GET) „/</w:t>
-      </w:r>
-      <w:proofErr w:type="spellStart"/>
-      <w:r>
-        <w:rPr>
-          <w:u w:val="single"/>
-        </w:rPr>
-        <w:t>api</w:t>
-      </w:r>
-      <w:proofErr w:type="spellEnd"/>
-      <w:r>
-        <w:rPr>
-          <w:u w:val="single"/>
-        </w:rPr>
-        <w:t>/</w:t>
-      </w:r>
-      <w:proofErr w:type="spellStart"/>
-      <w:r>
-        <w:rPr>
-          <w:u w:val="single"/>
-        </w:rPr>
-        <w:t>admin</w:t>
-      </w:r>
-      <w:proofErr w:type="spellEnd"/>
-      <w:r>
-        <w:rPr>
-          <w:u w:val="single"/>
-        </w:rPr>
-        <w:t>/</w:t>
-      </w:r>
-      <w:proofErr w:type="spellStart"/>
-      <w:r>
-        <w:rPr>
-          <w:u w:val="single"/>
-        </w:rPr>
-        <w:t>appointments</w:t>
-      </w:r>
-      <w:proofErr w:type="spellEnd"/>
-      <w:r>
-        <w:rPr>
-          <w:u w:val="single"/>
-        </w:rPr>
-        <w:t>”</w:t>
+        <w:t>(GET) „/api/admin/appointments”</w:t>
       </w:r>
     </w:p>
     <w:p>
@@ -11615,118 +8540,49 @@
             <w:pPr>
               <w:cnfStyle w:val="000000100000" w:firstRow="0" w:lastRow="0" w:firstColumn="0" w:lastColumn="0" w:oddVBand="0" w:evenVBand="0" w:oddHBand="1" w:evenHBand="0" w:firstRowFirstColumn="0" w:firstRowLastColumn="0" w:lastRowFirstColumn="0" w:lastRowLastColumn="0"/>
             </w:pPr>
-            <w:proofErr w:type="spellStart"/>
-            <w:r>
-              <w:t>id</w:t>
-            </w:r>
-            <w:proofErr w:type="spellEnd"/>
-            <w:r>
-              <w:t xml:space="preserve">: </w:t>
-            </w:r>
-            <w:proofErr w:type="spellStart"/>
-            <w:r>
-              <w:t>number</w:t>
-            </w:r>
-            <w:proofErr w:type="spellEnd"/>
-          </w:p>
-          <w:p>
-            <w:pPr>
-              <w:cnfStyle w:val="000000100000" w:firstRow="0" w:lastRow="0" w:firstColumn="0" w:lastColumn="0" w:oddVBand="0" w:evenVBand="0" w:oddHBand="1" w:evenHBand="0" w:firstRowFirstColumn="0" w:firstRowLastColumn="0" w:lastRowFirstColumn="0" w:lastRowLastColumn="0"/>
-            </w:pPr>
-            <w:proofErr w:type="spellStart"/>
-            <w:r>
-              <w:t>customer_name</w:t>
-            </w:r>
-            <w:proofErr w:type="spellEnd"/>
-            <w:r>
-              <w:t xml:space="preserve">?: </w:t>
-            </w:r>
-            <w:proofErr w:type="spellStart"/>
-            <w:r>
-              <w:t>string</w:t>
-            </w:r>
-            <w:proofErr w:type="spellEnd"/>
-            <w:r>
-              <w:t>,</w:t>
-            </w:r>
-          </w:p>
-          <w:p>
-            <w:pPr>
-              <w:cnfStyle w:val="000000100000" w:firstRow="0" w:lastRow="0" w:firstColumn="0" w:lastColumn="0" w:oddVBand="0" w:evenVBand="0" w:oddHBand="1" w:evenHBand="0" w:firstRowFirstColumn="0" w:firstRowLastColumn="0" w:lastRowFirstColumn="0" w:lastRowLastColumn="0"/>
-            </w:pPr>
-            <w:proofErr w:type="spellStart"/>
-            <w:r>
-              <w:t>service_date</w:t>
-            </w:r>
-            <w:proofErr w:type="spellEnd"/>
-            <w:r>
-              <w:t xml:space="preserve">?: </w:t>
-            </w:r>
-            <w:proofErr w:type="spellStart"/>
-            <w:r>
-              <w:t>string</w:t>
-            </w:r>
-            <w:proofErr w:type="spellEnd"/>
-            <w:r>
-              <w:t>,</w:t>
-            </w:r>
-          </w:p>
-          <w:p>
-            <w:pPr>
-              <w:cnfStyle w:val="000000100000" w:firstRow="0" w:lastRow="0" w:firstColumn="0" w:lastColumn="0" w:oddVBand="0" w:evenVBand="0" w:oddHBand="1" w:evenHBand="0" w:firstRowFirstColumn="0" w:firstRowLastColumn="0" w:lastRowFirstColumn="0" w:lastRowLastColumn="0"/>
-            </w:pPr>
-            <w:proofErr w:type="spellStart"/>
-            <w:r>
-              <w:t>problem_description</w:t>
-            </w:r>
-            <w:proofErr w:type="spellEnd"/>
-            <w:r>
-              <w:t xml:space="preserve">?: </w:t>
-            </w:r>
-            <w:proofErr w:type="spellStart"/>
-            <w:r>
-              <w:t>string</w:t>
-            </w:r>
-            <w:proofErr w:type="spellEnd"/>
-          </w:p>
-          <w:p>
-            <w:pPr>
-              <w:cnfStyle w:val="000000100000" w:firstRow="0" w:lastRow="0" w:firstColumn="0" w:lastColumn="0" w:oddVBand="0" w:evenVBand="0" w:oddHBand="1" w:evenHBand="0" w:firstRowFirstColumn="0" w:firstRowLastColumn="0" w:lastRowFirstColumn="0" w:lastRowLastColumn="0"/>
-            </w:pPr>
-            <w:proofErr w:type="spellStart"/>
-            <w:r>
-              <w:t>service_price</w:t>
-            </w:r>
-            <w:proofErr w:type="spellEnd"/>
-            <w:r>
-              <w:t xml:space="preserve">?: </w:t>
-            </w:r>
-            <w:proofErr w:type="spellStart"/>
-            <w:r>
-              <w:t>number</w:t>
-            </w:r>
-            <w:proofErr w:type="spellEnd"/>
-            <w:r>
-              <w:t>,</w:t>
-            </w:r>
-          </w:p>
-          <w:p>
-            <w:pPr>
-              <w:cnfStyle w:val="000000100000" w:firstRow="0" w:lastRow="0" w:firstColumn="0" w:lastColumn="0" w:oddVBand="0" w:evenVBand="0" w:oddHBand="1" w:evenHBand="0" w:firstRowFirstColumn="0" w:firstRowLastColumn="0" w:lastRowFirstColumn="0" w:lastRowLastColumn="0"/>
-            </w:pPr>
-            <w:proofErr w:type="spellStart"/>
-            <w:r>
-              <w:t>bringback_date</w:t>
-            </w:r>
-            <w:proofErr w:type="spellEnd"/>
-            <w:r>
-              <w:t xml:space="preserve">?: </w:t>
-            </w:r>
-            <w:proofErr w:type="spellStart"/>
-            <w:r>
-              <w:t>string</w:t>
-            </w:r>
-            <w:proofErr w:type="spellEnd"/>
+            <w:r>
+              <w:t>id: number</w:t>
+            </w:r>
+          </w:p>
+          <w:p>
+            <w:pPr>
+              <w:cnfStyle w:val="000000100000" w:firstRow="0" w:lastRow="0" w:firstColumn="0" w:lastColumn="0" w:oddVBand="0" w:evenVBand="0" w:oddHBand="1" w:evenHBand="0" w:firstRowFirstColumn="0" w:firstRowLastColumn="0" w:lastRowFirstColumn="0" w:lastRowLastColumn="0"/>
+            </w:pPr>
+            <w:r>
+              <w:t>customer_name?: string,</w:t>
+            </w:r>
+          </w:p>
+          <w:p>
+            <w:pPr>
+              <w:cnfStyle w:val="000000100000" w:firstRow="0" w:lastRow="0" w:firstColumn="0" w:lastColumn="0" w:oddVBand="0" w:evenVBand="0" w:oddHBand="1" w:evenHBand="0" w:firstRowFirstColumn="0" w:firstRowLastColumn="0" w:lastRowFirstColumn="0" w:lastRowLastColumn="0"/>
+            </w:pPr>
+            <w:r>
+              <w:t>service_date?: string,</w:t>
+            </w:r>
+          </w:p>
+          <w:p>
+            <w:pPr>
+              <w:cnfStyle w:val="000000100000" w:firstRow="0" w:lastRow="0" w:firstColumn="0" w:lastColumn="0" w:oddVBand="0" w:evenVBand="0" w:oddHBand="1" w:evenHBand="0" w:firstRowFirstColumn="0" w:firstRowLastColumn="0" w:lastRowFirstColumn="0" w:lastRowLastColumn="0"/>
+            </w:pPr>
+            <w:r>
+              <w:t>problem_description?: string</w:t>
+            </w:r>
+          </w:p>
+          <w:p>
+            <w:pPr>
+              <w:cnfStyle w:val="000000100000" w:firstRow="0" w:lastRow="0" w:firstColumn="0" w:lastColumn="0" w:oddVBand="0" w:evenVBand="0" w:oddHBand="1" w:evenHBand="0" w:firstRowFirstColumn="0" w:firstRowLastColumn="0" w:lastRowFirstColumn="0" w:lastRowLastColumn="0"/>
+            </w:pPr>
+            <w:r>
+              <w:t>service_price?: number,</w:t>
+            </w:r>
+          </w:p>
+          <w:p>
+            <w:pPr>
+              <w:cnfStyle w:val="000000100000" w:firstRow="0" w:lastRow="0" w:firstColumn="0" w:lastColumn="0" w:oddVBand="0" w:evenVBand="0" w:oddHBand="1" w:evenHBand="0" w:firstRowFirstColumn="0" w:firstRowLastColumn="0" w:lastRowFirstColumn="0" w:lastRowLastColumn="0"/>
+            </w:pPr>
+            <w:r>
+              <w:t>bringback_date?: string</w:t>
+            </w:r>
           </w:p>
           <w:p>
             <w:pPr>
@@ -11827,49 +8683,7 @@
         <w:rPr>
           <w:u w:val="single"/>
         </w:rPr>
-        <w:t>(PATCH) „/</w:t>
-      </w:r>
-      <w:proofErr w:type="spellStart"/>
-      <w:r>
-        <w:rPr>
-          <w:u w:val="single"/>
-        </w:rPr>
-        <w:t>api</w:t>
-      </w:r>
-      <w:proofErr w:type="spellEnd"/>
-      <w:r>
-        <w:rPr>
-          <w:u w:val="single"/>
-        </w:rPr>
-        <w:t>/</w:t>
-      </w:r>
-      <w:proofErr w:type="spellStart"/>
-      <w:r>
-        <w:rPr>
-          <w:u w:val="single"/>
-        </w:rPr>
-        <w:t>admin</w:t>
-      </w:r>
-      <w:proofErr w:type="spellEnd"/>
-      <w:r>
-        <w:rPr>
-          <w:u w:val="single"/>
-        </w:rPr>
-        <w:t>/</w:t>
-      </w:r>
-      <w:proofErr w:type="spellStart"/>
-      <w:r>
-        <w:rPr>
-          <w:u w:val="single"/>
-        </w:rPr>
-        <w:t>finalize?id</w:t>
-      </w:r>
-      <w:proofErr w:type="spellEnd"/>
-      <w:r>
-        <w:rPr>
-          <w:u w:val="single"/>
-        </w:rPr>
-        <w:t>=”:</w:t>
+        <w:t>(PATCH) „/api/admin/finalize?id=”:</w:t>
       </w:r>
     </w:p>
     <w:p>
@@ -11972,111 +8786,43 @@
                 <w:bCs w:val="0"/>
               </w:rPr>
             </w:pPr>
-            <w:proofErr w:type="spellStart"/>
-            <w:r>
-              <w:rPr>
-                <w:b w:val="0"/>
-                <w:bCs w:val="0"/>
-              </w:rPr>
-              <w:t>service_id</w:t>
-            </w:r>
-            <w:proofErr w:type="spellEnd"/>
-            <w:r>
-              <w:rPr>
-                <w:b w:val="0"/>
-                <w:bCs w:val="0"/>
-              </w:rPr>
-              <w:t xml:space="preserve">?: </w:t>
-            </w:r>
-            <w:proofErr w:type="spellStart"/>
-            <w:r>
-              <w:rPr>
-                <w:b w:val="0"/>
-                <w:bCs w:val="0"/>
-              </w:rPr>
-              <w:t>string</w:t>
-            </w:r>
-            <w:proofErr w:type="spellEnd"/>
-            <w:r>
-              <w:rPr>
-                <w:b w:val="0"/>
-                <w:bCs w:val="0"/>
-              </w:rPr>
-              <w:t xml:space="preserve">, </w:t>
-            </w:r>
-          </w:p>
-          <w:p>
-            <w:pPr>
-              <w:rPr>
-                <w:b w:val="0"/>
-                <w:bCs w:val="0"/>
-              </w:rPr>
-            </w:pPr>
-            <w:proofErr w:type="spellStart"/>
-            <w:r>
-              <w:rPr>
-                <w:b w:val="0"/>
-                <w:bCs w:val="0"/>
-              </w:rPr>
-              <w:t>service_price</w:t>
-            </w:r>
-            <w:proofErr w:type="spellEnd"/>
-            <w:r>
-              <w:rPr>
-                <w:b w:val="0"/>
-                <w:bCs w:val="0"/>
-              </w:rPr>
-              <w:t xml:space="preserve">?: </w:t>
-            </w:r>
-            <w:proofErr w:type="spellStart"/>
-            <w:r>
-              <w:rPr>
-                <w:b w:val="0"/>
-                <w:bCs w:val="0"/>
-              </w:rPr>
-              <w:t>number</w:t>
-            </w:r>
-            <w:proofErr w:type="spellEnd"/>
-            <w:r>
-              <w:rPr>
-                <w:b w:val="0"/>
-                <w:bCs w:val="0"/>
-              </w:rPr>
-              <w:t>,</w:t>
-            </w:r>
-          </w:p>
-          <w:p>
-            <w:pPr>
-              <w:rPr>
-                <w:b w:val="0"/>
-                <w:bCs w:val="0"/>
-              </w:rPr>
-            </w:pPr>
-            <w:proofErr w:type="spellStart"/>
-            <w:r>
-              <w:rPr>
-                <w:b w:val="0"/>
-                <w:bCs w:val="0"/>
-              </w:rPr>
-              <w:t>bringback_date</w:t>
-            </w:r>
-            <w:proofErr w:type="spellEnd"/>
-            <w:r>
-              <w:rPr>
-                <w:b w:val="0"/>
-                <w:bCs w:val="0"/>
-              </w:rPr>
-              <w:t xml:space="preserve">?: </w:t>
-            </w:r>
-            <w:proofErr w:type="spellStart"/>
-            <w:r>
-              <w:rPr>
-                <w:b w:val="0"/>
-                <w:bCs w:val="0"/>
-              </w:rPr>
-              <w:t>string</w:t>
-            </w:r>
-            <w:proofErr w:type="spellEnd"/>
+            <w:r>
+              <w:rPr>
+                <w:b w:val="0"/>
+                <w:bCs w:val="0"/>
+              </w:rPr>
+              <w:t xml:space="preserve">service_id?: string, </w:t>
+            </w:r>
+          </w:p>
+          <w:p>
+            <w:pPr>
+              <w:rPr>
+                <w:b w:val="0"/>
+                <w:bCs w:val="0"/>
+              </w:rPr>
+            </w:pPr>
+            <w:r>
+              <w:rPr>
+                <w:b w:val="0"/>
+                <w:bCs w:val="0"/>
+              </w:rPr>
+              <w:t>service_price?: number,</w:t>
+            </w:r>
+          </w:p>
+          <w:p>
+            <w:pPr>
+              <w:rPr>
+                <w:b w:val="0"/>
+                <w:bCs w:val="0"/>
+              </w:rPr>
+            </w:pPr>
+            <w:r>
+              <w:rPr>
+                <w:b w:val="0"/>
+                <w:bCs w:val="0"/>
+              </w:rPr>
+              <w:t>bringback_date?: string</w:t>
+            </w:r>
           </w:p>
           <w:p>
             <w:pPr>
@@ -12132,11 +8878,9 @@
             <w:pPr>
               <w:cnfStyle w:val="000000100000" w:firstRow="0" w:lastRow="0" w:firstColumn="0" w:lastColumn="0" w:oddVBand="0" w:evenVBand="0" w:oddHBand="1" w:evenHBand="0" w:firstRowFirstColumn="0" w:firstRowLastColumn="0" w:lastRowFirstColumn="0" w:lastRowLastColumn="0"/>
             </w:pPr>
-            <w:proofErr w:type="spellStart"/>
             <w:r>
               <w:t>message:string</w:t>
             </w:r>
-            <w:proofErr w:type="spellEnd"/>
           </w:p>
           <w:p>
             <w:pPr>
@@ -12173,15 +8917,7 @@
         </w:numPr>
       </w:pPr>
       <w:r>
-        <w:t xml:space="preserve">(400) Nem található felhasználó az adott szervizidőponthoz: Ha a kérés </w:t>
-      </w:r>
-      <w:proofErr w:type="spellStart"/>
-      <w:r>
-        <w:t>query</w:t>
-      </w:r>
-      <w:proofErr w:type="spellEnd"/>
-      <w:r>
-        <w:t xml:space="preserve"> paraméterében található szerviz-azonosító nem köthető semmilyen szervizidőponthoz, a backend 400-as státuszkóddal és hibaüzenettel tér vissza.</w:t>
+        <w:t>(400) Nem található felhasználó az adott szervizidőponthoz: Ha a kérés query paraméterében található szerviz-azonosító nem köthető semmilyen szervizidőponthoz, a backend 400-as státuszkóddal és hibaüzenettel tér vissza.</w:t>
       </w:r>
     </w:p>
     <w:p>
@@ -12248,49 +8984,7 @@
         <w:rPr>
           <w:u w:val="single"/>
         </w:rPr>
-        <w:t>(DELETE) „/</w:t>
-      </w:r>
-      <w:proofErr w:type="spellStart"/>
-      <w:r>
-        <w:rPr>
-          <w:u w:val="single"/>
-        </w:rPr>
-        <w:t>api</w:t>
-      </w:r>
-      <w:proofErr w:type="spellEnd"/>
-      <w:r>
-        <w:rPr>
-          <w:u w:val="single"/>
-        </w:rPr>
-        <w:t>/</w:t>
-      </w:r>
-      <w:proofErr w:type="spellStart"/>
-      <w:r>
-        <w:rPr>
-          <w:u w:val="single"/>
-        </w:rPr>
-        <w:t>admin</w:t>
-      </w:r>
-      <w:proofErr w:type="spellEnd"/>
-      <w:r>
-        <w:rPr>
-          <w:u w:val="single"/>
-        </w:rPr>
-        <w:t>/</w:t>
-      </w:r>
-      <w:proofErr w:type="spellStart"/>
-      <w:r>
-        <w:rPr>
-          <w:u w:val="single"/>
-        </w:rPr>
-        <w:t>appointment?id</w:t>
-      </w:r>
-      <w:proofErr w:type="spellEnd"/>
-      <w:r>
-        <w:rPr>
-          <w:u w:val="single"/>
-        </w:rPr>
-        <w:t>=”:</w:t>
+        <w:t>(DELETE) „/api/admin/appointment?id=”:</w:t>
       </w:r>
     </w:p>
     <w:p>
@@ -12299,15 +8993,7 @@
         <w:ind w:left="1416"/>
       </w:pPr>
       <w:r>
-        <w:t xml:space="preserve">A kéréssel képesek vagyunk törölni egy már megtörtént időpontot. A kérés </w:t>
-      </w:r>
-      <w:proofErr w:type="spellStart"/>
-      <w:r>
-        <w:t>query</w:t>
-      </w:r>
-      <w:proofErr w:type="spellEnd"/>
-      <w:r>
-        <w:t xml:space="preserve"> paraméterében, az időpont azonosítóját kötelező megadni, hogy megtaláljuk a törölni kívánt időpontot. A backend pedig egy válasz üzenetet küld a művelet sikerességéről.</w:t>
+        <w:t>A kéréssel képesek vagyunk törölni egy már megtörtént időpontot. A kérés query paraméterében, az időpont azonosítóját kötelező megadni, hogy megtaláljuk a törölni kívánt időpontot. A backend pedig egy válasz üzenetet küld a művelet sikerességéről.</w:t>
       </w:r>
     </w:p>
     <w:p>
@@ -12409,11 +9095,9 @@
             <w:pPr>
               <w:cnfStyle w:val="000000100000" w:firstRow="0" w:lastRow="0" w:firstColumn="0" w:lastColumn="0" w:oddVBand="0" w:evenVBand="0" w:oddHBand="1" w:evenHBand="0" w:firstRowFirstColumn="0" w:firstRowLastColumn="0" w:lastRowFirstColumn="0" w:lastRowLastColumn="0"/>
             </w:pPr>
-            <w:proofErr w:type="spellStart"/>
             <w:r>
               <w:t>message:string</w:t>
             </w:r>
-            <w:proofErr w:type="spellEnd"/>
           </w:p>
           <w:p>
             <w:pPr>
@@ -12471,15 +9155,7 @@
         </w:numPr>
       </w:pPr>
       <w:r>
-        <w:t xml:space="preserve">(400) Nem megfelelő formátumú a szervizazonosító: Ha a kérés </w:t>
-      </w:r>
-      <w:proofErr w:type="spellStart"/>
-      <w:r>
-        <w:t>query</w:t>
-      </w:r>
-      <w:proofErr w:type="spellEnd"/>
-      <w:r>
-        <w:t xml:space="preserve"> paraméterében található szervizazonosító nem megfelelő formátumú, a backend 400-as státuszkóddal és hibaüzenettel tér vissza.</w:t>
+        <w:t>(400) Nem megfelelő formátumú a szervizazonosító: Ha a kérés query paraméterében található szervizazonosító nem megfelelő formátumú, a backend 400-as státuszkóddal és hibaüzenettel tér vissza.</w:t>
       </w:r>
     </w:p>
     <w:p>
@@ -12557,49 +9233,7 @@
         <w:rPr>
           <w:u w:val="single"/>
         </w:rPr>
-        <w:t>(GET) „/</w:t>
-      </w:r>
-      <w:proofErr w:type="spellStart"/>
-      <w:r>
-        <w:rPr>
-          <w:u w:val="single"/>
-        </w:rPr>
-        <w:t>api</w:t>
-      </w:r>
-      <w:proofErr w:type="spellEnd"/>
-      <w:r>
-        <w:rPr>
-          <w:u w:val="single"/>
-        </w:rPr>
-        <w:t>/</w:t>
-      </w:r>
-      <w:proofErr w:type="spellStart"/>
-      <w:r>
-        <w:rPr>
-          <w:u w:val="single"/>
-        </w:rPr>
-        <w:t>admin</w:t>
-      </w:r>
-      <w:proofErr w:type="spellEnd"/>
-      <w:r>
-        <w:rPr>
-          <w:u w:val="single"/>
-        </w:rPr>
-        <w:t>/</w:t>
-      </w:r>
-      <w:proofErr w:type="spellStart"/>
-      <w:r>
-        <w:rPr>
-          <w:u w:val="single"/>
-        </w:rPr>
-        <w:t>appointment?id</w:t>
-      </w:r>
-      <w:proofErr w:type="spellEnd"/>
-      <w:r>
-        <w:rPr>
-          <w:u w:val="single"/>
-        </w:rPr>
-        <w:t>=”:</w:t>
+        <w:t>(GET) „/api/admin/appointment?id=”:</w:t>
       </w:r>
     </w:p>
     <w:p>
@@ -12608,15 +9242,7 @@
         <w:ind w:left="1416"/>
       </w:pPr>
       <w:r>
-        <w:t xml:space="preserve">A kéréssel egy adott időpont adatait tudjuk lekérni. A kérés </w:t>
-      </w:r>
-      <w:proofErr w:type="spellStart"/>
-      <w:r>
-        <w:t>query</w:t>
-      </w:r>
-      <w:proofErr w:type="spellEnd"/>
-      <w:r>
-        <w:t xml:space="preserve"> paraméterében, az időpont azonosítóját kötelező megadni, hogy a megfelelő szervizidőpont adatait kapja a felhasználó a szerverről. A backend pedig egy válasz üzenetet küld a művelet sikerességéről.</w:t>
+        <w:t>A kéréssel egy adott időpont adatait tudjuk lekérni. A kérés query paraméterében, az időpont azonosítóját kötelező megadni, hogy a megfelelő szervizidőpont adatait kapja a felhasználó a szerverről. A backend pedig egy válasz üzenetet küld a művelet sikerességéről.</w:t>
       </w:r>
     </w:p>
     <w:p>
@@ -12718,100 +9344,41 @@
             <w:pPr>
               <w:cnfStyle w:val="000000100000" w:firstRow="0" w:lastRow="0" w:firstColumn="0" w:lastColumn="0" w:oddVBand="0" w:evenVBand="0" w:oddHBand="1" w:evenHBand="0" w:firstRowFirstColumn="0" w:firstRowLastColumn="0" w:lastRowFirstColumn="0" w:lastRowLastColumn="0"/>
             </w:pPr>
-            <w:proofErr w:type="spellStart"/>
-            <w:r>
-              <w:t>customer_name</w:t>
-            </w:r>
-            <w:proofErr w:type="spellEnd"/>
-            <w:r>
-              <w:t xml:space="preserve">?: </w:t>
-            </w:r>
-            <w:proofErr w:type="spellStart"/>
-            <w:r>
-              <w:t>string</w:t>
-            </w:r>
-            <w:proofErr w:type="spellEnd"/>
-            <w:r>
-              <w:t>,</w:t>
-            </w:r>
-          </w:p>
-          <w:p>
-            <w:pPr>
-              <w:cnfStyle w:val="000000100000" w:firstRow="0" w:lastRow="0" w:firstColumn="0" w:lastColumn="0" w:oddVBand="0" w:evenVBand="0" w:oddHBand="1" w:evenHBand="0" w:firstRowFirstColumn="0" w:firstRowLastColumn="0" w:lastRowFirstColumn="0" w:lastRowLastColumn="0"/>
-            </w:pPr>
-            <w:proofErr w:type="spellStart"/>
-            <w:r>
-              <w:t>service_date</w:t>
-            </w:r>
-            <w:proofErr w:type="spellEnd"/>
-            <w:r>
-              <w:t xml:space="preserve">?: </w:t>
-            </w:r>
-            <w:proofErr w:type="spellStart"/>
-            <w:r>
-              <w:t>string</w:t>
-            </w:r>
-            <w:proofErr w:type="spellEnd"/>
-            <w:r>
-              <w:t>,</w:t>
-            </w:r>
-          </w:p>
-          <w:p>
-            <w:pPr>
-              <w:cnfStyle w:val="000000100000" w:firstRow="0" w:lastRow="0" w:firstColumn="0" w:lastColumn="0" w:oddVBand="0" w:evenVBand="0" w:oddHBand="1" w:evenHBand="0" w:firstRowFirstColumn="0" w:firstRowLastColumn="0" w:lastRowFirstColumn="0" w:lastRowLastColumn="0"/>
-            </w:pPr>
-            <w:proofErr w:type="spellStart"/>
-            <w:r>
-              <w:t>problem_description</w:t>
-            </w:r>
-            <w:proofErr w:type="spellEnd"/>
-            <w:r>
-              <w:t xml:space="preserve">?: </w:t>
-            </w:r>
-            <w:proofErr w:type="spellStart"/>
-            <w:r>
-              <w:t>string</w:t>
-            </w:r>
-            <w:proofErr w:type="spellEnd"/>
-          </w:p>
-          <w:p>
-            <w:pPr>
-              <w:cnfStyle w:val="000000100000" w:firstRow="0" w:lastRow="0" w:firstColumn="0" w:lastColumn="0" w:oddVBand="0" w:evenVBand="0" w:oddHBand="1" w:evenHBand="0" w:firstRowFirstColumn="0" w:firstRowLastColumn="0" w:lastRowFirstColumn="0" w:lastRowLastColumn="0"/>
-            </w:pPr>
-            <w:proofErr w:type="spellStart"/>
-            <w:r>
-              <w:t>service_price</w:t>
-            </w:r>
-            <w:proofErr w:type="spellEnd"/>
-            <w:r>
-              <w:t xml:space="preserve">?: </w:t>
-            </w:r>
-            <w:proofErr w:type="spellStart"/>
-            <w:r>
-              <w:t>number</w:t>
-            </w:r>
-            <w:proofErr w:type="spellEnd"/>
-            <w:r>
-              <w:t>,</w:t>
-            </w:r>
-          </w:p>
-          <w:p>
-            <w:pPr>
-              <w:cnfStyle w:val="000000100000" w:firstRow="0" w:lastRow="0" w:firstColumn="0" w:lastColumn="0" w:oddVBand="0" w:evenVBand="0" w:oddHBand="1" w:evenHBand="0" w:firstRowFirstColumn="0" w:firstRowLastColumn="0" w:lastRowFirstColumn="0" w:lastRowLastColumn="0"/>
-            </w:pPr>
-            <w:proofErr w:type="spellStart"/>
-            <w:r>
-              <w:t>bringback_date</w:t>
-            </w:r>
-            <w:proofErr w:type="spellEnd"/>
-            <w:r>
-              <w:t xml:space="preserve">?: </w:t>
-            </w:r>
-            <w:proofErr w:type="spellStart"/>
-            <w:r>
-              <w:t>string</w:t>
-            </w:r>
-            <w:proofErr w:type="spellEnd"/>
+            <w:r>
+              <w:t>customer_name?: string,</w:t>
+            </w:r>
+          </w:p>
+          <w:p>
+            <w:pPr>
+              <w:cnfStyle w:val="000000100000" w:firstRow="0" w:lastRow="0" w:firstColumn="0" w:lastColumn="0" w:oddVBand="0" w:evenVBand="0" w:oddHBand="1" w:evenHBand="0" w:firstRowFirstColumn="0" w:firstRowLastColumn="0" w:lastRowFirstColumn="0" w:lastRowLastColumn="0"/>
+            </w:pPr>
+            <w:r>
+              <w:t>service_date?: string,</w:t>
+            </w:r>
+          </w:p>
+          <w:p>
+            <w:pPr>
+              <w:cnfStyle w:val="000000100000" w:firstRow="0" w:lastRow="0" w:firstColumn="0" w:lastColumn="0" w:oddVBand="0" w:evenVBand="0" w:oddHBand="1" w:evenHBand="0" w:firstRowFirstColumn="0" w:firstRowLastColumn="0" w:lastRowFirstColumn="0" w:lastRowLastColumn="0"/>
+            </w:pPr>
+            <w:r>
+              <w:t>problem_description?: string</w:t>
+            </w:r>
+          </w:p>
+          <w:p>
+            <w:pPr>
+              <w:cnfStyle w:val="000000100000" w:firstRow="0" w:lastRow="0" w:firstColumn="0" w:lastColumn="0" w:oddVBand="0" w:evenVBand="0" w:oddHBand="1" w:evenHBand="0" w:firstRowFirstColumn="0" w:firstRowLastColumn="0" w:lastRowFirstColumn="0" w:lastRowLastColumn="0"/>
+            </w:pPr>
+            <w:r>
+              <w:t>service_price?: number,</w:t>
+            </w:r>
+          </w:p>
+          <w:p>
+            <w:pPr>
+              <w:cnfStyle w:val="000000100000" w:firstRow="0" w:lastRow="0" w:firstColumn="0" w:lastColumn="0" w:oddVBand="0" w:evenVBand="0" w:oddHBand="1" w:evenHBand="0" w:firstRowFirstColumn="0" w:firstRowLastColumn="0" w:lastRowFirstColumn="0" w:lastRowLastColumn="0"/>
+            </w:pPr>
+            <w:r>
+              <w:t>bringback_date?: string</w:t>
+            </w:r>
           </w:p>
           <w:p>
             <w:pPr>
@@ -12861,15 +9428,7 @@
         </w:numPr>
       </w:pPr>
       <w:r>
-        <w:t xml:space="preserve">(400) Nem megfelelő formátumú a szervizazonosító: Ha a kérés </w:t>
-      </w:r>
-      <w:proofErr w:type="spellStart"/>
-      <w:r>
-        <w:t>query</w:t>
-      </w:r>
-      <w:proofErr w:type="spellEnd"/>
-      <w:r>
-        <w:t xml:space="preserve"> paraméterében található szervizazonosító nem megfelelő formátumú, a backend 400-as státuszkóddal és hibaüzenettel tér vissza.</w:t>
+        <w:t>(400) Nem megfelelő formátumú a szervizazonosító: Ha a kérés query paraméterében található szervizazonosító nem megfelelő formátumú, a backend 400-as státuszkóddal és hibaüzenettel tér vissza.</w:t>
       </w:r>
     </w:p>
     <w:p>
@@ -12886,15 +9445,7 @@
         </w:numPr>
       </w:pPr>
       <w:r>
-        <w:t xml:space="preserve">(404) A szervizidőpont nem található: Ha a megadott </w:t>
-      </w:r>
-      <w:proofErr w:type="spellStart"/>
-      <w:r>
-        <w:t>query</w:t>
-      </w:r>
-      <w:proofErr w:type="spellEnd"/>
-      <w:r>
-        <w:t xml:space="preserve"> paraméterben található szervizazonosítóhoz nem tartozik rekord az adatbázisban, a backend 404-as státuszkóddal és hibaüzenettel tér vissza.</w:t>
+        <w:t>(404) A szervizidőpont nem található: Ha a megadott query paraméterben található szervizazonosítóhoz nem tartozik rekord az adatbázisban, a backend 404-as státuszkóddal és hibaüzenettel tér vissza.</w:t>
       </w:r>
     </w:p>
     <w:p>
@@ -12946,35 +9497,7 @@
         <w:rPr>
           <w:u w:val="single"/>
         </w:rPr>
-        <w:t>(POST) „/</w:t>
-      </w:r>
-      <w:proofErr w:type="spellStart"/>
-      <w:r>
-        <w:rPr>
-          <w:u w:val="single"/>
-        </w:rPr>
-        <w:t>api</w:t>
-      </w:r>
-      <w:proofErr w:type="spellEnd"/>
-      <w:r>
-        <w:rPr>
-          <w:u w:val="single"/>
-        </w:rPr>
-        <w:t>/</w:t>
-      </w:r>
-      <w:proofErr w:type="spellStart"/>
-      <w:r>
-        <w:rPr>
-          <w:u w:val="single"/>
-        </w:rPr>
-        <w:t>newappointment</w:t>
-      </w:r>
-      <w:proofErr w:type="spellEnd"/>
-      <w:r>
-        <w:rPr>
-          <w:u w:val="single"/>
-        </w:rPr>
-        <w:t>”:</w:t>
+        <w:t>(POST) „/api/newappointment”:</w:t>
       </w:r>
     </w:p>
     <w:p>
@@ -13065,31 +9588,13 @@
           </w:p>
           <w:p/>
           <w:p>
-            <w:proofErr w:type="spellStart"/>
-            <w:r>
-              <w:rPr>
-                <w:b w:val="0"/>
-                <w:bCs w:val="0"/>
-              </w:rPr>
-              <w:t>appointmentDate</w:t>
-            </w:r>
-            <w:proofErr w:type="spellEnd"/>
-            <w:r>
-              <w:rPr>
-                <w:b w:val="0"/>
-                <w:bCs w:val="0"/>
-              </w:rPr>
-              <w:t xml:space="preserve">: </w:t>
-            </w:r>
-            <w:proofErr w:type="spellStart"/>
-            <w:r>
-              <w:rPr>
-                <w:b w:val="0"/>
-                <w:bCs w:val="0"/>
-              </w:rPr>
-              <w:t>string</w:t>
-            </w:r>
-            <w:proofErr w:type="spellEnd"/>
+            <w:r>
+              <w:rPr>
+                <w:b w:val="0"/>
+                <w:bCs w:val="0"/>
+              </w:rPr>
+              <w:t>appointmentDate: string</w:t>
+            </w:r>
           </w:p>
           <w:p/>
           <w:p>
@@ -13130,19 +9635,9 @@
             <w:pPr>
               <w:cnfStyle w:val="000000100000" w:firstRow="0" w:lastRow="0" w:firstColumn="0" w:lastColumn="0" w:oddVBand="0" w:evenVBand="0" w:oddHBand="1" w:evenHBand="0" w:firstRowFirstColumn="0" w:firstRowLastColumn="0" w:lastRowFirstColumn="0" w:lastRowLastColumn="0"/>
             </w:pPr>
-            <w:proofErr w:type="spellStart"/>
-            <w:r>
-              <w:t>message</w:t>
-            </w:r>
-            <w:proofErr w:type="spellEnd"/>
-            <w:r>
-              <w:t xml:space="preserve">: </w:t>
-            </w:r>
-            <w:proofErr w:type="spellStart"/>
-            <w:r>
-              <w:t>string</w:t>
-            </w:r>
-            <w:proofErr w:type="spellEnd"/>
+            <w:r>
+              <w:t>message: string</w:t>
+            </w:r>
           </w:p>
           <w:p>
             <w:pPr>
@@ -16209,7 +12704,12 @@
 </file>
 
 <file path=customXml/item2.xml><?xml version="1.0" encoding="utf-8"?>
-<b:Sources xmlns:b="http://schemas.openxmlformats.org/officeDocument/2006/bibliography" xmlns="http://schemas.openxmlformats.org/officeDocument/2006/bibliography" SelectedStyle="\APASixthEditionOfficeOnline.xsl" StyleName="APA" Version="6"/>
+<?mso-contentType ?>
+<FormTemplates xmlns="http://schemas.microsoft.com/sharepoint/v3/contenttype/forms">
+  <Display>DocumentLibraryForm</Display>
+  <Edit>DocumentLibraryForm</Edit>
+  <New>DocumentLibraryForm</New>
+</FormTemplates>
 </file>
 
 <file path=customXml/item3.xml><?xml version="1.0" encoding="utf-8"?>
@@ -16225,12 +12725,7 @@
 </file>
 
 <file path=customXml/item4.xml><?xml version="1.0" encoding="utf-8"?>
-<?mso-contentType ?>
-<FormTemplates xmlns="http://schemas.microsoft.com/sharepoint/v3/contenttype/forms">
-  <Display>DocumentLibraryForm</Display>
-  <Edit>DocumentLibraryForm</Edit>
-  <New>DocumentLibraryForm</New>
-</FormTemplates>
+<b:Sources xmlns:b="http://schemas.openxmlformats.org/officeDocument/2006/bibliography" xmlns="http://schemas.openxmlformats.org/officeDocument/2006/bibliography" SelectedStyle="\APASixthEditionOfficeOnline.xsl" StyleName="APA" Version="6"/>
 </file>
 
 <file path=customXml/itemProps1.xml><?xml version="1.0" encoding="utf-8"?>
@@ -16253,9 +12748,9 @@
 </file>
 
 <file path=customXml/itemProps2.xml><?xml version="1.0" encoding="utf-8"?>
-<ds:datastoreItem xmlns:ds="http://schemas.openxmlformats.org/officeDocument/2006/customXml" ds:itemID="{CB2DD98F-A726-4AE1-B27A-9BE01DA5AEA6}">
+<ds:datastoreItem xmlns:ds="http://schemas.openxmlformats.org/officeDocument/2006/customXml" ds:itemID="{82F1E587-2793-41CF-BABD-5ABA52665E03}">
   <ds:schemaRefs>
-    <ds:schemaRef ds:uri="http://schemas.openxmlformats.org/officeDocument/2006/bibliography"/>
+    <ds:schemaRef ds:uri="http://schemas.microsoft.com/sharepoint/v3/contenttype/forms"/>
   </ds:schemaRefs>
 </ds:datastoreItem>
 </file>
@@ -16272,9 +12767,9 @@
 </file>
 
 <file path=customXml/itemProps4.xml><?xml version="1.0" encoding="utf-8"?>
-<ds:datastoreItem xmlns:ds="http://schemas.openxmlformats.org/officeDocument/2006/customXml" ds:itemID="{82F1E587-2793-41CF-BABD-5ABA52665E03}">
+<ds:datastoreItem xmlns:ds="http://schemas.openxmlformats.org/officeDocument/2006/customXml" ds:itemID="{CB2DD98F-A726-4AE1-B27A-9BE01DA5AEA6}">
   <ds:schemaRefs>
-    <ds:schemaRef ds:uri="http://schemas.microsoft.com/sharepoint/v3/contenttype/forms"/>
+    <ds:schemaRef ds:uri="http://schemas.openxmlformats.org/officeDocument/2006/bibliography"/>
   </ds:schemaRefs>
 </ds:datastoreItem>
 </file>